--- a/proposal/02-proposal.docx
+++ b/proposal/02-proposal.docx
@@ -1667,7 +1667,11 @@
               <w:tab w:val="right" w:leader="dot" w:pos="7927"/>
             </w:tabs>
             <w:rPr>
+              <w:rFonts w:asciiTheme="minorHAnsi" w:eastAsiaTheme="minorEastAsia" w:hAnsiTheme="minorHAnsi" w:cstheme="minorBidi"/>
               <w:noProof/>
+              <w:color w:val="auto"/>
+              <w:kern w:val="2"/>
+              <w14:ligatures w14:val="standardContextual"/>
             </w:rPr>
           </w:pPr>
           <w:r>
@@ -1679,13 +1683,14 @@
           <w:r>
             <w:fldChar w:fldCharType="separate"/>
           </w:r>
-          <w:hyperlink w:anchor="_Toc232878427" w:history="1">
+          <w:hyperlink w:anchor="_Toc233044509" w:history="1">
             <w:r>
               <w:rPr>
                 <w:rStyle w:val="Hyperlink"/>
                 <w:noProof/>
-              </w:rPr>
-              <w:t>Gambar   Komposisi dan status pengelolaan sampah</w:t>
+                <w:lang w:val="sv-SE"/>
+              </w:rPr>
+              <w:t>Gambar 1.1  Komposisi dan status pengelolaan sampah</w:t>
             </w:r>
             <w:r>
               <w:rPr>
@@ -1703,7 +1708,7 @@
               <w:rPr>
                 <w:noProof/>
               </w:rPr>
-              <w:instrText xml:space="preserve"> PAGEREF _Toc232878427 \h </w:instrText>
+              <w:instrText xml:space="preserve"> PAGEREF _Toc233044509 \h </w:instrText>
             </w:r>
             <w:r>
               <w:rPr>
@@ -1737,16 +1742,21 @@
               <w:tab w:val="right" w:leader="dot" w:pos="7927"/>
             </w:tabs>
             <w:rPr>
+              <w:rFonts w:asciiTheme="minorHAnsi" w:eastAsiaTheme="minorEastAsia" w:hAnsiTheme="minorHAnsi" w:cstheme="minorBidi"/>
               <w:noProof/>
+              <w:color w:val="auto"/>
+              <w:kern w:val="2"/>
+              <w14:ligatures w14:val="standardContextual"/>
             </w:rPr>
           </w:pPr>
-          <w:hyperlink w:anchor="_Toc232878428" w:history="1">
+          <w:hyperlink w:anchor="_Toc233044510" w:history="1">
             <w:r>
               <w:rPr>
                 <w:rStyle w:val="Hyperlink"/>
                 <w:noProof/>
-              </w:rPr>
-              <w:t>Gambar   Rantai akar masalah pengangkutan sampah komunitas</w:t>
+                <w:lang w:val="sv-SE"/>
+              </w:rPr>
+              <w:t>Gambar 1.2  Rantai akar masalah pengangkutan sampah komunitas</w:t>
             </w:r>
             <w:r>
               <w:rPr>
@@ -1764,7 +1774,7 @@
               <w:rPr>
                 <w:noProof/>
               </w:rPr>
-              <w:instrText xml:space="preserve"> PAGEREF _Toc232878428 \h </w:instrText>
+              <w:instrText xml:space="preserve"> PAGEREF _Toc233044510 \h </w:instrText>
             </w:r>
             <w:r>
               <w:rPr>
@@ -1782,433 +1792,6 @@
                 <w:noProof/>
               </w:rPr>
               <w:t>7</w:t>
-            </w:r>
-            <w:r>
-              <w:rPr>
-                <w:noProof/>
-              </w:rPr>
-              <w:fldChar w:fldCharType="end"/>
-            </w:r>
-          </w:hyperlink>
-        </w:p>
-        <w:p>
-          <w:pPr>
-            <w:pStyle w:val="TableofFigures"/>
-            <w:tabs>
-              <w:tab w:val="right" w:leader="dot" w:pos="7927"/>
-            </w:tabs>
-            <w:rPr>
-              <w:noProof/>
-            </w:rPr>
-          </w:pPr>
-          <w:hyperlink w:anchor="_Toc232878429" w:history="1">
-            <w:r>
-              <w:rPr>
-                <w:rStyle w:val="Hyperlink"/>
-                <w:noProof/>
-              </w:rPr>
-              <w:t>Gambar   Alur kerja sistem RuteHijau</w:t>
-            </w:r>
-            <w:r>
-              <w:rPr>
-                <w:noProof/>
-              </w:rPr>
-              <w:tab/>
-            </w:r>
-            <w:r>
-              <w:rPr>
-                <w:noProof/>
-              </w:rPr>
-              <w:fldChar w:fldCharType="begin"/>
-            </w:r>
-            <w:r>
-              <w:rPr>
-                <w:noProof/>
-              </w:rPr>
-              <w:instrText xml:space="preserve"> PAGEREF _Toc232878429 \h </w:instrText>
-            </w:r>
-            <w:r>
-              <w:rPr>
-                <w:noProof/>
-              </w:rPr>
-            </w:r>
-            <w:r>
-              <w:rPr>
-                <w:noProof/>
-              </w:rPr>
-              <w:fldChar w:fldCharType="separate"/>
-            </w:r>
-            <w:r>
-              <w:rPr>
-                <w:noProof/>
-              </w:rPr>
-              <w:t>8</w:t>
-            </w:r>
-            <w:r>
-              <w:rPr>
-                <w:noProof/>
-              </w:rPr>
-              <w:fldChar w:fldCharType="end"/>
-            </w:r>
-          </w:hyperlink>
-        </w:p>
-        <w:p>
-          <w:pPr>
-            <w:pStyle w:val="TableofFigures"/>
-            <w:tabs>
-              <w:tab w:val="right" w:leader="dot" w:pos="7927"/>
-            </w:tabs>
-            <w:rPr>
-              <w:noProof/>
-            </w:rPr>
-          </w:pPr>
-          <w:hyperlink w:anchor="_Toc232878430" w:history="1">
-            <w:r>
-              <w:rPr>
-                <w:rStyle w:val="Hyperlink"/>
-                <w:noProof/>
-              </w:rPr>
-              <w:t>Gambar   Arsitektur sistem RuteHijau</w:t>
-            </w:r>
-            <w:r>
-              <w:rPr>
-                <w:noProof/>
-              </w:rPr>
-              <w:tab/>
-            </w:r>
-            <w:r>
-              <w:rPr>
-                <w:noProof/>
-              </w:rPr>
-              <w:fldChar w:fldCharType="begin"/>
-            </w:r>
-            <w:r>
-              <w:rPr>
-                <w:noProof/>
-              </w:rPr>
-              <w:instrText xml:space="preserve"> PAGEREF _Toc232878430 \h </w:instrText>
-            </w:r>
-            <w:r>
-              <w:rPr>
-                <w:noProof/>
-              </w:rPr>
-            </w:r>
-            <w:r>
-              <w:rPr>
-                <w:noProof/>
-              </w:rPr>
-              <w:fldChar w:fldCharType="separate"/>
-            </w:r>
-            <w:r>
-              <w:rPr>
-                <w:noProof/>
-              </w:rPr>
-              <w:t>10</w:t>
-            </w:r>
-            <w:r>
-              <w:rPr>
-                <w:noProof/>
-              </w:rPr>
-              <w:fldChar w:fldCharType="end"/>
-            </w:r>
-          </w:hyperlink>
-        </w:p>
-        <w:p>
-          <w:pPr>
-            <w:pStyle w:val="TableofFigures"/>
-            <w:tabs>
-              <w:tab w:val="right" w:leader="dot" w:pos="7927"/>
-            </w:tabs>
-            <w:rPr>
-              <w:noProof/>
-            </w:rPr>
-          </w:pPr>
-          <w:hyperlink w:anchor="_Toc232878431" w:history="1">
-            <w:r>
-              <w:rPr>
-                <w:rStyle w:val="Hyperlink"/>
-                <w:noProof/>
-              </w:rPr>
-              <w:t>Gambar   Perbandingan pola rute tanpa optimasi dan hasil optimasi</w:t>
-            </w:r>
-            <w:r>
-              <w:rPr>
-                <w:noProof/>
-              </w:rPr>
-              <w:tab/>
-            </w:r>
-            <w:r>
-              <w:rPr>
-                <w:noProof/>
-              </w:rPr>
-              <w:fldChar w:fldCharType="begin"/>
-            </w:r>
-            <w:r>
-              <w:rPr>
-                <w:noProof/>
-              </w:rPr>
-              <w:instrText xml:space="preserve"> PAGEREF _Toc232878431 \h </w:instrText>
-            </w:r>
-            <w:r>
-              <w:rPr>
-                <w:noProof/>
-              </w:rPr>
-            </w:r>
-            <w:r>
-              <w:rPr>
-                <w:noProof/>
-              </w:rPr>
-              <w:fldChar w:fldCharType="separate"/>
-            </w:r>
-            <w:r>
-              <w:rPr>
-                <w:noProof/>
-              </w:rPr>
-              <w:t>11</w:t>
-            </w:r>
-            <w:r>
-              <w:rPr>
-                <w:noProof/>
-              </w:rPr>
-              <w:fldChar w:fldCharType="end"/>
-            </w:r>
-          </w:hyperlink>
-        </w:p>
-        <w:p>
-          <w:pPr>
-            <w:pStyle w:val="TableofFigures"/>
-            <w:tabs>
-              <w:tab w:val="right" w:leader="dot" w:pos="7927"/>
-            </w:tabs>
-            <w:rPr>
-              <w:noProof/>
-            </w:rPr>
-          </w:pPr>
-          <w:hyperlink w:anchor="_Toc232878432" w:history="1">
-            <w:r>
-              <w:rPr>
-                <w:rStyle w:val="Hyperlink"/>
-                <w:noProof/>
-              </w:rPr>
-              <w:t>Gambar   Tampilan antarmuka RuteHijau</w:t>
-            </w:r>
-            <w:r>
-              <w:rPr>
-                <w:noProof/>
-              </w:rPr>
-              <w:tab/>
-            </w:r>
-            <w:r>
-              <w:rPr>
-                <w:noProof/>
-              </w:rPr>
-              <w:fldChar w:fldCharType="begin"/>
-            </w:r>
-            <w:r>
-              <w:rPr>
-                <w:noProof/>
-              </w:rPr>
-              <w:instrText xml:space="preserve"> PAGEREF _Toc232878432 \h </w:instrText>
-            </w:r>
-            <w:r>
-              <w:rPr>
-                <w:noProof/>
-              </w:rPr>
-            </w:r>
-            <w:r>
-              <w:rPr>
-                <w:noProof/>
-              </w:rPr>
-              <w:fldChar w:fldCharType="separate"/>
-            </w:r>
-            <w:r>
-              <w:rPr>
-                <w:noProof/>
-              </w:rPr>
-              <w:t>12</w:t>
-            </w:r>
-            <w:r>
-              <w:rPr>
-                <w:noProof/>
-              </w:rPr>
-              <w:fldChar w:fldCharType="end"/>
-            </w:r>
-          </w:hyperlink>
-        </w:p>
-        <w:p>
-          <w:pPr>
-            <w:pStyle w:val="TableofFigures"/>
-            <w:tabs>
-              <w:tab w:val="right" w:leader="dot" w:pos="7927"/>
-            </w:tabs>
-            <w:rPr>
-              <w:noProof/>
-            </w:rPr>
-          </w:pPr>
-          <w:hyperlink w:anchor="_Toc232878433" w:history="1">
-            <w:r>
-              <w:rPr>
-                <w:rStyle w:val="Hyperlink"/>
-                <w:noProof/>
-              </w:rPr>
-              <w:t>Gambar   Total jarak per siklus pengangkutan pada skenario simulasi</w:t>
-            </w:r>
-            <w:r>
-              <w:rPr>
-                <w:noProof/>
-              </w:rPr>
-              <w:tab/>
-            </w:r>
-            <w:r>
-              <w:rPr>
-                <w:noProof/>
-              </w:rPr>
-              <w:fldChar w:fldCharType="begin"/>
-            </w:r>
-            <w:r>
-              <w:rPr>
-                <w:noProof/>
-              </w:rPr>
-              <w:instrText xml:space="preserve"> PAGEREF _Toc232878433 \h </w:instrText>
-            </w:r>
-            <w:r>
-              <w:rPr>
-                <w:noProof/>
-              </w:rPr>
-            </w:r>
-            <w:r>
-              <w:rPr>
-                <w:noProof/>
-              </w:rPr>
-              <w:fldChar w:fldCharType="separate"/>
-            </w:r>
-            <w:r>
-              <w:rPr>
-                <w:noProof/>
-              </w:rPr>
-              <w:t>13</w:t>
-            </w:r>
-            <w:r>
-              <w:rPr>
-                <w:noProof/>
-              </w:rPr>
-              <w:fldChar w:fldCharType="end"/>
-            </w:r>
-          </w:hyperlink>
-        </w:p>
-        <w:p>
-          <w:pPr>
-            <w:pStyle w:val="TableofFigures"/>
-            <w:tabs>
-              <w:tab w:val="right" w:leader="dot" w:pos="7927"/>
-            </w:tabs>
-            <w:rPr>
-              <w:noProof/>
-            </w:rPr>
-          </w:pPr>
-          <w:hyperlink w:anchor="_Toc232878434" w:history="1">
-            <w:r>
-              <w:rPr>
-                <w:rStyle w:val="Hyperlink"/>
-                <w:noProof/>
-              </w:rPr>
-              <w:t>Gambar   Estimasi penghematan biaya BBM dan emisi</w:t>
-            </w:r>
-            <w:r>
-              <w:rPr>
-                <w:noProof/>
-              </w:rPr>
-              <w:tab/>
-            </w:r>
-            <w:r>
-              <w:rPr>
-                <w:noProof/>
-              </w:rPr>
-              <w:fldChar w:fldCharType="begin"/>
-            </w:r>
-            <w:r>
-              <w:rPr>
-                <w:noProof/>
-              </w:rPr>
-              <w:instrText xml:space="preserve"> PAGEREF _Toc232878434 \h </w:instrText>
-            </w:r>
-            <w:r>
-              <w:rPr>
-                <w:noProof/>
-              </w:rPr>
-            </w:r>
-            <w:r>
-              <w:rPr>
-                <w:noProof/>
-              </w:rPr>
-              <w:fldChar w:fldCharType="separate"/>
-            </w:r>
-            <w:r>
-              <w:rPr>
-                <w:noProof/>
-              </w:rPr>
-              <w:t>14</w:t>
-            </w:r>
-            <w:r>
-              <w:rPr>
-                <w:noProof/>
-              </w:rPr>
-              <w:fldChar w:fldCharType="end"/>
-            </w:r>
-          </w:hyperlink>
-        </w:p>
-        <w:p>
-          <w:pPr>
-            <w:pStyle w:val="TableofFigures"/>
-            <w:tabs>
-              <w:tab w:val="right" w:leader="dot" w:pos="7927"/>
-            </w:tabs>
-            <w:rPr>
-              <w:noProof/>
-            </w:rPr>
-          </w:pPr>
-          <w:hyperlink w:anchor="_Toc232878435" w:history="1">
-            <w:r>
-              <w:rPr>
-                <w:rStyle w:val="Hyperlink"/>
-                <w:noProof/>
-              </w:rPr>
-              <w:t>Gambar   Rencana implementasi purwarupa</w:t>
-            </w:r>
-            <w:r>
-              <w:rPr>
-                <w:noProof/>
-              </w:rPr>
-              <w:tab/>
-            </w:r>
-            <w:r>
-              <w:rPr>
-                <w:noProof/>
-              </w:rPr>
-              <w:fldChar w:fldCharType="begin"/>
-            </w:r>
-            <w:r>
-              <w:rPr>
-                <w:noProof/>
-              </w:rPr>
-              <w:instrText xml:space="preserve"> PAGEREF _Toc232878435 \h </w:instrText>
-            </w:r>
-            <w:r>
-              <w:rPr>
-                <w:noProof/>
-              </w:rPr>
-            </w:r>
-            <w:r>
-              <w:rPr>
-                <w:noProof/>
-              </w:rPr>
-              <w:fldChar w:fldCharType="separate"/>
-            </w:r>
-            <w:r>
-              <w:rPr>
-                <w:noProof/>
-              </w:rPr>
-              <w:t>15</w:t>
             </w:r>
             <w:r>
               <w:rPr>
@@ -2265,13 +1848,14 @@
           <w:r>
             <w:fldChar w:fldCharType="separate"/>
           </w:r>
-          <w:hyperlink w:anchor="_Toc232878436" w:history="1">
+          <w:hyperlink w:anchor="_Toc233044499" w:history="1">
             <w:r>
               <w:rPr>
                 <w:rStyle w:val="Hyperlink"/>
                 <w:noProof/>
-              </w:rPr>
-              <w:t>Tabel   Timbulan dan status pengelolaan sampah</w:t>
+                <w:lang w:val="sv-SE"/>
+              </w:rPr>
+              <w:t>Tabel 1.1  Timbulan dan status pengelolaan sampah</w:t>
             </w:r>
             <w:r>
               <w:rPr>
@@ -2289,7 +1873,7 @@
               <w:rPr>
                 <w:noProof/>
               </w:rPr>
-              <w:instrText xml:space="preserve"> PAGEREF _Toc232878436 \h </w:instrText>
+              <w:instrText xml:space="preserve"> PAGEREF _Toc233044499 \h </w:instrText>
             </w:r>
             <w:r>
               <w:rPr>
@@ -2330,13 +1914,14 @@
               <w14:ligatures w14:val="standardContextual"/>
             </w:rPr>
           </w:pPr>
-          <w:hyperlink w:anchor="_Toc232878437" w:history="1">
+          <w:hyperlink w:anchor="_Toc233044500" w:history="1">
             <w:r>
               <w:rPr>
                 <w:rStyle w:val="Hyperlink"/>
                 <w:noProof/>
-              </w:rPr>
-              <w:t>Tabel   Komponen perangkat lunak sumber terbuka</w:t>
+                <w:lang w:val="sv-SE"/>
+              </w:rPr>
+              <w:t>Tabel 2.1  Komponen perangkat lunak sumber terbuka</w:t>
             </w:r>
             <w:r>
               <w:rPr>
@@ -2354,7 +1939,7 @@
               <w:rPr>
                 <w:noProof/>
               </w:rPr>
-              <w:instrText xml:space="preserve"> PAGEREF _Toc232878437 \h </w:instrText>
+              <w:instrText xml:space="preserve"> PAGEREF _Toc233044500 \h </w:instrText>
             </w:r>
             <w:r>
               <w:rPr>
@@ -2372,396 +1957,6 @@
                 <w:noProof/>
               </w:rPr>
               <w:t>9</w:t>
-            </w:r>
-            <w:r>
-              <w:rPr>
-                <w:noProof/>
-              </w:rPr>
-              <w:fldChar w:fldCharType="end"/>
-            </w:r>
-          </w:hyperlink>
-        </w:p>
-        <w:p>
-          <w:pPr>
-            <w:pStyle w:val="TableofFigures"/>
-            <w:tabs>
-              <w:tab w:val="right" w:leader="dot" w:pos="7927"/>
-            </w:tabs>
-            <w:rPr>
-              <w:rFonts w:asciiTheme="minorHAnsi" w:eastAsiaTheme="minorEastAsia" w:hAnsiTheme="minorHAnsi" w:cstheme="minorBidi"/>
-              <w:noProof/>
-              <w:color w:val="auto"/>
-              <w:kern w:val="2"/>
-              <w14:ligatures w14:val="standardContextual"/>
-            </w:rPr>
-          </w:pPr>
-          <w:hyperlink w:anchor="_Toc232878438" w:history="1">
-            <w:r>
-              <w:rPr>
-                <w:rStyle w:val="Hyperlink"/>
-                <w:noProof/>
-              </w:rPr>
-              <w:t>Tabel   Parameter skenario simulasi</w:t>
-            </w:r>
-            <w:r>
-              <w:rPr>
-                <w:noProof/>
-              </w:rPr>
-              <w:tab/>
-            </w:r>
-            <w:r>
-              <w:rPr>
-                <w:noProof/>
-              </w:rPr>
-              <w:fldChar w:fldCharType="begin"/>
-            </w:r>
-            <w:r>
-              <w:rPr>
-                <w:noProof/>
-              </w:rPr>
-              <w:instrText xml:space="preserve"> PAGEREF _Toc232878438 \h </w:instrText>
-            </w:r>
-            <w:r>
-              <w:rPr>
-                <w:noProof/>
-              </w:rPr>
-            </w:r>
-            <w:r>
-              <w:rPr>
-                <w:noProof/>
-              </w:rPr>
-              <w:fldChar w:fldCharType="separate"/>
-            </w:r>
-            <w:r>
-              <w:rPr>
-                <w:noProof/>
-              </w:rPr>
-              <w:t>10</w:t>
-            </w:r>
-            <w:r>
-              <w:rPr>
-                <w:noProof/>
-              </w:rPr>
-              <w:fldChar w:fldCharType="end"/>
-            </w:r>
-          </w:hyperlink>
-        </w:p>
-        <w:p>
-          <w:pPr>
-            <w:pStyle w:val="TableofFigures"/>
-            <w:tabs>
-              <w:tab w:val="right" w:leader="dot" w:pos="7927"/>
-            </w:tabs>
-            <w:rPr>
-              <w:rFonts w:asciiTheme="minorHAnsi" w:eastAsiaTheme="minorEastAsia" w:hAnsiTheme="minorHAnsi" w:cstheme="minorBidi"/>
-              <w:noProof/>
-              <w:color w:val="auto"/>
-              <w:kern w:val="2"/>
-              <w14:ligatures w14:val="standardContextual"/>
-            </w:rPr>
-          </w:pPr>
-          <w:hyperlink w:anchor="_Toc232878439" w:history="1">
-            <w:r>
-              <w:rPr>
-                <w:rStyle w:val="Hyperlink"/>
-                <w:noProof/>
-              </w:rPr>
-              <w:t>Tabel   Komparasi RuteHijau dengan pendekatan yang tersedia</w:t>
-            </w:r>
-            <w:r>
-              <w:rPr>
-                <w:noProof/>
-              </w:rPr>
-              <w:tab/>
-            </w:r>
-            <w:r>
-              <w:rPr>
-                <w:noProof/>
-              </w:rPr>
-              <w:fldChar w:fldCharType="begin"/>
-            </w:r>
-            <w:r>
-              <w:rPr>
-                <w:noProof/>
-              </w:rPr>
-              <w:instrText xml:space="preserve"> PAGEREF _Toc232878439 \h </w:instrText>
-            </w:r>
-            <w:r>
-              <w:rPr>
-                <w:noProof/>
-              </w:rPr>
-            </w:r>
-            <w:r>
-              <w:rPr>
-                <w:noProof/>
-              </w:rPr>
-              <w:fldChar w:fldCharType="separate"/>
-            </w:r>
-            <w:r>
-              <w:rPr>
-                <w:noProof/>
-              </w:rPr>
-              <w:t>12</w:t>
-            </w:r>
-            <w:r>
-              <w:rPr>
-                <w:noProof/>
-              </w:rPr>
-              <w:fldChar w:fldCharType="end"/>
-            </w:r>
-          </w:hyperlink>
-        </w:p>
-        <w:p>
-          <w:pPr>
-            <w:pStyle w:val="TableofFigures"/>
-            <w:tabs>
-              <w:tab w:val="right" w:leader="dot" w:pos="7927"/>
-            </w:tabs>
-            <w:rPr>
-              <w:rFonts w:asciiTheme="minorHAnsi" w:eastAsiaTheme="minorEastAsia" w:hAnsiTheme="minorHAnsi" w:cstheme="minorBidi"/>
-              <w:noProof/>
-              <w:color w:val="auto"/>
-              <w:kern w:val="2"/>
-              <w14:ligatures w14:val="standardContextual"/>
-            </w:rPr>
-          </w:pPr>
-          <w:hyperlink w:anchor="_Toc232878440" w:history="1">
-            <w:r>
-              <w:rPr>
-                <w:rStyle w:val="Hyperlink"/>
-                <w:noProof/>
-              </w:rPr>
-              <w:t>Tabel   Hasil simulasi penghematan jarak</w:t>
-            </w:r>
-            <w:r>
-              <w:rPr>
-                <w:noProof/>
-              </w:rPr>
-              <w:tab/>
-            </w:r>
-            <w:r>
-              <w:rPr>
-                <w:noProof/>
-              </w:rPr>
-              <w:fldChar w:fldCharType="begin"/>
-            </w:r>
-            <w:r>
-              <w:rPr>
-                <w:noProof/>
-              </w:rPr>
-              <w:instrText xml:space="preserve"> PAGEREF _Toc232878440 \h </w:instrText>
-            </w:r>
-            <w:r>
-              <w:rPr>
-                <w:noProof/>
-              </w:rPr>
-            </w:r>
-            <w:r>
-              <w:rPr>
-                <w:noProof/>
-              </w:rPr>
-              <w:fldChar w:fldCharType="separate"/>
-            </w:r>
-            <w:r>
-              <w:rPr>
-                <w:noProof/>
-              </w:rPr>
-              <w:t>13</w:t>
-            </w:r>
-            <w:r>
-              <w:rPr>
-                <w:noProof/>
-              </w:rPr>
-              <w:fldChar w:fldCharType="end"/>
-            </w:r>
-          </w:hyperlink>
-        </w:p>
-        <w:p>
-          <w:pPr>
-            <w:pStyle w:val="TableofFigures"/>
-            <w:tabs>
-              <w:tab w:val="right" w:leader="dot" w:pos="7927"/>
-            </w:tabs>
-            <w:rPr>
-              <w:rFonts w:asciiTheme="minorHAnsi" w:eastAsiaTheme="minorEastAsia" w:hAnsiTheme="minorHAnsi" w:cstheme="minorBidi"/>
-              <w:noProof/>
-              <w:color w:val="auto"/>
-              <w:kern w:val="2"/>
-              <w14:ligatures w14:val="standardContextual"/>
-            </w:rPr>
-          </w:pPr>
-          <w:hyperlink w:anchor="_Toc232878441" w:history="1">
-            <w:r>
-              <w:rPr>
-                <w:rStyle w:val="Hyperlink"/>
-                <w:noProof/>
-              </w:rPr>
-              <w:t>Tabel   Estimasi dampak biaya BBM dan emisi per satu depot per tahun</w:t>
-            </w:r>
-            <w:r>
-              <w:rPr>
-                <w:noProof/>
-              </w:rPr>
-              <w:tab/>
-            </w:r>
-            <w:r>
-              <w:rPr>
-                <w:noProof/>
-              </w:rPr>
-              <w:fldChar w:fldCharType="begin"/>
-            </w:r>
-            <w:r>
-              <w:rPr>
-                <w:noProof/>
-              </w:rPr>
-              <w:instrText xml:space="preserve"> PAGEREF _Toc232878441 \h </w:instrText>
-            </w:r>
-            <w:r>
-              <w:rPr>
-                <w:noProof/>
-              </w:rPr>
-            </w:r>
-            <w:r>
-              <w:rPr>
-                <w:noProof/>
-              </w:rPr>
-              <w:fldChar w:fldCharType="separate"/>
-            </w:r>
-            <w:r>
-              <w:rPr>
-                <w:noProof/>
-              </w:rPr>
-              <w:t>14</w:t>
-            </w:r>
-            <w:r>
-              <w:rPr>
-                <w:noProof/>
-              </w:rPr>
-              <w:fldChar w:fldCharType="end"/>
-            </w:r>
-          </w:hyperlink>
-        </w:p>
-        <w:p>
-          <w:pPr>
-            <w:pStyle w:val="TableofFigures"/>
-            <w:tabs>
-              <w:tab w:val="right" w:leader="dot" w:pos="7927"/>
-            </w:tabs>
-            <w:rPr>
-              <w:rFonts w:asciiTheme="minorHAnsi" w:eastAsiaTheme="minorEastAsia" w:hAnsiTheme="minorHAnsi" w:cstheme="minorBidi"/>
-              <w:noProof/>
-              <w:color w:val="auto"/>
-              <w:kern w:val="2"/>
-              <w14:ligatures w14:val="standardContextual"/>
-            </w:rPr>
-          </w:pPr>
-          <w:hyperlink w:anchor="_Toc232878442" w:history="1">
-            <w:r>
-              <w:rPr>
-                <w:rStyle w:val="Hyperlink"/>
-                <w:noProof/>
-              </w:rPr>
-              <w:t>Tabel   Analisis kelayakan</w:t>
-            </w:r>
-            <w:r>
-              <w:rPr>
-                <w:noProof/>
-              </w:rPr>
-              <w:tab/>
-            </w:r>
-            <w:r>
-              <w:rPr>
-                <w:noProof/>
-              </w:rPr>
-              <w:fldChar w:fldCharType="begin"/>
-            </w:r>
-            <w:r>
-              <w:rPr>
-                <w:noProof/>
-              </w:rPr>
-              <w:instrText xml:space="preserve"> PAGEREF _Toc232878442 \h </w:instrText>
-            </w:r>
-            <w:r>
-              <w:rPr>
-                <w:noProof/>
-              </w:rPr>
-            </w:r>
-            <w:r>
-              <w:rPr>
-                <w:noProof/>
-              </w:rPr>
-              <w:fldChar w:fldCharType="separate"/>
-            </w:r>
-            <w:r>
-              <w:rPr>
-                <w:noProof/>
-              </w:rPr>
-              <w:t>15</w:t>
-            </w:r>
-            <w:r>
-              <w:rPr>
-                <w:noProof/>
-              </w:rPr>
-              <w:fldChar w:fldCharType="end"/>
-            </w:r>
-          </w:hyperlink>
-        </w:p>
-        <w:p>
-          <w:pPr>
-            <w:pStyle w:val="TableofFigures"/>
-            <w:tabs>
-              <w:tab w:val="right" w:leader="dot" w:pos="7927"/>
-            </w:tabs>
-            <w:rPr>
-              <w:rFonts w:asciiTheme="minorHAnsi" w:eastAsiaTheme="minorEastAsia" w:hAnsiTheme="minorHAnsi" w:cstheme="minorBidi"/>
-              <w:noProof/>
-              <w:color w:val="auto"/>
-              <w:kern w:val="2"/>
-              <w14:ligatures w14:val="standardContextual"/>
-            </w:rPr>
-          </w:pPr>
-          <w:hyperlink w:anchor="_Toc232878443" w:history="1">
-            <w:r>
-              <w:rPr>
-                <w:rStyle w:val="Hyperlink"/>
-                <w:noProof/>
-              </w:rPr>
-              <w:t>Tabel   Tahapan implementasi dan luaran</w:t>
-            </w:r>
-            <w:r>
-              <w:rPr>
-                <w:noProof/>
-              </w:rPr>
-              <w:tab/>
-            </w:r>
-            <w:r>
-              <w:rPr>
-                <w:noProof/>
-              </w:rPr>
-              <w:fldChar w:fldCharType="begin"/>
-            </w:r>
-            <w:r>
-              <w:rPr>
-                <w:noProof/>
-              </w:rPr>
-              <w:instrText xml:space="preserve"> PAGEREF _Toc232878443 \h </w:instrText>
-            </w:r>
-            <w:r>
-              <w:rPr>
-                <w:noProof/>
-              </w:rPr>
-            </w:r>
-            <w:r>
-              <w:rPr>
-                <w:noProof/>
-              </w:rPr>
-              <w:fldChar w:fldCharType="separate"/>
-            </w:r>
-            <w:r>
-              <w:rPr>
-                <w:noProof/>
-              </w:rPr>
-              <w:t>15</w:t>
             </w:r>
             <w:r>
               <w:rPr>
@@ -2938,7 +2133,19 @@
         <w:rPr>
           <w:lang w:val="sv-SE"/>
         </w:rPr>
-        <w:t xml:space="preserve"> ton di antaranya masuk ke Tempat Pemrosesan Akhir (TPA) Benowo (Suara Surabaya, 2024). Ringkasan data tersebut disajikan pada Tabel 1 </w:t>
+        <w:t xml:space="preserve"> ton di antaranya masuk ke Tempat Pemrosesan Akhir (TPA) Benowo (Suara Surabaya, 2024). Ringkasan data tersebut disajikan pada Tabel </w:t>
+      </w:r>
+      <w:r>
+        <w:rPr>
+          <w:lang w:val="sv-SE"/>
+        </w:rPr>
+        <w:t>1.</w:t>
+      </w:r>
+      <w:r>
+        <w:rPr>
+          <w:lang w:val="sv-SE"/>
+        </w:rPr>
+        <w:t xml:space="preserve">1 </w:t>
       </w:r>
       <w:proofErr w:type="gramStart"/>
       <w:r>
@@ -2954,21 +2161,32 @@
         </w:rPr>
         <w:t xml:space="preserve"> komposisinya pada Gambar 1.</w:t>
       </w:r>
-    </w:p>
-    <w:p>
-      <w:pPr>
-        <w:pStyle w:val="TableCaption"/>
-        <w:spacing w:before="160" w:after="80"/>
-        <w:rPr>
-          <w:lang w:val="sv-SE"/>
-        </w:rPr>
-      </w:pPr>
-      <w:bookmarkStart w:id="4" w:name="_Toc232878436"/>
-      <w:r>
-        <w:rPr>
-          <w:lang w:val="sv-SE"/>
-        </w:rPr>
-        <w:t xml:space="preserve">Tabel </w:t>
+      <w:r>
+        <w:rPr>
+          <w:lang w:val="sv-SE"/>
+        </w:rPr>
+        <w:t>1</w:t>
+      </w:r>
+      <w:r>
+        <w:rPr>
+          <w:lang w:val="sv-SE"/>
+        </w:rPr>
+        <w:t xml:space="preserve"> </w:t>
+      </w:r>
+    </w:p>
+    <w:p>
+      <w:pPr>
+        <w:pStyle w:val="Caption"/>
+        <w:keepNext/>
+        <w:rPr>
+          <w:lang w:val="sv-SE"/>
+        </w:rPr>
+      </w:pPr>
+      <w:r>
+        <w:rPr>
+          <w:lang w:val="sv-SE"/>
+        </w:rPr>
+        <w:t xml:space="preserve">Tabel 1. </w:t>
       </w:r>
       <w:r>
         <w:fldChar w:fldCharType="begin"/>
@@ -2977,7 +2195,7 @@
         <w:rPr>
           <w:lang w:val="sv-SE"/>
         </w:rPr>
-        <w:instrText>SEQ Tabel \* ARABIC</w:instrText>
+        <w:instrText xml:space="preserve"> SEQ Tabel_1. \* ARABIC </w:instrText>
       </w:r>
       <w:r>
         <w:fldChar w:fldCharType="separate"/>
@@ -2996,7 +2214,7 @@
         <w:rPr>
           <w:lang w:val="sv-SE"/>
         </w:rPr>
-        <w:t xml:space="preserve">  Timbulan </w:t>
+        <w:t xml:space="preserve"> Timbulan </w:t>
       </w:r>
       <w:proofErr w:type="gramStart"/>
       <w:r>
@@ -3012,7 +2230,6 @@
         </w:rPr>
         <w:t xml:space="preserve"> pengelolaan sampah</w:t>
       </w:r>
-      <w:bookmarkEnd w:id="4"/>
     </w:p>
     <w:tbl>
       <w:tblPr>
@@ -3038,12 +2255,6 @@
         <w:gridCol w:w="1600"/>
       </w:tblGrid>
       <w:tr>
-        <w:tblPrEx>
-          <w:tblCellMar>
-            <w:top w:w="0" w:type="dxa"/>
-            <w:bottom w:w="0" w:type="dxa"/>
-          </w:tblCellMar>
-        </w:tblPrEx>
         <w:trPr>
           <w:tblHeader/>
         </w:trPr>
@@ -3181,12 +2392,6 @@
         </w:tc>
       </w:tr>
       <w:tr>
-        <w:tblPrEx>
-          <w:tblCellMar>
-            <w:top w:w="0" w:type="dxa"/>
-            <w:bottom w:w="0" w:type="dxa"/>
-          </w:tblCellMar>
-        </w:tblPrEx>
         <w:tc>
           <w:tcPr>
             <w:tcW w:w="1500" w:type="dxa"/>
@@ -3314,12 +2519,6 @@
         </w:tc>
       </w:tr>
       <w:tr>
-        <w:tblPrEx>
-          <w:tblCellMar>
-            <w:top w:w="0" w:type="dxa"/>
-            <w:bottom w:w="0" w:type="dxa"/>
-          </w:tblCellMar>
-        </w:tblPrEx>
         <w:tc>
           <w:tcPr>
             <w:tcW w:w="1500" w:type="dxa"/>
@@ -3465,12 +2664,6 @@
         </w:tc>
       </w:tr>
       <w:tr>
-        <w:tblPrEx>
-          <w:tblCellMar>
-            <w:top w:w="0" w:type="dxa"/>
-            <w:bottom w:w="0" w:type="dxa"/>
-          </w:tblCellMar>
-        </w:tblPrEx>
         <w:tc>
           <w:tcPr>
             <w:tcW w:w="1500" w:type="dxa"/>
@@ -3628,6 +2821,7 @@
     </w:tbl>
     <w:p>
       <w:pPr>
+        <w:keepNext/>
         <w:spacing w:before="120" w:after="40"/>
         <w:jc w:val="center"/>
       </w:pPr>
@@ -3678,17 +2872,15 @@
     <w:p>
       <w:pPr>
         <w:pStyle w:val="Caption"/>
-        <w:spacing w:after="160"/>
-        <w:rPr>
-          <w:lang w:val="sv-SE"/>
-        </w:rPr>
-      </w:pPr>
-      <w:bookmarkStart w:id="5" w:name="_Toc232878427"/>
-      <w:r>
-        <w:rPr>
-          <w:lang w:val="sv-SE"/>
-        </w:rPr>
-        <w:t xml:space="preserve">Gambar </w:t>
+        <w:rPr>
+          <w:lang w:val="sv-SE"/>
+        </w:rPr>
+      </w:pPr>
+      <w:r>
+        <w:rPr>
+          <w:lang w:val="sv-SE"/>
+        </w:rPr>
+        <w:t xml:space="preserve">Gambar 1. </w:t>
       </w:r>
       <w:r>
         <w:fldChar w:fldCharType="begin"/>
@@ -3697,7 +2889,7 @@
         <w:rPr>
           <w:lang w:val="sv-SE"/>
         </w:rPr>
-        <w:instrText>SEQ Gambar \* ARABIC</w:instrText>
+        <w:instrText xml:space="preserve"> SEQ Gambar_1. \* ARABIC </w:instrText>
       </w:r>
       <w:r>
         <w:fldChar w:fldCharType="separate"/>
@@ -3716,7 +2908,7 @@
         <w:rPr>
           <w:lang w:val="sv-SE"/>
         </w:rPr>
-        <w:t xml:space="preserve">  Komposisi </w:t>
+        <w:t xml:space="preserve"> Komposisi </w:t>
       </w:r>
       <w:proofErr w:type="gramStart"/>
       <w:r>
@@ -3732,7 +2924,14 @@
         </w:rPr>
         <w:t xml:space="preserve"> pengelolaan sampah</w:t>
       </w:r>
-      <w:bookmarkEnd w:id="5"/>
+    </w:p>
+    <w:p>
+      <w:pPr>
+        <w:pStyle w:val="Caption"/>
+        <w:rPr>
+          <w:lang w:val="sv-SE"/>
+        </w:rPr>
+      </w:pPr>
     </w:p>
     <w:p>
       <w:pPr>
@@ -3850,7 +3049,7 @@
           <w:lang w:val="sv-SE"/>
         </w:rPr>
       </w:pPr>
-      <w:bookmarkStart w:id="6" w:name="_Toc232878448"/>
+      <w:bookmarkStart w:id="4" w:name="_Toc232878448"/>
       <w:proofErr w:type="gramStart"/>
       <w:r>
         <w:rPr>
@@ -3865,7 +3064,7 @@
         </w:rPr>
         <w:t xml:space="preserve"> Masalah</w:t>
       </w:r>
-      <w:bookmarkEnd w:id="6"/>
+      <w:bookmarkEnd w:id="4"/>
     </w:p>
     <w:p>
       <w:pPr>
@@ -3894,7 +3093,19 @@
         <w:rPr>
           <w:lang w:val="sv-SE"/>
         </w:rPr>
-        <w:t xml:space="preserve"> akibat sebagaimana ditunjukkan pada Gambar 2. Masalah utama adalah pengangkutan sampah dari sumber menuju titik pengolahan yang berjalan tanpa perencanaan rute </w:t>
+        <w:t xml:space="preserve"> akibat sebagaimana ditunjukkan pada Gambar </w:t>
+      </w:r>
+      <w:r>
+        <w:rPr>
+          <w:lang w:val="sv-SE"/>
+        </w:rPr>
+        <w:t>1.2</w:t>
+      </w:r>
+      <w:r>
+        <w:rPr>
+          <w:lang w:val="sv-SE"/>
+        </w:rPr>
+        <w:t xml:space="preserve">. Masalah utama adalah pengangkutan sampah dari sumber menuju titik pengolahan yang berjalan tanpa perencanaan rute </w:t>
       </w:r>
       <w:proofErr w:type="gramStart"/>
       <w:r>
@@ -3927,6 +3138,7 @@
     </w:p>
     <w:p>
       <w:pPr>
+        <w:keepNext/>
         <w:spacing w:before="120" w:after="40"/>
         <w:jc w:val="center"/>
       </w:pPr>
@@ -3978,17 +3190,15 @@
     <w:p>
       <w:pPr>
         <w:pStyle w:val="Caption"/>
-        <w:spacing w:after="160"/>
-        <w:rPr>
-          <w:lang w:val="sv-SE"/>
-        </w:rPr>
-      </w:pPr>
-      <w:bookmarkStart w:id="7" w:name="_Toc232878428"/>
-      <w:r>
-        <w:rPr>
-          <w:lang w:val="sv-SE"/>
-        </w:rPr>
-        <w:t xml:space="preserve">Gambar </w:t>
+        <w:rPr>
+          <w:lang w:val="sv-SE"/>
+        </w:rPr>
+      </w:pPr>
+      <w:r>
+        <w:rPr>
+          <w:lang w:val="sv-SE"/>
+        </w:rPr>
+        <w:t xml:space="preserve">Gambar 1. </w:t>
       </w:r>
       <w:r>
         <w:fldChar w:fldCharType="begin"/>
@@ -3997,7 +3207,7 @@
         <w:rPr>
           <w:lang w:val="sv-SE"/>
         </w:rPr>
-        <w:instrText>SEQ Gambar \* ARABIC</w:instrText>
+        <w:instrText xml:space="preserve"> SEQ Gambar_1. \* ARABIC </w:instrText>
       </w:r>
       <w:r>
         <w:fldChar w:fldCharType="separate"/>
@@ -4016,9 +3226,17 @@
         <w:rPr>
           <w:lang w:val="sv-SE"/>
         </w:rPr>
-        <w:t xml:space="preserve">  Rantai akar masalah pengangkutan sampah komunitas</w:t>
-      </w:r>
-      <w:bookmarkEnd w:id="7"/>
+        <w:t xml:space="preserve"> Rantai akar masalah pengangkutan sampah komunitas</w:t>
+      </w:r>
+    </w:p>
+    <w:p>
+      <w:pPr>
+        <w:spacing w:line="360" w:lineRule="auto"/>
+        <w:jc w:val="both"/>
+        <w:rPr>
+          <w:lang w:val="sv-SE"/>
+        </w:rPr>
+      </w:pPr>
     </w:p>
     <w:p>
       <w:pPr>
@@ -4130,7 +3348,7 @@
           <w:lang w:val="sv-SE"/>
         </w:rPr>
       </w:pPr>
-      <w:bookmarkStart w:id="8" w:name="_Toc232878449"/>
+      <w:bookmarkStart w:id="5" w:name="_Toc232878449"/>
       <w:proofErr w:type="gramStart"/>
       <w:r>
         <w:rPr>
@@ -4138,7 +3356,7 @@
         </w:rPr>
         <w:t>1.3  Tujuan</w:t>
       </w:r>
-      <w:bookmarkEnd w:id="8"/>
+      <w:bookmarkEnd w:id="5"/>
       <w:proofErr w:type="gramEnd"/>
     </w:p>
     <w:p>
@@ -4237,7 +3455,7 @@
           <w:lang w:val="sv-SE"/>
         </w:rPr>
       </w:pPr>
-      <w:bookmarkStart w:id="9" w:name="_Toc232878450"/>
+      <w:bookmarkStart w:id="6" w:name="_Toc232878450"/>
       <w:r>
         <w:rPr>
           <w:lang w:val="sv-SE"/>
@@ -4252,7 +3470,7 @@
         </w:rPr>
         <w:t>II  GAGASAN</w:t>
       </w:r>
-      <w:bookmarkEnd w:id="9"/>
+      <w:bookmarkEnd w:id="6"/>
       <w:proofErr w:type="gramEnd"/>
     </w:p>
     <w:p>
@@ -4262,7 +3480,7 @@
           <w:lang w:val="sv-SE"/>
         </w:rPr>
       </w:pPr>
-      <w:bookmarkStart w:id="10" w:name="_Toc232878451"/>
+      <w:bookmarkStart w:id="7" w:name="_Toc232878451"/>
       <w:proofErr w:type="gramStart"/>
       <w:r>
         <w:rPr>
@@ -4277,7 +3495,7 @@
         </w:rPr>
         <w:t xml:space="preserve"> Pengguna</w:t>
       </w:r>
-      <w:bookmarkEnd w:id="10"/>
+      <w:bookmarkEnd w:id="7"/>
     </w:p>
     <w:p>
       <w:pPr>
@@ -4330,7 +3548,7 @@
           <w:lang w:val="sv-SE"/>
         </w:rPr>
       </w:pPr>
-      <w:bookmarkStart w:id="11" w:name="_Toc232878452"/>
+      <w:bookmarkStart w:id="8" w:name="_Toc232878452"/>
       <w:proofErr w:type="gramStart"/>
       <w:r>
         <w:rPr>
@@ -4345,7 +3563,7 @@
         </w:rPr>
         <w:t xml:space="preserve"> yang Ditawarkan</w:t>
       </w:r>
-      <w:bookmarkEnd w:id="11"/>
+      <w:bookmarkEnd w:id="8"/>
     </w:p>
     <w:p>
       <w:pPr>
@@ -4416,11 +3634,15 @@
         <w:t xml:space="preserve"> estimasi volume, sedangkan keluarannya berupa rute per armada, jadwal pengangkutan, serta perkiraan penghematan jarak. </w:t>
       </w:r>
       <w:r>
-        <w:t>Alur kerja sistem secara ringkas ditunjukkan pada Gambar 3.</w:t>
-      </w:r>
-    </w:p>
-    <w:p>
-      <w:pPr>
+        <w:t xml:space="preserve">Alur kerja sistem secara ringkas ditunjukkan pada Gambar </w:t>
+      </w:r>
+      <w:r>
+        <w:t>2.1</w:t>
+      </w:r>
+    </w:p>
+    <w:p>
+      <w:pPr>
+        <w:keepNext/>
         <w:spacing w:before="120" w:after="40"/>
         <w:jc w:val="center"/>
       </w:pPr>
@@ -4429,9 +3651,9 @@
           <w:noProof/>
         </w:rPr>
         <w:drawing>
-          <wp:inline distT="0" distB="0" distL="0" distR="0" wp14:anchorId="1099C7D7" wp14:editId="4C31A477">
-            <wp:extent cx="5039995" cy="1619250"/>
-            <wp:effectExtent l="0" t="0" r="8255" b="0"/>
+          <wp:inline distT="0" distB="0" distL="0" distR="0" wp14:anchorId="1099C7D7" wp14:editId="79953C9B">
+            <wp:extent cx="5039995" cy="1357993"/>
+            <wp:effectExtent l="0" t="0" r="0" b="0"/>
             <wp:docPr id="763520536" name="Picture 1"/>
             <wp:cNvGraphicFramePr>
               <a:graphicFrameLocks xmlns:a="http://schemas.openxmlformats.org/drawingml/2006/main" noChangeAspect="1"/>
@@ -4453,7 +3675,7 @@
                         </a:ext>
                       </a:extLst>
                     </a:blip>
-                    <a:srcRect b="24645"/>
+                    <a:srcRect t="12157" b="24646"/>
                     <a:stretch>
                       <a:fillRect/>
                     </a:stretch>
@@ -4461,7 +3683,7 @@
                   <pic:spPr bwMode="auto">
                     <a:xfrm>
                       <a:off x="0" y="0"/>
-                      <a:ext cx="5039995" cy="1619250"/>
+                      <a:ext cx="5039995" cy="1357993"/>
                     </a:xfrm>
                     <a:prstGeom prst="rect">
                       <a:avLst/>
@@ -4486,17 +3708,15 @@
     <w:p>
       <w:pPr>
         <w:pStyle w:val="Caption"/>
-        <w:spacing w:after="160"/>
-        <w:rPr>
-          <w:lang w:val="sv-SE"/>
-        </w:rPr>
-      </w:pPr>
-      <w:bookmarkStart w:id="12" w:name="_Toc232878429"/>
-      <w:r>
-        <w:rPr>
-          <w:lang w:val="sv-SE"/>
-        </w:rPr>
-        <w:t xml:space="preserve">Gambar </w:t>
+        <w:rPr>
+          <w:lang w:val="sv-SE"/>
+        </w:rPr>
+      </w:pPr>
+      <w:r>
+        <w:rPr>
+          <w:lang w:val="sv-SE"/>
+        </w:rPr>
+        <w:t xml:space="preserve">Gambar 2. </w:t>
       </w:r>
       <w:r>
         <w:fldChar w:fldCharType="begin"/>
@@ -4505,7 +3725,7 @@
         <w:rPr>
           <w:lang w:val="sv-SE"/>
         </w:rPr>
-        <w:instrText>SEQ Gambar \* ARABIC</w:instrText>
+        <w:instrText xml:space="preserve"> SEQ Gambar_2. \* ARABIC </w:instrText>
       </w:r>
       <w:r>
         <w:fldChar w:fldCharType="separate"/>
@@ -4515,7 +3735,7 @@
           <w:noProof/>
           <w:lang w:val="sv-SE"/>
         </w:rPr>
-        <w:t>3</w:t>
+        <w:t>1</w:t>
       </w:r>
       <w:r>
         <w:fldChar w:fldCharType="end"/>
@@ -4524,9 +3744,8 @@
         <w:rPr>
           <w:lang w:val="sv-SE"/>
         </w:rPr>
-        <w:t xml:space="preserve">  Alur kerja sistem RuteHijau</w:t>
-      </w:r>
-      <w:bookmarkEnd w:id="12"/>
+        <w:t xml:space="preserve"> Alur kerja sistem RuteHijau</w:t>
+      </w:r>
     </w:p>
     <w:p>
       <w:pPr>
@@ -4537,85 +3756,6 @@
           <w:lang w:val="sv-SE"/>
         </w:rPr>
       </w:pPr>
-      <w:r>
-        <w:rPr>
-          <w:lang w:val="sv-SE"/>
-        </w:rPr>
-        <w:t xml:space="preserve">Mekanisme kerja sistem terdiri atas empat tahap. Tahap pertama, pengelola memasukkan daftar titik jemput beserta estimasi volume. Tahap kedua, sistem </w:t>
-      </w:r>
-      <w:r>
-        <w:rPr>
-          <w:lang w:val="sv-SE"/>
-        </w:rPr>
-        <w:lastRenderedPageBreak/>
-        <w:t xml:space="preserve">menarik matriks jarak </w:t>
-      </w:r>
-      <w:proofErr w:type="gramStart"/>
-      <w:r>
-        <w:rPr>
-          <w:lang w:val="sv-SE"/>
-        </w:rPr>
-        <w:t>dan</w:t>
-      </w:r>
-      <w:proofErr w:type="gramEnd"/>
-      <w:r>
-        <w:rPr>
-          <w:lang w:val="sv-SE"/>
-        </w:rPr>
-        <w:t xml:space="preserve"> waktu antar titik dari peta OpenStreetMap. Tahap ketiga, penyelesai mengoptimasi rute </w:t>
-      </w:r>
-      <w:proofErr w:type="gramStart"/>
-      <w:r>
-        <w:rPr>
-          <w:lang w:val="sv-SE"/>
-        </w:rPr>
-        <w:t>dan</w:t>
-      </w:r>
-      <w:proofErr w:type="gramEnd"/>
-      <w:r>
-        <w:rPr>
-          <w:lang w:val="sv-SE"/>
-        </w:rPr>
-        <w:t xml:space="preserve"> zona dengan memperhitungkan batas kapasitas armada. Tahap keempat, sistem menampilkan rute per armada, jadwal, serta penghematan jarak dibandingkan pola tanpa optimasi. Teknologi berfungsi sebagai pendukung penyelesaian masalah, bukan sebagai tujuan.</w:t>
-      </w:r>
-    </w:p>
-    <w:p>
-      <w:pPr>
-        <w:pStyle w:val="Heading2"/>
-        <w:rPr>
-          <w:lang w:val="sv-SE"/>
-        </w:rPr>
-      </w:pPr>
-      <w:bookmarkStart w:id="13" w:name="_Toc232878453"/>
-      <w:proofErr w:type="gramStart"/>
-      <w:r>
-        <w:rPr>
-          <w:lang w:val="sv-SE"/>
-        </w:rPr>
-        <w:t>2.3  Teknologi</w:t>
-      </w:r>
-      <w:proofErr w:type="gramEnd"/>
-      <w:r>
-        <w:rPr>
-          <w:lang w:val="sv-SE"/>
-        </w:rPr>
-        <w:t xml:space="preserve"> </w:t>
-      </w:r>
-      <w:proofErr w:type="gramStart"/>
-      <w:r>
-        <w:rPr>
-          <w:lang w:val="sv-SE"/>
-        </w:rPr>
-        <w:t>dan</w:t>
-      </w:r>
-      <w:proofErr w:type="gramEnd"/>
-      <w:r>
-        <w:rPr>
-          <w:lang w:val="sv-SE"/>
-        </w:rPr>
-        <w:t xml:space="preserve"> Nilai Inovasi</w:t>
-      </w:r>
-      <w:bookmarkEnd w:id="13"/>
     </w:p>
     <w:p>
       <w:pPr>
@@ -4630,7 +3770,14 @@
         <w:rPr>
           <w:lang w:val="sv-SE"/>
         </w:rPr>
-        <w:t xml:space="preserve">Seluruh komponen RuteHijau dibangun di atas perangkat lunak sumber terbuka sehingga tidak menimbulkan biaya lisensi, sebagaimana dirinci pada Tabel 2. Antarmuka web dibangun dengan Next.js </w:t>
+        <w:t xml:space="preserve">Mekanisme kerja sistem terdiri atas empat tahap. Tahap pertama, pengelola memasukkan daftar titik jemput beserta estimasi volume. Tahap kedua, sistem </w:t>
+      </w:r>
+      <w:r>
+        <w:rPr>
+          <w:lang w:val="sv-SE"/>
+        </w:rPr>
+        <w:lastRenderedPageBreak/>
+        <w:t xml:space="preserve">menarik matriks jarak </w:t>
       </w:r>
       <w:proofErr w:type="gramStart"/>
       <w:r>
@@ -4644,6 +3791,100 @@
         <w:rPr>
           <w:lang w:val="sv-SE"/>
         </w:rPr>
+        <w:t xml:space="preserve"> waktu antar titik dari peta OpenStreetMap. Tahap ketiga, penyelesai mengoptimasi rute </w:t>
+      </w:r>
+      <w:proofErr w:type="gramStart"/>
+      <w:r>
+        <w:rPr>
+          <w:lang w:val="sv-SE"/>
+        </w:rPr>
+        <w:t>dan</w:t>
+      </w:r>
+      <w:proofErr w:type="gramEnd"/>
+      <w:r>
+        <w:rPr>
+          <w:lang w:val="sv-SE"/>
+        </w:rPr>
+        <w:t xml:space="preserve"> zona dengan memperhitungkan batas kapasitas armada. Tahap keempat, sistem menampilkan rute per armada, jadwal, serta penghematan jarak dibandingkan pola tanpa optimasi. Teknologi berfungsi sebagai pendukung penyelesaian masalah, bukan sebagai tujuan.</w:t>
+      </w:r>
+    </w:p>
+    <w:p>
+      <w:pPr>
+        <w:pStyle w:val="Heading2"/>
+        <w:rPr>
+          <w:lang w:val="sv-SE"/>
+        </w:rPr>
+      </w:pPr>
+      <w:bookmarkStart w:id="9" w:name="_Toc232878453"/>
+      <w:proofErr w:type="gramStart"/>
+      <w:r>
+        <w:rPr>
+          <w:lang w:val="sv-SE"/>
+        </w:rPr>
+        <w:t>2.3  Teknologi</w:t>
+      </w:r>
+      <w:proofErr w:type="gramEnd"/>
+      <w:r>
+        <w:rPr>
+          <w:lang w:val="sv-SE"/>
+        </w:rPr>
+        <w:t xml:space="preserve"> </w:t>
+      </w:r>
+      <w:proofErr w:type="gramStart"/>
+      <w:r>
+        <w:rPr>
+          <w:lang w:val="sv-SE"/>
+        </w:rPr>
+        <w:t>dan</w:t>
+      </w:r>
+      <w:proofErr w:type="gramEnd"/>
+      <w:r>
+        <w:rPr>
+          <w:lang w:val="sv-SE"/>
+        </w:rPr>
+        <w:t xml:space="preserve"> Nilai Inovasi</w:t>
+      </w:r>
+      <w:bookmarkEnd w:id="9"/>
+    </w:p>
+    <w:p>
+      <w:pPr>
+        <w:spacing w:line="360" w:lineRule="auto"/>
+        <w:ind w:firstLine="720"/>
+        <w:jc w:val="both"/>
+        <w:rPr>
+          <w:lang w:val="sv-SE"/>
+        </w:rPr>
+      </w:pPr>
+      <w:r>
+        <w:rPr>
+          <w:lang w:val="sv-SE"/>
+        </w:rPr>
+        <w:t xml:space="preserve">Seluruh komponen RuteHijau dibangun di atas perangkat lunak sumber terbuka sehingga tidak menimbulkan biaya lisensi, sebagaimana dirinci pada Tabel </w:t>
+      </w:r>
+      <w:r>
+        <w:rPr>
+          <w:lang w:val="sv-SE"/>
+        </w:rPr>
+        <w:t>2.1</w:t>
+      </w:r>
+      <w:r>
+        <w:rPr>
+          <w:lang w:val="sv-SE"/>
+        </w:rPr>
+        <w:t xml:space="preserve"> Antarmuka web dibangun dengan Next.js </w:t>
+      </w:r>
+      <w:proofErr w:type="gramStart"/>
+      <w:r>
+        <w:rPr>
+          <w:lang w:val="sv-SE"/>
+        </w:rPr>
+        <w:t>dan</w:t>
+      </w:r>
+      <w:proofErr w:type="gramEnd"/>
+      <w:r>
+        <w:rPr>
+          <w:lang w:val="sv-SE"/>
+        </w:rPr>
         <w:t xml:space="preserve"> React, sedangkan layanan optimasi dibangun dengan FastAPI. Inti optimasi menggunakan Google OR-Tools yang menyelesaikan CVRP secara terstruktur, sementara matriks jarak diperoleh dari OpenRouteService atau OSRM yang bersumber pada OpenStreetMap, </w:t>
       </w:r>
       <w:proofErr w:type="gramStart"/>
@@ -4672,7 +3913,13 @@
         <w:rPr>
           <w:lang w:val="sv-SE"/>
         </w:rPr>
-        <w:t xml:space="preserve"> data ditunjukkan pada Gambar 4.</w:t>
+        <w:t xml:space="preserve"> data ditunjukkan pada Gambar </w:t>
+      </w:r>
+      <w:r>
+        <w:rPr>
+          <w:lang w:val="sv-SE"/>
+        </w:rPr>
+        <w:t>2.2</w:t>
       </w:r>
     </w:p>
     <w:p>
@@ -4683,12 +3930,20 @@
           <w:lang w:val="sv-SE"/>
         </w:rPr>
       </w:pPr>
-      <w:bookmarkStart w:id="14" w:name="_Toc232878437"/>
-      <w:r>
-        <w:rPr>
-          <w:lang w:val="sv-SE"/>
-        </w:rPr>
-        <w:t xml:space="preserve">Tabel </w:t>
+    </w:p>
+    <w:p>
+      <w:pPr>
+        <w:pStyle w:val="Caption"/>
+        <w:keepNext/>
+        <w:rPr>
+          <w:lang w:val="sv-SE"/>
+        </w:rPr>
+      </w:pPr>
+      <w:r>
+        <w:rPr>
+          <w:lang w:val="sv-SE"/>
+        </w:rPr>
+        <w:t xml:space="preserve">Tabel 2. </w:t>
       </w:r>
       <w:r>
         <w:fldChar w:fldCharType="begin"/>
@@ -4697,7 +3952,7 @@
         <w:rPr>
           <w:lang w:val="sv-SE"/>
         </w:rPr>
-        <w:instrText>SEQ Tabel \* ARABIC</w:instrText>
+        <w:instrText xml:space="preserve"> SEQ Tabel_2. \* ARABIC </w:instrText>
       </w:r>
       <w:r>
         <w:fldChar w:fldCharType="separate"/>
@@ -4707,7 +3962,7 @@
           <w:noProof/>
           <w:lang w:val="sv-SE"/>
         </w:rPr>
-        <w:t>2</w:t>
+        <w:t>1</w:t>
       </w:r>
       <w:r>
         <w:fldChar w:fldCharType="end"/>
@@ -4716,9 +3971,14 @@
         <w:rPr>
           <w:lang w:val="sv-SE"/>
         </w:rPr>
-        <w:t xml:space="preserve">  Komponen perangkat lunak sumber terbuka</w:t>
-      </w:r>
-      <w:bookmarkEnd w:id="14"/>
+        <w:t xml:space="preserve"> </w:t>
+      </w:r>
+      <w:r>
+        <w:rPr>
+          <w:lang w:val="sv-SE"/>
+        </w:rPr>
+        <w:t>Komponen perangkat lunak sumber terbuka</w:t>
+      </w:r>
     </w:p>
     <w:tbl>
       <w:tblPr>
@@ -4743,12 +4003,6 @@
         <w:gridCol w:w="1800"/>
       </w:tblGrid>
       <w:tr>
-        <w:tblPrEx>
-          <w:tblCellMar>
-            <w:top w:w="0" w:type="dxa"/>
-            <w:bottom w:w="0" w:type="dxa"/>
-          </w:tblCellMar>
-        </w:tblPrEx>
         <w:trPr>
           <w:tblHeader/>
         </w:trPr>
@@ -4853,12 +4107,6 @@
         </w:tc>
       </w:tr>
       <w:tr>
-        <w:tblPrEx>
-          <w:tblCellMar>
-            <w:top w:w="0" w:type="dxa"/>
-            <w:bottom w:w="0" w:type="dxa"/>
-          </w:tblCellMar>
-        </w:tblPrEx>
         <w:tc>
           <w:tcPr>
             <w:tcW w:w="2600" w:type="dxa"/>
@@ -4951,12 +4199,6 @@
         </w:tc>
       </w:tr>
       <w:tr>
-        <w:tblPrEx>
-          <w:tblCellMar>
-            <w:top w:w="0" w:type="dxa"/>
-            <w:bottom w:w="0" w:type="dxa"/>
-          </w:tblCellMar>
-        </w:tblPrEx>
         <w:tc>
           <w:tcPr>
             <w:tcW w:w="2600" w:type="dxa"/>
@@ -5049,12 +4291,6 @@
         </w:tc>
       </w:tr>
       <w:tr>
-        <w:tblPrEx>
-          <w:tblCellMar>
-            <w:top w:w="0" w:type="dxa"/>
-            <w:bottom w:w="0" w:type="dxa"/>
-          </w:tblCellMar>
-        </w:tblPrEx>
         <w:tc>
           <w:tcPr>
             <w:tcW w:w="2600" w:type="dxa"/>
@@ -5169,12 +4405,6 @@
         </w:tc>
       </w:tr>
       <w:tr>
-        <w:tblPrEx>
-          <w:tblCellMar>
-            <w:top w:w="0" w:type="dxa"/>
-            <w:bottom w:w="0" w:type="dxa"/>
-          </w:tblCellMar>
-        </w:tblPrEx>
         <w:tc>
           <w:tcPr>
             <w:tcW w:w="2600" w:type="dxa"/>
@@ -5289,12 +4519,6 @@
         </w:tc>
       </w:tr>
       <w:tr>
-        <w:tblPrEx>
-          <w:tblCellMar>
-            <w:top w:w="0" w:type="dxa"/>
-            <w:bottom w:w="0" w:type="dxa"/>
-          </w:tblCellMar>
-        </w:tblPrEx>
         <w:tc>
           <w:tcPr>
             <w:tcW w:w="2600" w:type="dxa"/>
@@ -5387,12 +4611,6 @@
         </w:tc>
       </w:tr>
       <w:tr>
-        <w:tblPrEx>
-          <w:tblCellMar>
-            <w:top w:w="0" w:type="dxa"/>
-            <w:bottom w:w="0" w:type="dxa"/>
-          </w:tblCellMar>
-        </w:tblPrEx>
         <w:tc>
           <w:tcPr>
             <w:tcW w:w="2600" w:type="dxa"/>
@@ -5485,12 +4703,6 @@
         </w:tc>
       </w:tr>
       <w:tr>
-        <w:tblPrEx>
-          <w:tblCellMar>
-            <w:top w:w="0" w:type="dxa"/>
-            <w:bottom w:w="0" w:type="dxa"/>
-          </w:tblCellMar>
-        </w:tblPrEx>
         <w:tc>
           <w:tcPr>
             <w:tcW w:w="2600" w:type="dxa"/>
@@ -5585,18 +4797,28 @@
     </w:tbl>
     <w:p>
       <w:pPr>
+        <w:keepNext/>
         <w:spacing w:before="120" w:after="40"/>
         <w:jc w:val="center"/>
-      </w:pPr>
-      <w:r>
         <w:rPr>
           <w:noProof/>
         </w:rPr>
-        <w:lastRenderedPageBreak/>
+      </w:pPr>
+    </w:p>
+    <w:p>
+      <w:pPr>
+        <w:keepNext/>
+        <w:spacing w:before="120" w:after="40"/>
+        <w:jc w:val="center"/>
+      </w:pPr>
+      <w:r>
+        <w:rPr>
+          <w:noProof/>
+        </w:rPr>
         <w:drawing>
-          <wp:inline distT="0" distB="0" distL="0" distR="0" wp14:anchorId="1C4C0288" wp14:editId="2B09CAD6">
-            <wp:extent cx="4248150" cy="2409825"/>
-            <wp:effectExtent l="0" t="0" r="0" b="0"/>
+          <wp:inline distT="0" distB="0" distL="0" distR="0" wp14:anchorId="1C4C0288" wp14:editId="28D756FB">
+            <wp:extent cx="4248150" cy="2167246"/>
+            <wp:effectExtent l="0" t="0" r="0" b="5080"/>
             <wp:docPr id="1506563380" name="g4" descr="Arsitektur sistem RuteHijau" title="Arsitektur sistem RuteHijau"/>
             <wp:cNvGraphicFramePr>
               <a:graphicFrameLocks xmlns:a="http://schemas.openxmlformats.org/drawingml/2006/main" noChangeAspect="1"/>
@@ -5610,9 +4832,9 @@
                       <a:picLocks noChangeAspect="1" noChangeArrowheads="1"/>
                     </pic:cNvPicPr>
                   </pic:nvPicPr>
-                  <pic:blipFill>
+                  <pic:blipFill rotWithShape="1">
                     <a:blip r:embed="rId11"/>
-                    <a:srcRect/>
+                    <a:srcRect b="10066"/>
                     <a:stretch>
                       <a:fillRect/>
                     </a:stretch>
@@ -5620,11 +4842,19 @@
                   <pic:spPr bwMode="auto">
                     <a:xfrm>
                       <a:off x="0" y="0"/>
-                      <a:ext cx="4248150" cy="2409825"/>
+                      <a:ext cx="4248150" cy="2167246"/>
                     </a:xfrm>
                     <a:prstGeom prst="rect">
                       <a:avLst/>
                     </a:prstGeom>
+                    <a:ln>
+                      <a:noFill/>
+                    </a:ln>
+                    <a:extLst>
+                      <a:ext uri="{53640926-AAD7-44D8-BBD7-CCE9431645EC}">
+                        <a14:shadowObscured xmlns:a14="http://schemas.microsoft.com/office/drawing/2010/main"/>
+                      </a:ext>
+                    </a:extLst>
                   </pic:spPr>
                 </pic:pic>
               </a:graphicData>
@@ -5636,47 +4866,29 @@
     <w:p>
       <w:pPr>
         <w:pStyle w:val="Caption"/>
-        <w:spacing w:after="160"/>
-        <w:rPr>
-          <w:lang w:val="sv-SE"/>
-        </w:rPr>
-      </w:pPr>
-      <w:bookmarkStart w:id="15" w:name="_Toc232878430"/>
-      <w:r>
-        <w:rPr>
-          <w:lang w:val="sv-SE"/>
-        </w:rPr>
-        <w:t xml:space="preserve">Gambar </w:t>
-      </w:r>
-      <w:r>
-        <w:fldChar w:fldCharType="begin"/>
-      </w:r>
-      <w:r>
-        <w:rPr>
-          <w:lang w:val="sv-SE"/>
-        </w:rPr>
-        <w:instrText>SEQ Gambar \* ARABIC</w:instrText>
-      </w:r>
-      <w:r>
-        <w:fldChar w:fldCharType="separate"/>
-      </w:r>
-      <w:r>
-        <w:rPr>
-          <w:noProof/>
-          <w:lang w:val="sv-SE"/>
-        </w:rPr>
-        <w:t>4</w:t>
-      </w:r>
-      <w:r>
-        <w:fldChar w:fldCharType="end"/>
-      </w:r>
-      <w:r>
-        <w:rPr>
-          <w:lang w:val="sv-SE"/>
-        </w:rPr>
-        <w:t xml:space="preserve">  Arsitektur sistem RuteHijau</w:t>
-      </w:r>
-      <w:bookmarkEnd w:id="15"/>
+      </w:pPr>
+      <w:r>
+        <w:t xml:space="preserve">Gambar 2. </w:t>
+      </w:r>
+      <w:fldSimple w:instr=" SEQ Gambar_2. \* ARABIC ">
+        <w:r>
+          <w:rPr>
+            <w:noProof/>
+          </w:rPr>
+          <w:t>2</w:t>
+        </w:r>
+      </w:fldSimple>
+      <w:r>
+        <w:t xml:space="preserve"> </w:t>
+      </w:r>
+      <w:r>
+        <w:t>Arsitektur sistem RuteHijau</w:t>
+      </w:r>
+    </w:p>
+    <w:p>
+      <w:pPr>
+        <w:pStyle w:val="Caption"/>
+      </w:pPr>
     </w:p>
     <w:p>
       <w:pPr>
@@ -5743,7 +4955,7 @@
           <w:lang w:val="sv-SE"/>
         </w:rPr>
       </w:pPr>
-      <w:bookmarkStart w:id="16" w:name="_Toc232878454"/>
+      <w:bookmarkStart w:id="10" w:name="_Toc232878454"/>
       <w:proofErr w:type="gramStart"/>
       <w:r>
         <w:rPr>
@@ -5772,7 +4984,7 @@
         </w:rPr>
         <w:t xml:space="preserve"> Mekanisme Kerja</w:t>
       </w:r>
-      <w:bookmarkEnd w:id="16"/>
+      <w:bookmarkEnd w:id="10"/>
     </w:p>
     <w:p>
       <w:pPr>
@@ -5801,7 +5013,31 @@
         <w:rPr>
           <w:lang w:val="sv-SE"/>
         </w:rPr>
-        <w:t xml:space="preserve"> kejelasan keluaran. Untuk menguji mekanisme kerja sistem, disusun skenario simulasi yang merepresentasikan satu wilayah layanan bank sampah induk. Parameter skenario disajikan pada Tabel 3. Skenario terdiri atas satu </w:t>
+        <w:t xml:space="preserve"> kejelasan keluaran. Untuk menguji mekanisme kerja sistem, disusun skenario simulasi yang merepresentasikan satu wilayah layanan bank sampah induk. Parameter skenario disajikan pada Tabel </w:t>
+      </w:r>
+      <w:r>
+        <w:rPr>
+          <w:lang w:val="sv-SE"/>
+        </w:rPr>
+        <w:t>2</w:t>
+      </w:r>
+      <w:r>
+        <w:rPr>
+          <w:lang w:val="sv-SE"/>
+        </w:rPr>
+        <w:t>.</w:t>
+      </w:r>
+      <w:r>
+        <w:rPr>
+          <w:lang w:val="sv-SE"/>
+        </w:rPr>
+        <w:t>2</w:t>
+      </w:r>
+      <w:r>
+        <w:rPr>
+          <w:lang w:val="sv-SE"/>
+        </w:rPr>
+        <w:t xml:space="preserve"> Skenario terdiri atas satu </w:t>
       </w:r>
       <w:proofErr w:type="gramStart"/>
       <w:r>
@@ -5834,35 +5070,26 @@
     </w:p>
     <w:p>
       <w:pPr>
-        <w:pStyle w:val="TableCaption"/>
-        <w:spacing w:before="160" w:after="80"/>
-      </w:pPr>
-      <w:bookmarkStart w:id="17" w:name="_Toc232878438"/>
-      <w:r>
-        <w:t xml:space="preserve">Tabel </w:t>
-      </w:r>
-      <w:r>
-        <w:fldChar w:fldCharType="begin"/>
-      </w:r>
-      <w:r>
-        <w:instrText>SEQ Tabel \* ARABIC</w:instrText>
-      </w:r>
-      <w:r>
-        <w:fldChar w:fldCharType="separate"/>
-      </w:r>
-      <w:r>
-        <w:rPr>
-          <w:noProof/>
-        </w:rPr>
-        <w:t>3</w:t>
-      </w:r>
-      <w:r>
-        <w:fldChar w:fldCharType="end"/>
-      </w:r>
-      <w:r>
-        <w:t xml:space="preserve">  Parameter skenario simulasi</w:t>
-      </w:r>
-      <w:bookmarkEnd w:id="17"/>
+        <w:pStyle w:val="Caption"/>
+        <w:keepNext/>
+      </w:pPr>
+      <w:r>
+        <w:t xml:space="preserve">Tabel 2. </w:t>
+      </w:r>
+      <w:fldSimple w:instr=" SEQ Tabel_2. \* ARABIC ">
+        <w:r>
+          <w:rPr>
+            <w:noProof/>
+          </w:rPr>
+          <w:t>2</w:t>
+        </w:r>
+      </w:fldSimple>
+      <w:r>
+        <w:t xml:space="preserve"> </w:t>
+      </w:r>
+      <w:r>
+        <w:t>Parameter skenario simulasi</w:t>
+      </w:r>
     </w:p>
     <w:tbl>
       <w:tblPr>
@@ -5886,12 +5113,6 @@
         <w:gridCol w:w="4400"/>
       </w:tblGrid>
       <w:tr>
-        <w:tblPrEx>
-          <w:tblCellMar>
-            <w:top w:w="0" w:type="dxa"/>
-            <w:bottom w:w="0" w:type="dxa"/>
-          </w:tblCellMar>
-        </w:tblPrEx>
         <w:trPr>
           <w:tblHeader/>
         </w:trPr>
@@ -5963,12 +5184,6 @@
         </w:tc>
       </w:tr>
       <w:tr>
-        <w:tblPrEx>
-          <w:tblCellMar>
-            <w:top w:w="0" w:type="dxa"/>
-            <w:bottom w:w="0" w:type="dxa"/>
-          </w:tblCellMar>
-        </w:tblPrEx>
         <w:tc>
           <w:tcPr>
             <w:tcW w:w="3537" w:type="dxa"/>
@@ -6019,23 +5234,26 @@
             <w:pPr>
               <w:jc w:val="center"/>
             </w:pPr>
+            <w:proofErr w:type="gramStart"/>
             <w:r>
               <w:rPr>
                 <w:sz w:val="22"/>
                 <w:szCs w:val="22"/>
               </w:rPr>
-              <w:t>30 titik</w:t>
+              <w:t>30</w:t>
+            </w:r>
+            <w:proofErr w:type="gramEnd"/>
+            <w:r>
+              <w:rPr>
+                <w:sz w:val="22"/>
+                <w:szCs w:val="22"/>
+              </w:rPr>
+              <w:t xml:space="preserve"> titik</w:t>
             </w:r>
           </w:p>
         </w:tc>
       </w:tr>
       <w:tr>
-        <w:tblPrEx>
-          <w:tblCellMar>
-            <w:top w:w="0" w:type="dxa"/>
-            <w:bottom w:w="0" w:type="dxa"/>
-          </w:tblCellMar>
-        </w:tblPrEx>
         <w:tc>
           <w:tcPr>
             <w:tcW w:w="3537" w:type="dxa"/>
@@ -6086,23 +5304,26 @@
             <w:pPr>
               <w:jc w:val="center"/>
             </w:pPr>
+            <w:proofErr w:type="gramStart"/>
             <w:r>
               <w:rPr>
                 <w:sz w:val="22"/>
                 <w:szCs w:val="22"/>
               </w:rPr>
-              <w:t>4 unit</w:t>
+              <w:t>4</w:t>
+            </w:r>
+            <w:proofErr w:type="gramEnd"/>
+            <w:r>
+              <w:rPr>
+                <w:sz w:val="22"/>
+                <w:szCs w:val="22"/>
+              </w:rPr>
+              <w:t xml:space="preserve"> unit</w:t>
             </w:r>
           </w:p>
         </w:tc>
       </w:tr>
       <w:tr>
-        <w:tblPrEx>
-          <w:tblCellMar>
-            <w:top w:w="0" w:type="dxa"/>
-            <w:bottom w:w="0" w:type="dxa"/>
-          </w:tblCellMar>
-        </w:tblPrEx>
         <w:tc>
           <w:tcPr>
             <w:tcW w:w="3537" w:type="dxa"/>
@@ -6164,12 +5385,6 @@
         </w:tc>
       </w:tr>
       <w:tr>
-        <w:tblPrEx>
-          <w:tblCellMar>
-            <w:top w:w="0" w:type="dxa"/>
-            <w:bottom w:w="0" w:type="dxa"/>
-          </w:tblCellMar>
-        </w:tblPrEx>
         <w:tc>
           <w:tcPr>
             <w:tcW w:w="3537" w:type="dxa"/>
@@ -6231,12 +5446,6 @@
         </w:tc>
       </w:tr>
       <w:tr>
-        <w:tblPrEx>
-          <w:tblCellMar>
-            <w:top w:w="0" w:type="dxa"/>
-            <w:bottom w:w="0" w:type="dxa"/>
-          </w:tblCellMar>
-        </w:tblPrEx>
         <w:tc>
           <w:tcPr>
             <w:tcW w:w="3537" w:type="dxa"/>
@@ -6298,12 +5507,6 @@
         </w:tc>
       </w:tr>
       <w:tr>
-        <w:tblPrEx>
-          <w:tblCellMar>
-            <w:top w:w="0" w:type="dxa"/>
-            <w:bottom w:w="0" w:type="dxa"/>
-          </w:tblCellMar>
-        </w:tblPrEx>
         <w:tc>
           <w:tcPr>
             <w:tcW w:w="3537" w:type="dxa"/>
@@ -6328,7 +5531,6 @@
                 <w:sz w:val="22"/>
                 <w:szCs w:val="22"/>
               </w:rPr>
-              <w:lastRenderedPageBreak/>
               <w:t>Penyelesai</w:t>
             </w:r>
           </w:p>
@@ -6379,13 +5581,34 @@
         <w:rPr>
           <w:lang w:val="sv-SE"/>
         </w:rPr>
-        <w:t xml:space="preserve">Perbandingan visual pada Gambar 5 memperlihatkan perbedaan pola rute. Pada pola tanpa optimasi, lintasan antar armada saling bersilangan </w:t>
+        <w:lastRenderedPageBreak/>
+        <w:t xml:space="preserve">Perbandingan visual pada Gambar </w:t>
       </w:r>
       <w:proofErr w:type="gramStart"/>
       <w:r>
         <w:rPr>
           <w:lang w:val="sv-SE"/>
         </w:rPr>
+        <w:t xml:space="preserve">2.3 </w:t>
+      </w:r>
+      <w:r>
+        <w:rPr>
+          <w:lang w:val="sv-SE"/>
+        </w:rPr>
+        <w:t xml:space="preserve"> memperlihatkan</w:t>
+      </w:r>
+      <w:proofErr w:type="gramEnd"/>
+      <w:r>
+        <w:rPr>
+          <w:lang w:val="sv-SE"/>
+        </w:rPr>
+        <w:t xml:space="preserve"> perbedaan pola rute. Pada pola tanpa optimasi, lintasan antar armada saling bersilangan </w:t>
+      </w:r>
+      <w:proofErr w:type="gramStart"/>
+      <w:r>
+        <w:rPr>
+          <w:lang w:val="sv-SE"/>
+        </w:rPr>
         <w:t>dan</w:t>
       </w:r>
       <w:proofErr w:type="gramEnd"/>
@@ -6398,6 +5621,7 @@
     </w:p>
     <w:p>
       <w:pPr>
+        <w:keepNext/>
         <w:spacing w:before="120" w:after="40"/>
         <w:jc w:val="center"/>
       </w:pPr>
@@ -6448,17 +5672,15 @@
     <w:p>
       <w:pPr>
         <w:pStyle w:val="Caption"/>
-        <w:spacing w:after="160"/>
-        <w:rPr>
-          <w:lang w:val="sv-SE"/>
-        </w:rPr>
-      </w:pPr>
-      <w:bookmarkStart w:id="18" w:name="_Toc232878431"/>
-      <w:r>
-        <w:rPr>
-          <w:lang w:val="sv-SE"/>
-        </w:rPr>
-        <w:t xml:space="preserve">Gambar </w:t>
+        <w:rPr>
+          <w:lang w:val="sv-SE"/>
+        </w:rPr>
+      </w:pPr>
+      <w:r>
+        <w:rPr>
+          <w:lang w:val="sv-SE"/>
+        </w:rPr>
+        <w:t xml:space="preserve">Gambar 2. </w:t>
       </w:r>
       <w:r>
         <w:fldChar w:fldCharType="begin"/>
@@ -6467,7 +5689,7 @@
         <w:rPr>
           <w:lang w:val="sv-SE"/>
         </w:rPr>
-        <w:instrText>SEQ Gambar \* ARABIC</w:instrText>
+        <w:instrText xml:space="preserve"> SEQ Gambar_2. \* ARABIC </w:instrText>
       </w:r>
       <w:r>
         <w:fldChar w:fldCharType="separate"/>
@@ -6477,7 +5699,7 @@
           <w:noProof/>
           <w:lang w:val="sv-SE"/>
         </w:rPr>
-        <w:t>5</w:t>
+        <w:t>3</w:t>
       </w:r>
       <w:r>
         <w:fldChar w:fldCharType="end"/>
@@ -6486,7 +5708,7 @@
         <w:rPr>
           <w:lang w:val="sv-SE"/>
         </w:rPr>
-        <w:t xml:space="preserve">  Perbandingan pola rute tanpa optimasi </w:t>
+        <w:t xml:space="preserve"> Perbandingan pola rute tanpa optimasi </w:t>
       </w:r>
       <w:proofErr w:type="gramStart"/>
       <w:r>
@@ -6502,7 +5724,6 @@
         </w:rPr>
         <w:t xml:space="preserve"> hasil optimasi</w:t>
       </w:r>
-      <w:bookmarkEnd w:id="18"/>
     </w:p>
     <w:p>
       <w:pPr>
@@ -6513,6 +5734,16 @@
           <w:lang w:val="sv-SE"/>
         </w:rPr>
       </w:pPr>
+    </w:p>
+    <w:p>
+      <w:pPr>
+        <w:spacing w:line="360" w:lineRule="auto"/>
+        <w:ind w:firstLine="720"/>
+        <w:jc w:val="both"/>
+        <w:rPr>
+          <w:lang w:val="sv-SE"/>
+        </w:rPr>
+      </w:pPr>
       <w:r>
         <w:rPr>
           <w:lang w:val="sv-SE"/>
@@ -6545,7 +5776,13 @@
         <w:rPr>
           <w:lang w:val="sv-SE"/>
         </w:rPr>
-        <w:t xml:space="preserve"> jadwal sebagaimana diilustrasikan pada Gambar 6.</w:t>
+        <w:t xml:space="preserve"> jadwal sebagaimana diilustrasikan pada Gambar </w:t>
+      </w:r>
+      <w:r>
+        <w:rPr>
+          <w:lang w:val="sv-SE"/>
+        </w:rPr>
+        <w:t>2.4</w:t>
       </w:r>
     </w:p>
     <w:p>
@@ -6554,11 +5791,13 @@
         <w:jc w:val="center"/>
         <w:rPr>
           <w:noProof/>
-        </w:rPr>
-      </w:pPr>
-    </w:p>
-    <w:p>
-      <w:pPr>
+          <w:lang w:val="sv-SE"/>
+        </w:rPr>
+      </w:pPr>
+    </w:p>
+    <w:p>
+      <w:pPr>
+        <w:keepNext/>
         <w:spacing w:before="120" w:after="40"/>
         <w:jc w:val="center"/>
       </w:pPr>
@@ -6617,47 +5856,40 @@
     <w:p>
       <w:pPr>
         <w:pStyle w:val="Caption"/>
+      </w:pPr>
+      <w:r>
+        <w:t xml:space="preserve">Gambar 2. </w:t>
+      </w:r>
+      <w:fldSimple w:instr=" SEQ Gambar_2. \* ARABIC ">
+        <w:r>
+          <w:rPr>
+            <w:noProof/>
+          </w:rPr>
+          <w:t>4</w:t>
+        </w:r>
+      </w:fldSimple>
+      <w:r>
+        <w:t xml:space="preserve"> </w:t>
+      </w:r>
+      <w:r>
+        <w:t>Tampilan antarmuka RuteHijau</w:t>
+      </w:r>
+    </w:p>
+    <w:p>
+      <w:pPr>
+        <w:pStyle w:val="Caption"/>
         <w:spacing w:after="160"/>
-        <w:rPr>
-          <w:lang w:val="sv-SE"/>
-        </w:rPr>
-      </w:pPr>
-      <w:bookmarkStart w:id="19" w:name="_Toc232878432"/>
-      <w:r>
-        <w:rPr>
-          <w:lang w:val="sv-SE"/>
-        </w:rPr>
-        <w:t xml:space="preserve">Gambar </w:t>
-      </w:r>
-      <w:r>
-        <w:fldChar w:fldCharType="begin"/>
-      </w:r>
-      <w:r>
-        <w:rPr>
-          <w:lang w:val="sv-SE"/>
-        </w:rPr>
-        <w:instrText>SEQ Gambar \* ARABIC</w:instrText>
-      </w:r>
-      <w:r>
-        <w:fldChar w:fldCharType="separate"/>
-      </w:r>
-      <w:r>
-        <w:rPr>
-          <w:noProof/>
-          <w:lang w:val="sv-SE"/>
-        </w:rPr>
-        <w:t>6</w:t>
-      </w:r>
-      <w:r>
-        <w:fldChar w:fldCharType="end"/>
-      </w:r>
-      <w:r>
-        <w:rPr>
-          <w:lang w:val="sv-SE"/>
-        </w:rPr>
-        <w:t xml:space="preserve">  Tampilan antarmuka RuteHijau</w:t>
-      </w:r>
-      <w:bookmarkEnd w:id="19"/>
+        <w:jc w:val="left"/>
+        <w:rPr>
+          <w:lang w:val="sv-SE"/>
+        </w:rPr>
+      </w:pPr>
+      <w:r>
+        <w:rPr>
+          <w:lang w:val="sv-SE"/>
+        </w:rPr>
+        <w:t xml:space="preserve">  </w:t>
+      </w:r>
     </w:p>
     <w:p>
       <w:pPr>
@@ -6666,7 +5898,7 @@
           <w:lang w:val="sv-SE"/>
         </w:rPr>
       </w:pPr>
-      <w:bookmarkStart w:id="20" w:name="_Toc232878455"/>
+      <w:bookmarkStart w:id="11" w:name="_Toc232878455"/>
       <w:proofErr w:type="gramStart"/>
       <w:r>
         <w:rPr>
@@ -6682,7 +5914,7 @@
         </w:rPr>
         <w:t xml:space="preserve"> dengan Solusi yang Ada</w:t>
       </w:r>
-      <w:bookmarkEnd w:id="20"/>
+      <w:bookmarkEnd w:id="11"/>
     </w:p>
     <w:p>
       <w:pPr>
@@ -6711,7 +5943,19 @@
         <w:rPr>
           <w:lang w:val="sv-SE"/>
         </w:rPr>
-        <w:t xml:space="preserve"> koordinasi melalui pesan instan. Ringkasan komparasi disajikan pada Tabel 4. Peta daring merutekan satu kendaraan dari titik ke titik tanpa batas kapasitas </w:t>
+        <w:t xml:space="preserve"> koordinasi melalui pesan instan. Ringkasan komparasi disajikan pada Tabel </w:t>
+      </w:r>
+      <w:r>
+        <w:rPr>
+          <w:lang w:val="sv-SE"/>
+        </w:rPr>
+        <w:t>2.3</w:t>
+      </w:r>
+      <w:r>
+        <w:rPr>
+          <w:lang w:val="sv-SE"/>
+        </w:rPr>
+        <w:t xml:space="preserve"> Peta daring merutekan satu kendaraan dari titik ke titik tanpa batas kapasitas </w:t>
       </w:r>
       <w:proofErr w:type="gramStart"/>
       <w:r>
@@ -6758,18 +6002,17 @@
     </w:p>
     <w:p>
       <w:pPr>
-        <w:pStyle w:val="TableCaption"/>
-        <w:spacing w:before="160" w:after="80"/>
-        <w:rPr>
-          <w:lang w:val="sv-SE"/>
-        </w:rPr>
-      </w:pPr>
-      <w:bookmarkStart w:id="21" w:name="_Toc232878439"/>
-      <w:r>
-        <w:rPr>
-          <w:lang w:val="sv-SE"/>
-        </w:rPr>
-        <w:t xml:space="preserve">Tabel </w:t>
+        <w:pStyle w:val="Caption"/>
+        <w:keepNext/>
+        <w:rPr>
+          <w:lang w:val="sv-SE"/>
+        </w:rPr>
+      </w:pPr>
+      <w:r>
+        <w:rPr>
+          <w:lang w:val="sv-SE"/>
+        </w:rPr>
+        <w:t xml:space="preserve">Tabel 2. </w:t>
       </w:r>
       <w:r>
         <w:fldChar w:fldCharType="begin"/>
@@ -6778,7 +6021,7 @@
         <w:rPr>
           <w:lang w:val="sv-SE"/>
         </w:rPr>
-        <w:instrText>SEQ Tabel \* ARABIC</w:instrText>
+        <w:instrText xml:space="preserve"> SEQ Tabel_2. \* ARABIC </w:instrText>
       </w:r>
       <w:r>
         <w:fldChar w:fldCharType="separate"/>
@@ -6788,7 +6031,7 @@
           <w:noProof/>
           <w:lang w:val="sv-SE"/>
         </w:rPr>
-        <w:t>4</w:t>
+        <w:t>3</w:t>
       </w:r>
       <w:r>
         <w:fldChar w:fldCharType="end"/>
@@ -6797,9 +6040,8 @@
         <w:rPr>
           <w:lang w:val="sv-SE"/>
         </w:rPr>
-        <w:t xml:space="preserve">  Komparasi RuteHijau dengan pendekatan yang tersedia</w:t>
-      </w:r>
-      <w:bookmarkEnd w:id="21"/>
+        <w:t xml:space="preserve"> Komparasi RuteHijau dengan pendekatan yang tersedia</w:t>
+      </w:r>
     </w:p>
     <w:tbl>
       <w:tblPr>
@@ -6826,12 +6068,6 @@
         <w:gridCol w:w="1500"/>
       </w:tblGrid>
       <w:tr>
-        <w:tblPrEx>
-          <w:tblCellMar>
-            <w:top w:w="0" w:type="dxa"/>
-            <w:bottom w:w="0" w:type="dxa"/>
-          </w:tblCellMar>
-        </w:tblPrEx>
         <w:trPr>
           <w:tblHeader/>
         </w:trPr>
@@ -7002,12 +6238,6 @@
         </w:tc>
       </w:tr>
       <w:tr>
-        <w:tblPrEx>
-          <w:tblCellMar>
-            <w:top w:w="0" w:type="dxa"/>
-            <w:bottom w:w="0" w:type="dxa"/>
-          </w:tblCellMar>
-        </w:tblPrEx>
         <w:tc>
           <w:tcPr>
             <w:tcW w:w="2237" w:type="dxa"/>
@@ -7168,12 +6398,6 @@
         </w:tc>
       </w:tr>
       <w:tr>
-        <w:tblPrEx>
-          <w:tblCellMar>
-            <w:top w:w="0" w:type="dxa"/>
-            <w:bottom w:w="0" w:type="dxa"/>
-          </w:tblCellMar>
-        </w:tblPrEx>
         <w:tc>
           <w:tcPr>
             <w:tcW w:w="2237" w:type="dxa"/>
@@ -7328,12 +6552,6 @@
         </w:tc>
       </w:tr>
       <w:tr>
-        <w:tblPrEx>
-          <w:tblCellMar>
-            <w:top w:w="0" w:type="dxa"/>
-            <w:bottom w:w="0" w:type="dxa"/>
-          </w:tblCellMar>
-        </w:tblPrEx>
         <w:tc>
           <w:tcPr>
             <w:tcW w:w="2237" w:type="dxa"/>
@@ -7488,12 +6706,6 @@
         </w:tc>
       </w:tr>
       <w:tr>
-        <w:tblPrEx>
-          <w:tblCellMar>
-            <w:top w:w="0" w:type="dxa"/>
-            <w:bottom w:w="0" w:type="dxa"/>
-          </w:tblCellMar>
-        </w:tblPrEx>
         <w:tc>
           <w:tcPr>
             <w:tcW w:w="2237" w:type="dxa"/>
@@ -7653,88 +6865,7 @@
         <w:spacing w:line="360" w:lineRule="auto"/>
         <w:ind w:firstLine="720"/>
         <w:jc w:val="both"/>
-        <w:rPr>
-          <w:lang w:val="sv-SE"/>
-        </w:rPr>
-      </w:pPr>
-      <w:r>
-        <w:t xml:space="preserve">Komparasi tersebut menunjukkan bahwa kebutuhan optimasi rute berkapasitas yang terjangkau dan sesuai konteks komunitas belum terpenuhi oleh pendekatan yang ada. </w:t>
-      </w:r>
-      <w:r>
-        <w:rPr>
-          <w:lang w:val="sv-SE"/>
-        </w:rPr>
-        <w:t xml:space="preserve">RuteHijau mengisi celah tersebut sebagai alat optimasi yang tidak berbiaya lisensi </w:t>
-      </w:r>
-      <w:proofErr w:type="gramStart"/>
-      <w:r>
-        <w:rPr>
-          <w:lang w:val="sv-SE"/>
-        </w:rPr>
-        <w:t>dan</w:t>
-      </w:r>
-      <w:proofErr w:type="gramEnd"/>
-      <w:r>
-        <w:rPr>
-          <w:lang w:val="sv-SE"/>
-        </w:rPr>
-        <w:t xml:space="preserve"> disesuaikan dengan operasi pengangkutan sampah komunitas.</w:t>
-      </w:r>
-    </w:p>
-    <w:p>
-      <w:pPr>
-        <w:pStyle w:val="Heading1"/>
-        <w:rPr>
-          <w:lang w:val="sv-SE"/>
-        </w:rPr>
-      </w:pPr>
-      <w:bookmarkStart w:id="22" w:name="_Toc232878456"/>
-      <w:r>
-        <w:rPr>
-          <w:lang w:val="sv-SE"/>
-        </w:rPr>
-        <w:lastRenderedPageBreak/>
-        <w:t xml:space="preserve">BAB </w:t>
-      </w:r>
-      <w:proofErr w:type="gramStart"/>
-      <w:r>
-        <w:rPr>
-          <w:lang w:val="sv-SE"/>
-        </w:rPr>
-        <w:t>III  DAMPAK</w:t>
-      </w:r>
-      <w:proofErr w:type="gramEnd"/>
-      <w:r>
-        <w:rPr>
-          <w:lang w:val="sv-SE"/>
-        </w:rPr>
-        <w:t xml:space="preserve"> DAN KEBERLANJUTAN</w:t>
-      </w:r>
-      <w:bookmarkEnd w:id="22"/>
-    </w:p>
-    <w:p>
-      <w:pPr>
-        <w:pStyle w:val="Heading2"/>
-        <w:rPr>
-          <w:lang w:val="sv-SE"/>
-        </w:rPr>
-      </w:pPr>
-      <w:bookmarkStart w:id="23" w:name="_Toc232878457"/>
-      <w:proofErr w:type="gramStart"/>
-      <w:r>
-        <w:rPr>
-          <w:lang w:val="sv-SE"/>
-        </w:rPr>
-        <w:t>3.1  Hasil</w:t>
-      </w:r>
-      <w:proofErr w:type="gramEnd"/>
-      <w:r>
-        <w:rPr>
-          <w:lang w:val="sv-SE"/>
-        </w:rPr>
-        <w:t xml:space="preserve"> Simulasi Penghematan</w:t>
-      </w:r>
-      <w:bookmarkEnd w:id="23"/>
+      </w:pPr>
     </w:p>
     <w:p>
       <w:pPr>
@@ -7746,10 +6877,13 @@
         </w:rPr>
       </w:pPr>
       <w:r>
-        <w:rPr>
-          <w:lang w:val="sv-SE"/>
-        </w:rPr>
-        <w:t xml:space="preserve">Hasil simulasi pada skenario Tabel 3 disajikan pada Tabel 5 </w:t>
+        <w:t xml:space="preserve">Komparasi tersebut menunjukkan bahwa kebutuhan optimasi rute berkapasitas yang terjangkau dan sesuai konteks komunitas belum terpenuhi oleh pendekatan yang ada. </w:t>
+      </w:r>
+      <w:r>
+        <w:rPr>
+          <w:lang w:val="sv-SE"/>
+        </w:rPr>
+        <w:t xml:space="preserve">RuteHijau mengisi celah tersebut sebagai alat optimasi yang tidak berbiaya lisensi </w:t>
       </w:r>
       <w:proofErr w:type="gramStart"/>
       <w:r>
@@ -7763,13 +6897,96 @@
         <w:rPr>
           <w:lang w:val="sv-SE"/>
         </w:rPr>
-        <w:t xml:space="preserve"> Gambar 7. Pola tanpa perencanaan menghasilkan total jarak 80,68 kilometer per siklus, pola heuristik terdekat menghasilkan 62,99 kilometer, sedangkan rute hasil optimasi RuteHijau menghasilkan 51,03 kilometer. Dengan demikian, optimasi menurunkan jarak tempuh sebesar 19,0 persen dibandingkan heuristik terdekat </w:t>
+        <w:t xml:space="preserve"> disesuaikan dengan operasi pengangkutan sampah komunitas.</w:t>
+      </w:r>
+    </w:p>
+    <w:p>
+      <w:pPr>
+        <w:pStyle w:val="Heading1"/>
+        <w:rPr>
+          <w:lang w:val="sv-SE"/>
+        </w:rPr>
+      </w:pPr>
+      <w:bookmarkStart w:id="12" w:name="_Toc232878456"/>
+      <w:r>
+        <w:rPr>
+          <w:lang w:val="sv-SE"/>
+        </w:rPr>
+        <w:lastRenderedPageBreak/>
+        <w:t xml:space="preserve">BAB </w:t>
       </w:r>
       <w:proofErr w:type="gramStart"/>
       <w:r>
         <w:rPr>
           <w:lang w:val="sv-SE"/>
         </w:rPr>
+        <w:t>III  DAMPAK</w:t>
+      </w:r>
+      <w:proofErr w:type="gramEnd"/>
+      <w:r>
+        <w:rPr>
+          <w:lang w:val="sv-SE"/>
+        </w:rPr>
+        <w:t xml:space="preserve"> DAN KEBERLANJUTAN</w:t>
+      </w:r>
+      <w:bookmarkEnd w:id="12"/>
+    </w:p>
+    <w:p>
+      <w:pPr>
+        <w:pStyle w:val="Heading2"/>
+        <w:rPr>
+          <w:lang w:val="sv-SE"/>
+        </w:rPr>
+      </w:pPr>
+      <w:bookmarkStart w:id="13" w:name="_Toc232878457"/>
+      <w:proofErr w:type="gramStart"/>
+      <w:r>
+        <w:rPr>
+          <w:lang w:val="sv-SE"/>
+        </w:rPr>
+        <w:t>3.1  Hasil</w:t>
+      </w:r>
+      <w:proofErr w:type="gramEnd"/>
+      <w:r>
+        <w:rPr>
+          <w:lang w:val="sv-SE"/>
+        </w:rPr>
+        <w:t xml:space="preserve"> Simulasi Penghematan</w:t>
+      </w:r>
+      <w:bookmarkEnd w:id="13"/>
+    </w:p>
+    <w:p>
+      <w:pPr>
+        <w:spacing w:line="360" w:lineRule="auto"/>
+        <w:ind w:firstLine="720"/>
+        <w:jc w:val="both"/>
+        <w:rPr>
+          <w:lang w:val="sv-SE"/>
+        </w:rPr>
+      </w:pPr>
+      <w:r>
+        <w:rPr>
+          <w:lang w:val="sv-SE"/>
+        </w:rPr>
+        <w:t xml:space="preserve">Hasil simulasi pada skenario Tabel </w:t>
+      </w:r>
+      <w:r>
+        <w:rPr>
+          <w:lang w:val="sv-SE"/>
+        </w:rPr>
+        <w:t>3.1</w:t>
+      </w:r>
+      <w:r>
+        <w:rPr>
+          <w:lang w:val="sv-SE"/>
+        </w:rPr>
+        <w:t xml:space="preserve"> disajikan pada Tabel 5 </w:t>
+      </w:r>
+      <w:proofErr w:type="gramStart"/>
+      <w:r>
+        <w:rPr>
+          <w:lang w:val="sv-SE"/>
+        </w:rPr>
         <w:t>dan</w:t>
       </w:r>
       <w:proofErr w:type="gramEnd"/>
@@ -7777,6 +6994,50 @@
         <w:rPr>
           <w:lang w:val="sv-SE"/>
         </w:rPr>
+        <w:t xml:space="preserve"> Gambar </w:t>
+      </w:r>
+      <w:r>
+        <w:rPr>
+          <w:lang w:val="sv-SE"/>
+        </w:rPr>
+        <w:t>3</w:t>
+      </w:r>
+      <w:r>
+        <w:rPr>
+          <w:lang w:val="sv-SE"/>
+        </w:rPr>
+        <w:t>.</w:t>
+      </w:r>
+      <w:r>
+        <w:rPr>
+          <w:lang w:val="sv-SE"/>
+        </w:rPr>
+        <w:t>1</w:t>
+      </w:r>
+      <w:r>
+        <w:rPr>
+          <w:lang w:val="sv-SE"/>
+        </w:rPr>
+        <w:t>.</w:t>
+      </w:r>
+      <w:r>
+        <w:rPr>
+          <w:lang w:val="sv-SE"/>
+        </w:rPr>
+        <w:t xml:space="preserve"> Pola tanpa perencanaan menghasilkan total jarak 80,68 kilometer per siklus, pola heuristik terdekat menghasilkan 62,99 kilometer, sedangkan rute hasil optimasi RuteHijau menghasilkan 51,03 kilometer. Dengan demikian, optimasi menurunkan jarak tempuh sebesar 19,0 persen dibandingkan heuristik terdekat </w:t>
+      </w:r>
+      <w:proofErr w:type="gramStart"/>
+      <w:r>
+        <w:rPr>
+          <w:lang w:val="sv-SE"/>
+        </w:rPr>
+        <w:t>dan</w:t>
+      </w:r>
+      <w:proofErr w:type="gramEnd"/>
+      <w:r>
+        <w:rPr>
+          <w:lang w:val="sv-SE"/>
+        </w:rPr>
         <w:t xml:space="preserve"> 36,7 persen dibandingkan pola tanpa perencanaan. Angka tersebut merupakan hasil simulasi pada data </w:t>
       </w:r>
       <w:proofErr w:type="gramStart"/>
@@ -7796,18 +7057,26 @@
     </w:p>
     <w:p>
       <w:pPr>
-        <w:pStyle w:val="TableCaption"/>
-        <w:spacing w:before="160" w:after="80"/>
-      </w:pPr>
-      <w:bookmarkStart w:id="24" w:name="_Toc232878440"/>
-      <w:r>
-        <w:t xml:space="preserve">Tabel </w:t>
+        <w:pStyle w:val="Caption"/>
+        <w:keepNext/>
+        <w:rPr>
+          <w:lang w:val="sv-SE"/>
+        </w:rPr>
+      </w:pPr>
+      <w:r>
+        <w:rPr>
+          <w:lang w:val="sv-SE"/>
+        </w:rPr>
+        <w:t xml:space="preserve">Tabel 3. </w:t>
       </w:r>
       <w:r>
         <w:fldChar w:fldCharType="begin"/>
       </w:r>
       <w:r>
-        <w:instrText>SEQ Tabel \* ARABIC</w:instrText>
+        <w:rPr>
+          <w:lang w:val="sv-SE"/>
+        </w:rPr>
+        <w:instrText xml:space="preserve"> SEQ Tabel_3. \* ARABIC </w:instrText>
       </w:r>
       <w:r>
         <w:fldChar w:fldCharType="separate"/>
@@ -7815,16 +7084,19 @@
       <w:r>
         <w:rPr>
           <w:noProof/>
-        </w:rPr>
-        <w:t>5</w:t>
+          <w:lang w:val="sv-SE"/>
+        </w:rPr>
+        <w:t>1</w:t>
       </w:r>
       <w:r>
         <w:fldChar w:fldCharType="end"/>
       </w:r>
       <w:r>
-        <w:t xml:space="preserve">  Hasil simulasi penghematan jarak</w:t>
-      </w:r>
-      <w:bookmarkEnd w:id="24"/>
+        <w:rPr>
+          <w:lang w:val="sv-SE"/>
+        </w:rPr>
+        <w:t xml:space="preserve"> Hasil simulasi penghematan jarak</w:t>
+      </w:r>
     </w:p>
     <w:tbl>
       <w:tblPr>
@@ -7850,12 +7122,6 @@
         <w:gridCol w:w="2400"/>
       </w:tblGrid>
       <w:tr>
-        <w:tblPrEx>
-          <w:tblCellMar>
-            <w:top w:w="0" w:type="dxa"/>
-            <w:bottom w:w="0" w:type="dxa"/>
-          </w:tblCellMar>
-        </w:tblPrEx>
         <w:trPr>
           <w:tblHeader/>
         </w:trPr>
@@ -7993,12 +7259,6 @@
         </w:tc>
       </w:tr>
       <w:tr>
-        <w:tblPrEx>
-          <w:tblCellMar>
-            <w:top w:w="0" w:type="dxa"/>
-            <w:bottom w:w="0" w:type="dxa"/>
-          </w:tblCellMar>
-        </w:tblPrEx>
         <w:tc>
           <w:tcPr>
             <w:tcW w:w="3137" w:type="dxa"/>
@@ -8122,12 +7382,6 @@
         </w:tc>
       </w:tr>
       <w:tr>
-        <w:tblPrEx>
-          <w:tblCellMar>
-            <w:top w:w="0" w:type="dxa"/>
-            <w:bottom w:w="0" w:type="dxa"/>
-          </w:tblCellMar>
-        </w:tblPrEx>
         <w:tc>
           <w:tcPr>
             <w:tcW w:w="3137" w:type="dxa"/>
@@ -8251,12 +7505,6 @@
         </w:tc>
       </w:tr>
       <w:tr>
-        <w:tblPrEx>
-          <w:tblCellMar>
-            <w:top w:w="0" w:type="dxa"/>
-            <w:bottom w:w="0" w:type="dxa"/>
-          </w:tblCellMar>
-        </w:tblPrEx>
         <w:tc>
           <w:tcPr>
             <w:tcW w:w="3137" w:type="dxa"/>
@@ -8385,6 +7633,164 @@
         <w:spacing w:before="120" w:after="40"/>
         <w:jc w:val="center"/>
       </w:pPr>
+      <w:r>
+        <w:rPr>
+          <w:noProof/>
+        </w:rPr>
+        <mc:AlternateContent>
+          <mc:Choice Requires="wps">
+            <w:drawing>
+              <wp:anchor distT="0" distB="0" distL="114300" distR="114300" simplePos="0" relativeHeight="251661312" behindDoc="0" locked="0" layoutInCell="1" allowOverlap="1" wp14:anchorId="27F5F761" wp14:editId="5E1A0B14">
+                <wp:simplePos x="0" y="0"/>
+                <wp:positionH relativeFrom="column">
+                  <wp:posOffset>0</wp:posOffset>
+                </wp:positionH>
+                <wp:positionV relativeFrom="paragraph">
+                  <wp:posOffset>3372485</wp:posOffset>
+                </wp:positionV>
+                <wp:extent cx="5039995" cy="635"/>
+                <wp:effectExtent l="0" t="0" r="0" b="0"/>
+                <wp:wrapTopAndBottom/>
+                <wp:docPr id="1486687979" name="Text Box 1"/>
+                <wp:cNvGraphicFramePr/>
+                <a:graphic xmlns:a="http://schemas.openxmlformats.org/drawingml/2006/main">
+                  <a:graphicData uri="http://schemas.microsoft.com/office/word/2010/wordprocessingShape">
+                    <wps:wsp>
+                      <wps:cNvSpPr txBox="1"/>
+                      <wps:spPr>
+                        <a:xfrm>
+                          <a:off x="0" y="0"/>
+                          <a:ext cx="5039995" cy="635"/>
+                        </a:xfrm>
+                        <a:prstGeom prst="rect">
+                          <a:avLst/>
+                        </a:prstGeom>
+                        <a:solidFill>
+                          <a:prstClr val="white"/>
+                        </a:solidFill>
+                        <a:ln>
+                          <a:noFill/>
+                        </a:ln>
+                      </wps:spPr>
+                      <wps:txbx>
+                        <w:txbxContent>
+                          <w:p>
+                            <w:pPr>
+                              <w:pStyle w:val="Caption"/>
+                              <w:rPr>
+                                <w:noProof/>
+                                <w:lang w:val="sv-SE"/>
+                              </w:rPr>
+                            </w:pPr>
+                            <w:r>
+                              <w:rPr>
+                                <w:lang w:val="sv-SE"/>
+                              </w:rPr>
+                              <w:t xml:space="preserve">Gambar 3. </w:t>
+                            </w:r>
+                            <w:r>
+                              <w:fldChar w:fldCharType="begin"/>
+                            </w:r>
+                            <w:r>
+                              <w:rPr>
+                                <w:lang w:val="sv-SE"/>
+                              </w:rPr>
+                              <w:instrText xml:space="preserve"> SEQ Gambar_3. \* ARABIC </w:instrText>
+                            </w:r>
+                            <w:r>
+                              <w:fldChar w:fldCharType="separate"/>
+                            </w:r>
+                            <w:r>
+                              <w:rPr>
+                                <w:noProof/>
+                                <w:lang w:val="sv-SE"/>
+                              </w:rPr>
+                              <w:t>1</w:t>
+                            </w:r>
+                            <w:r>
+                              <w:fldChar w:fldCharType="end"/>
+                            </w:r>
+                            <w:r>
+                              <w:rPr>
+                                <w:lang w:val="sv-SE"/>
+                              </w:rPr>
+                              <w:t xml:space="preserve"> Total jarak per siklus pengangkutan pada skenario simulasi</w:t>
+                            </w:r>
+                          </w:p>
+                        </w:txbxContent>
+                      </wps:txbx>
+                      <wps:bodyPr rot="0" spcFirstLastPara="0" vertOverflow="overflow" horzOverflow="overflow" vert="horz" wrap="square" lIns="0" tIns="0" rIns="0" bIns="0" numCol="1" spcCol="0" rtlCol="0" fromWordArt="0" anchor="t" anchorCtr="0" forceAA="0" compatLnSpc="1">
+                        <a:prstTxWarp prst="textNoShape">
+                          <a:avLst/>
+                        </a:prstTxWarp>
+                        <a:spAutoFit/>
+                      </wps:bodyPr>
+                    </wps:wsp>
+                  </a:graphicData>
+                </a:graphic>
+              </wp:anchor>
+            </w:drawing>
+          </mc:Choice>
+          <mc:Fallback>
+            <w:pict>
+              <v:shapetype w14:anchorId="27F5F761" id="_x0000_t202" coordsize="21600,21600" o:spt="202" path="m,l,21600r21600,l21600,xe">
+                <v:stroke joinstyle="miter"/>
+                <v:path gradientshapeok="t" o:connecttype="rect"/>
+              </v:shapetype>
+              <v:shape id="Text Box 1" o:spid="_x0000_s1026" type="#_x0000_t202" style="position:absolute;left:0;text-align:left;margin-left:0;margin-top:265.55pt;width:396.85pt;height:.05pt;z-index:251661312;visibility:visible;mso-wrap-style:square;mso-wrap-distance-left:9pt;mso-wrap-distance-top:0;mso-wrap-distance-right:9pt;mso-wrap-distance-bottom:0;mso-position-horizontal:absolute;mso-position-horizontal-relative:text;mso-position-vertical:absolute;mso-position-vertical-relative:text;v-text-anchor:top" o:gfxdata="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" stroked="f">
+                <v:textbox style="mso-fit-shape-to-text:t" inset="0,0,0,0">
+                  <w:txbxContent>
+                    <w:p>
+                      <w:pPr>
+                        <w:pStyle w:val="Caption"/>
+                        <w:rPr>
+                          <w:noProof/>
+                          <w:lang w:val="sv-SE"/>
+                        </w:rPr>
+                      </w:pPr>
+                      <w:r>
+                        <w:rPr>
+                          <w:lang w:val="sv-SE"/>
+                        </w:rPr>
+                        <w:t xml:space="preserve">Gambar 3. </w:t>
+                      </w:r>
+                      <w:r>
+                        <w:fldChar w:fldCharType="begin"/>
+                      </w:r>
+                      <w:r>
+                        <w:rPr>
+                          <w:lang w:val="sv-SE"/>
+                        </w:rPr>
+                        <w:instrText xml:space="preserve"> SEQ Gambar_3. \* ARABIC </w:instrText>
+                      </w:r>
+                      <w:r>
+                        <w:fldChar w:fldCharType="separate"/>
+                      </w:r>
+                      <w:r>
+                        <w:rPr>
+                          <w:noProof/>
+                          <w:lang w:val="sv-SE"/>
+                        </w:rPr>
+                        <w:t>1</w:t>
+                      </w:r>
+                      <w:r>
+                        <w:fldChar w:fldCharType="end"/>
+                      </w:r>
+                      <w:r>
+                        <w:rPr>
+                          <w:lang w:val="sv-SE"/>
+                        </w:rPr>
+                        <w:t xml:space="preserve"> Total jarak per siklus pengangkutan pada skenario simulasi</w:t>
+                      </w:r>
+                    </w:p>
+                  </w:txbxContent>
+                </v:textbox>
+                <w10:wrap type="topAndBottom"/>
+              </v:shape>
+            </w:pict>
+          </mc:Fallback>
+        </mc:AlternateContent>
+      </w:r>
       <w:r>
         <w:rPr>
           <w:noProof/>
@@ -8449,51 +7855,6 @@
     </w:p>
     <w:p>
       <w:pPr>
-        <w:pStyle w:val="Caption"/>
-        <w:spacing w:after="160"/>
-        <w:rPr>
-          <w:lang w:val="sv-SE"/>
-        </w:rPr>
-      </w:pPr>
-      <w:bookmarkStart w:id="25" w:name="_Toc232878433"/>
-      <w:r>
-        <w:rPr>
-          <w:lang w:val="sv-SE"/>
-        </w:rPr>
-        <w:t xml:space="preserve">Gambar </w:t>
-      </w:r>
-      <w:r>
-        <w:fldChar w:fldCharType="begin"/>
-      </w:r>
-      <w:r>
-        <w:rPr>
-          <w:lang w:val="sv-SE"/>
-        </w:rPr>
-        <w:instrText>SEQ Gambar \* ARABIC</w:instrText>
-      </w:r>
-      <w:r>
-        <w:fldChar w:fldCharType="separate"/>
-      </w:r>
-      <w:r>
-        <w:rPr>
-          <w:noProof/>
-          <w:lang w:val="sv-SE"/>
-        </w:rPr>
-        <w:t>7</w:t>
-      </w:r>
-      <w:r>
-        <w:fldChar w:fldCharType="end"/>
-      </w:r>
-      <w:r>
-        <w:rPr>
-          <w:lang w:val="sv-SE"/>
-        </w:rPr>
-        <w:t xml:space="preserve">  Total jarak per siklus pengangkutan pada skenario simulasi</w:t>
-      </w:r>
-      <w:bookmarkEnd w:id="25"/>
-    </w:p>
-    <w:p>
-      <w:pPr>
         <w:spacing w:line="360" w:lineRule="auto"/>
         <w:ind w:firstLine="720"/>
         <w:jc w:val="both"/>
@@ -8501,79 +7862,6 @@
           <w:lang w:val="sv-SE"/>
         </w:rPr>
       </w:pPr>
-      <w:r>
-        <w:rPr>
-          <w:lang w:val="sv-SE"/>
-        </w:rPr>
-        <w:t xml:space="preserve">Penurunan jarak tempuh menjadi dasar perhitungan dampak </w:t>
-      </w:r>
-      <w:proofErr w:type="gramStart"/>
-      <w:r>
-        <w:rPr>
-          <w:lang w:val="sv-SE"/>
-        </w:rPr>
-        <w:t>ekonomi dan</w:t>
-      </w:r>
-      <w:proofErr w:type="gramEnd"/>
-      <w:r>
-        <w:rPr>
-          <w:lang w:val="sv-SE"/>
-        </w:rPr>
-        <w:t xml:space="preserve"> lingkungan. Selisih jarak per siklus adalah 11,96 kilometer terhadap heuristik terdekat </w:t>
-      </w:r>
-      <w:proofErr w:type="gramStart"/>
-      <w:r>
-        <w:rPr>
-          <w:lang w:val="sv-SE"/>
-        </w:rPr>
-        <w:t>dan</w:t>
-      </w:r>
-      <w:proofErr w:type="gramEnd"/>
-      <w:r>
-        <w:rPr>
-          <w:lang w:val="sv-SE"/>
-        </w:rPr>
-        <w:t xml:space="preserve"> 29,65 kilometer terhadap pola tanpa perencanaan.</w:t>
-      </w:r>
-    </w:p>
-    <w:p>
-      <w:pPr>
-        <w:pStyle w:val="Heading2"/>
-        <w:rPr>
-          <w:lang w:val="sv-SE"/>
-        </w:rPr>
-      </w:pPr>
-      <w:bookmarkStart w:id="26" w:name="_Toc232878458"/>
-      <w:proofErr w:type="gramStart"/>
-      <w:r>
-        <w:rPr>
-          <w:lang w:val="sv-SE"/>
-        </w:rPr>
-        <w:lastRenderedPageBreak/>
-        <w:t>3.2  Dampak</w:t>
-      </w:r>
-      <w:proofErr w:type="gramEnd"/>
-      <w:r>
-        <w:rPr>
-          <w:lang w:val="sv-SE"/>
-        </w:rPr>
-        <w:t xml:space="preserve"> Sosial, Ekonomi, </w:t>
-      </w:r>
-      <w:proofErr w:type="gramStart"/>
-      <w:r>
-        <w:rPr>
-          <w:lang w:val="sv-SE"/>
-        </w:rPr>
-        <w:t>dan</w:t>
-      </w:r>
-      <w:proofErr w:type="gramEnd"/>
-      <w:r>
-        <w:rPr>
-          <w:lang w:val="sv-SE"/>
-        </w:rPr>
-        <w:t xml:space="preserve"> Lingkungan</w:t>
-      </w:r>
-      <w:bookmarkEnd w:id="26"/>
     </w:p>
     <w:p>
       <w:pPr>
@@ -8588,6 +7876,89 @@
         <w:rPr>
           <w:lang w:val="sv-SE"/>
         </w:rPr>
+        <w:t xml:space="preserve">Penurunan jarak tempuh menjadi dasar perhitungan dampak </w:t>
+      </w:r>
+      <w:proofErr w:type="gramStart"/>
+      <w:r>
+        <w:rPr>
+          <w:lang w:val="sv-SE"/>
+        </w:rPr>
+        <w:t>ekonomi dan</w:t>
+      </w:r>
+      <w:proofErr w:type="gramEnd"/>
+      <w:r>
+        <w:rPr>
+          <w:lang w:val="sv-SE"/>
+        </w:rPr>
+        <w:t xml:space="preserve"> lingkungan. Selisih jarak per siklus adalah 11,96 kilometer terhadap heuristik terdekat </w:t>
+      </w:r>
+      <w:proofErr w:type="gramStart"/>
+      <w:r>
+        <w:rPr>
+          <w:lang w:val="sv-SE"/>
+        </w:rPr>
+        <w:t>dan</w:t>
+      </w:r>
+      <w:proofErr w:type="gramEnd"/>
+      <w:r>
+        <w:rPr>
+          <w:lang w:val="sv-SE"/>
+        </w:rPr>
+        <w:t xml:space="preserve"> 29,65 kilometer terhadap pola tanpa perencanaan.</w:t>
+      </w:r>
+    </w:p>
+    <w:p>
+      <w:pPr>
+        <w:pStyle w:val="Heading2"/>
+        <w:rPr>
+          <w:lang w:val="sv-SE"/>
+        </w:rPr>
+      </w:pPr>
+      <w:bookmarkStart w:id="14" w:name="_Toc232878458"/>
+      <w:proofErr w:type="gramStart"/>
+      <w:r>
+        <w:rPr>
+          <w:lang w:val="sv-SE"/>
+        </w:rPr>
+        <w:lastRenderedPageBreak/>
+        <w:t>3.2  Dampak</w:t>
+      </w:r>
+      <w:proofErr w:type="gramEnd"/>
+      <w:r>
+        <w:rPr>
+          <w:lang w:val="sv-SE"/>
+        </w:rPr>
+        <w:t xml:space="preserve"> Sosial, Ekonomi, </w:t>
+      </w:r>
+      <w:proofErr w:type="gramStart"/>
+      <w:r>
+        <w:rPr>
+          <w:lang w:val="sv-SE"/>
+        </w:rPr>
+        <w:t>dan</w:t>
+      </w:r>
+      <w:proofErr w:type="gramEnd"/>
+      <w:r>
+        <w:rPr>
+          <w:lang w:val="sv-SE"/>
+        </w:rPr>
+        <w:t xml:space="preserve"> Lingkungan</w:t>
+      </w:r>
+      <w:bookmarkEnd w:id="14"/>
+    </w:p>
+    <w:p>
+      <w:pPr>
+        <w:spacing w:line="360" w:lineRule="auto"/>
+        <w:ind w:firstLine="720"/>
+        <w:jc w:val="both"/>
+        <w:rPr>
+          <w:lang w:val="sv-SE"/>
+        </w:rPr>
+      </w:pPr>
+      <w:r>
+        <w:rPr>
+          <w:lang w:val="sv-SE"/>
+        </w:rPr>
         <w:t xml:space="preserve">Dampak </w:t>
       </w:r>
       <w:proofErr w:type="gramStart"/>
@@ -8616,7 +7987,19 @@
         <w:rPr>
           <w:lang w:val="sv-SE"/>
         </w:rPr>
-        <w:t xml:space="preserve"> 312 hari operasi per tahun. Hasil estimasi disajikan pada Tabel 6 </w:t>
+        <w:t xml:space="preserve"> 312 hari operasi per tahun. Hasil estimasi disajikan pada Tabel </w:t>
+      </w:r>
+      <w:r>
+        <w:rPr>
+          <w:lang w:val="sv-SE"/>
+        </w:rPr>
+        <w:t>3.2</w:t>
+      </w:r>
+      <w:r>
+        <w:rPr>
+          <w:lang w:val="sv-SE"/>
+        </w:rPr>
+        <w:t xml:space="preserve"> </w:t>
       </w:r>
       <w:proofErr w:type="gramStart"/>
       <w:r>
@@ -8630,7 +8013,19 @@
         <w:rPr>
           <w:lang w:val="sv-SE"/>
         </w:rPr>
-        <w:t xml:space="preserve"> Gambar 8. Untuk satu depot, penghematan biaya BBM diperkirakan Rp4,85 juta per tahun terhadap heuristik terdekat </w:t>
+        <w:t xml:space="preserve"> Gambar </w:t>
+      </w:r>
+      <w:r>
+        <w:rPr>
+          <w:lang w:val="sv-SE"/>
+        </w:rPr>
+        <w:t>3.2</w:t>
+      </w:r>
+      <w:r>
+        <w:rPr>
+          <w:lang w:val="sv-SE"/>
+        </w:rPr>
+        <w:t xml:space="preserve">. Untuk satu depot, penghematan biaya BBM diperkirakan Rp4,85 juta per tahun terhadap heuristik terdekat </w:t>
       </w:r>
       <w:proofErr w:type="gramStart"/>
       <w:r>
@@ -8666,32 +8061,29 @@
         <w:pStyle w:val="TableCaption"/>
         <w:spacing w:before="160" w:after="80"/>
       </w:pPr>
-      <w:bookmarkStart w:id="27" w:name="_Toc232878441"/>
-      <w:r>
-        <w:t xml:space="preserve">Tabel </w:t>
-      </w:r>
-      <w:r>
-        <w:fldChar w:fldCharType="begin"/>
-      </w:r>
-      <w:r>
-        <w:instrText>SEQ Tabel \* ARABIC</w:instrText>
-      </w:r>
-      <w:r>
-        <w:fldChar w:fldCharType="separate"/>
-      </w:r>
-      <w:r>
-        <w:rPr>
-          <w:noProof/>
-        </w:rPr>
-        <w:t>6</w:t>
-      </w:r>
-      <w:r>
-        <w:fldChar w:fldCharType="end"/>
-      </w:r>
-      <w:r>
-        <w:t xml:space="preserve">  Estimasi dampak biaya BBM dan emisi per satu depot per tahun</w:t>
-      </w:r>
-      <w:bookmarkEnd w:id="27"/>
+    </w:p>
+    <w:p>
+      <w:pPr>
+        <w:pStyle w:val="Caption"/>
+        <w:keepNext/>
+      </w:pPr>
+      <w:r>
+        <w:t xml:space="preserve">Tabel 3. </w:t>
+      </w:r>
+      <w:fldSimple w:instr=" SEQ Tabel_3. \* ARABIC ">
+        <w:r>
+          <w:rPr>
+            <w:noProof/>
+          </w:rPr>
+          <w:t>2</w:t>
+        </w:r>
+      </w:fldSimple>
+      <w:r>
+        <w:t xml:space="preserve"> </w:t>
+      </w:r>
+      <w:r>
+        <w:t>Estimasi dampak biaya BBM dan emisi per satu depot per tahun</w:t>
+      </w:r>
     </w:p>
     <w:tbl>
       <w:tblPr>
@@ -8716,12 +8108,6 @@
         <w:gridCol w:w="2400"/>
       </w:tblGrid>
       <w:tr>
-        <w:tblPrEx>
-          <w:tblCellMar>
-            <w:top w:w="0" w:type="dxa"/>
-            <w:bottom w:w="0" w:type="dxa"/>
-          </w:tblCellMar>
-        </w:tblPrEx>
         <w:trPr>
           <w:tblHeader/>
         </w:trPr>
@@ -8826,12 +8212,6 @@
         </w:tc>
       </w:tr>
       <w:tr>
-        <w:tblPrEx>
-          <w:tblCellMar>
-            <w:top w:w="0" w:type="dxa"/>
-            <w:bottom w:w="0" w:type="dxa"/>
-          </w:tblCellMar>
-        </w:tblPrEx>
         <w:tc>
           <w:tcPr>
             <w:tcW w:w="3137" w:type="dxa"/>
@@ -8924,12 +8304,6 @@
         </w:tc>
       </w:tr>
       <w:tr>
-        <w:tblPrEx>
-          <w:tblCellMar>
-            <w:top w:w="0" w:type="dxa"/>
-            <w:bottom w:w="0" w:type="dxa"/>
-          </w:tblCellMar>
-        </w:tblPrEx>
         <w:tc>
           <w:tcPr>
             <w:tcW w:w="3137" w:type="dxa"/>
@@ -8991,7 +8365,23 @@
                 <w:sz w:val="22"/>
                 <w:szCs w:val="22"/>
               </w:rPr>
-              <w:t>Rp4,85 juta</w:t>
+              <w:t>Rp4,</w:t>
+            </w:r>
+            <w:proofErr w:type="gramStart"/>
+            <w:r>
+              <w:rPr>
+                <w:sz w:val="22"/>
+                <w:szCs w:val="22"/>
+              </w:rPr>
+              <w:t>85</w:t>
+            </w:r>
+            <w:proofErr w:type="gramEnd"/>
+            <w:r>
+              <w:rPr>
+                <w:sz w:val="22"/>
+                <w:szCs w:val="22"/>
+              </w:rPr>
+              <w:t xml:space="preserve"> juta</w:t>
             </w:r>
           </w:p>
         </w:tc>
@@ -9028,12 +8418,6 @@
         </w:tc>
       </w:tr>
       <w:tr>
-        <w:tblPrEx>
-          <w:tblCellMar>
-            <w:top w:w="0" w:type="dxa"/>
-            <w:bottom w:w="0" w:type="dxa"/>
-          </w:tblCellMar>
-        </w:tblPrEx>
         <w:tc>
           <w:tcPr>
             <w:tcW w:w="3137" w:type="dxa"/>
@@ -9129,29 +8513,14 @@
     <w:p>
       <w:pPr>
         <w:spacing w:before="40" w:after="160"/>
-      </w:pPr>
-      <w:r>
-        <w:rPr>
-          <w:i/>
-          <w:iCs/>
-          <w:sz w:val="20"/>
-          <w:szCs w:val="20"/>
-          <w:lang w:val="sv-SE"/>
-        </w:rPr>
-        <w:t xml:space="preserve">Asumsi: 10 km/liter; Rp13.000/liter; 2,31 kg CO2/liter; 312 hari operasi/tahun. </w:t>
-      </w:r>
-      <w:r>
-        <w:rPr>
-          <w:i/>
-          <w:iCs/>
-          <w:sz w:val="20"/>
-          <w:szCs w:val="20"/>
-        </w:rPr>
-        <w:t>Estimasi untuk satu depot.</w:t>
-      </w:r>
-    </w:p>
-    <w:p>
-      <w:pPr>
+        <w:rPr>
+          <w:lang w:val="sv-SE"/>
+        </w:rPr>
+      </w:pPr>
+    </w:p>
+    <w:p>
+      <w:pPr>
+        <w:keepNext/>
         <w:spacing w:before="120" w:after="40"/>
         <w:jc w:val="center"/>
       </w:pPr>
@@ -9202,17 +8571,15 @@
     <w:p>
       <w:pPr>
         <w:pStyle w:val="Caption"/>
-        <w:spacing w:after="160"/>
-        <w:rPr>
-          <w:lang w:val="sv-SE"/>
-        </w:rPr>
-      </w:pPr>
-      <w:bookmarkStart w:id="28" w:name="_Toc232878434"/>
-      <w:r>
-        <w:rPr>
-          <w:lang w:val="sv-SE"/>
-        </w:rPr>
-        <w:t xml:space="preserve">Gambar </w:t>
+        <w:rPr>
+          <w:lang w:val="sv-SE"/>
+        </w:rPr>
+      </w:pPr>
+      <w:r>
+        <w:rPr>
+          <w:lang w:val="sv-SE"/>
+        </w:rPr>
+        <w:t xml:space="preserve">Gambar 3. </w:t>
       </w:r>
       <w:r>
         <w:fldChar w:fldCharType="begin"/>
@@ -9221,7 +8588,7 @@
         <w:rPr>
           <w:lang w:val="sv-SE"/>
         </w:rPr>
-        <w:instrText>SEQ Gambar \* ARABIC</w:instrText>
+        <w:instrText xml:space="preserve"> SEQ Gambar_3. \* ARABIC </w:instrText>
       </w:r>
       <w:r>
         <w:fldChar w:fldCharType="separate"/>
@@ -9231,7 +8598,7 @@
           <w:noProof/>
           <w:lang w:val="sv-SE"/>
         </w:rPr>
-        <w:t>8</w:t>
+        <w:t>2</w:t>
       </w:r>
       <w:r>
         <w:fldChar w:fldCharType="end"/>
@@ -9240,7 +8607,7 @@
         <w:rPr>
           <w:lang w:val="sv-SE"/>
         </w:rPr>
-        <w:t xml:space="preserve">  Estimasi penghematan biaya BBM </w:t>
+        <w:t xml:space="preserve"> Estimasi penghematan biaya BBM </w:t>
       </w:r>
       <w:proofErr w:type="gramStart"/>
       <w:r>
@@ -9256,7 +8623,6 @@
         </w:rPr>
         <w:t xml:space="preserve"> emisi</w:t>
       </w:r>
-      <w:bookmarkEnd w:id="28"/>
     </w:p>
     <w:p>
       <w:pPr>
@@ -9267,93 +8633,6 @@
           <w:lang w:val="sv-SE"/>
         </w:rPr>
       </w:pPr>
-      <w:r>
-        <w:rPr>
-          <w:lang w:val="sv-SE"/>
-        </w:rPr>
-        <w:t xml:space="preserve">Secara sosial, perencanaan </w:t>
-      </w:r>
-      <w:proofErr w:type="gramStart"/>
-      <w:r>
-        <w:rPr>
-          <w:lang w:val="sv-SE"/>
-        </w:rPr>
-        <w:t>rute yang</w:t>
-      </w:r>
-      <w:proofErr w:type="gramEnd"/>
-      <w:r>
-        <w:rPr>
-          <w:lang w:val="sv-SE"/>
-        </w:rPr>
-        <w:t xml:space="preserve"> terstruktur menambah jumlah titik yang dapat dilayani per ritase sehingga frekuensi pengangkutan dapat ditingkatkan </w:t>
-      </w:r>
-      <w:proofErr w:type="gramStart"/>
-      <w:r>
-        <w:rPr>
-          <w:lang w:val="sv-SE"/>
-        </w:rPr>
-        <w:t>dan</w:t>
-      </w:r>
-      <w:proofErr w:type="gramEnd"/>
-      <w:r>
-        <w:rPr>
-          <w:lang w:val="sv-SE"/>
-        </w:rPr>
-        <w:t xml:space="preserve"> penumpukan sampah di titik tertentu berkurang. Secara ekonomi, penghematan BBM menurunkan beban operasional pengelola. Secara lingkungan, pengurangan jarak tempuh menurunkan emisi gas rumah kaca (GRK) </w:t>
-      </w:r>
-      <w:proofErr w:type="gramStart"/>
-      <w:r>
-        <w:rPr>
-          <w:lang w:val="sv-SE"/>
-        </w:rPr>
-        <w:t>dari armada</w:t>
-      </w:r>
-      <w:proofErr w:type="gramEnd"/>
-      <w:r>
-        <w:rPr>
-          <w:lang w:val="sv-SE"/>
-        </w:rPr>
-        <w:t xml:space="preserve"> pengangkut. Mengingat Kota Surabaya memiliki banyak bank sampah induk </w:t>
-      </w:r>
-      <w:proofErr w:type="gramStart"/>
-      <w:r>
-        <w:rPr>
-          <w:lang w:val="sv-SE"/>
-        </w:rPr>
-        <w:t>dan</w:t>
-      </w:r>
-      <w:proofErr w:type="gramEnd"/>
-      <w:r>
-        <w:rPr>
-          <w:lang w:val="sv-SE"/>
-        </w:rPr>
-        <w:t xml:space="preserve"> TPS3R, dampak agregat berpotensi berlipat seiring penerapan pada lebih banyak depot.</w:t>
-      </w:r>
-    </w:p>
-    <w:p>
-      <w:pPr>
-        <w:pStyle w:val="Heading2"/>
-        <w:rPr>
-          <w:lang w:val="sv-SE"/>
-        </w:rPr>
-      </w:pPr>
-      <w:bookmarkStart w:id="29" w:name="_Toc232878459"/>
-      <w:proofErr w:type="gramStart"/>
-      <w:r>
-        <w:rPr>
-          <w:lang w:val="sv-SE"/>
-        </w:rPr>
-        <w:lastRenderedPageBreak/>
-        <w:t>3.3  Analisis</w:t>
-      </w:r>
-      <w:proofErr w:type="gramEnd"/>
-      <w:r>
-        <w:rPr>
-          <w:lang w:val="sv-SE"/>
-        </w:rPr>
-        <w:t xml:space="preserve"> Kelayakan</w:t>
-      </w:r>
-      <w:bookmarkEnd w:id="29"/>
     </w:p>
     <w:p>
       <w:pPr>
@@ -9368,6 +8647,109 @@
         <w:rPr>
           <w:lang w:val="sv-SE"/>
         </w:rPr>
+        <w:t xml:space="preserve">Secara sosial, perencanaan </w:t>
+      </w:r>
+      <w:proofErr w:type="gramStart"/>
+      <w:r>
+        <w:rPr>
+          <w:lang w:val="sv-SE"/>
+        </w:rPr>
+        <w:t>rute yang</w:t>
+      </w:r>
+      <w:proofErr w:type="gramEnd"/>
+      <w:r>
+        <w:rPr>
+          <w:lang w:val="sv-SE"/>
+        </w:rPr>
+        <w:t xml:space="preserve"> terstruktur menambah jumlah titik yang dapat dilayani per ritase sehingga frekuensi pengangkutan dapat ditingkatkan </w:t>
+      </w:r>
+      <w:proofErr w:type="gramStart"/>
+      <w:r>
+        <w:rPr>
+          <w:lang w:val="sv-SE"/>
+        </w:rPr>
+        <w:t>dan</w:t>
+      </w:r>
+      <w:proofErr w:type="gramEnd"/>
+      <w:r>
+        <w:rPr>
+          <w:lang w:val="sv-SE"/>
+        </w:rPr>
+        <w:t xml:space="preserve"> penumpukan sampah di titik tertentu berkurang. Secara ekonomi, penghematan BBM menurunkan beban operasional pengelola. Secara lingkungan, pengurangan jarak tempuh menurunkan emisi gas rumah kaca (GRK) </w:t>
+      </w:r>
+      <w:proofErr w:type="gramStart"/>
+      <w:r>
+        <w:rPr>
+          <w:lang w:val="sv-SE"/>
+        </w:rPr>
+        <w:t>dari armada</w:t>
+      </w:r>
+      <w:proofErr w:type="gramEnd"/>
+      <w:r>
+        <w:rPr>
+          <w:lang w:val="sv-SE"/>
+        </w:rPr>
+        <w:t xml:space="preserve"> pengangkut. </w:t>
+      </w:r>
+      <w:r>
+        <w:rPr>
+          <w:lang w:val="sv-SE"/>
+        </w:rPr>
+        <w:lastRenderedPageBreak/>
+        <w:t xml:space="preserve">Mengingat Kota Surabaya memiliki banyak bank sampah induk </w:t>
+      </w:r>
+      <w:proofErr w:type="gramStart"/>
+      <w:r>
+        <w:rPr>
+          <w:lang w:val="sv-SE"/>
+        </w:rPr>
+        <w:t>dan</w:t>
+      </w:r>
+      <w:proofErr w:type="gramEnd"/>
+      <w:r>
+        <w:rPr>
+          <w:lang w:val="sv-SE"/>
+        </w:rPr>
+        <w:t xml:space="preserve"> TPS3R, dampak agregat berpotensi berlipat seiring penerapan pada lebih banyak depot.</w:t>
+      </w:r>
+    </w:p>
+    <w:p>
+      <w:pPr>
+        <w:pStyle w:val="Heading2"/>
+        <w:rPr>
+          <w:lang w:val="sv-SE"/>
+        </w:rPr>
+      </w:pPr>
+      <w:bookmarkStart w:id="15" w:name="_Toc232878459"/>
+      <w:proofErr w:type="gramStart"/>
+      <w:r>
+        <w:rPr>
+          <w:lang w:val="sv-SE"/>
+        </w:rPr>
+        <w:t>3.3  Analisis</w:t>
+      </w:r>
+      <w:proofErr w:type="gramEnd"/>
+      <w:r>
+        <w:rPr>
+          <w:lang w:val="sv-SE"/>
+        </w:rPr>
+        <w:t xml:space="preserve"> Kelayakan</w:t>
+      </w:r>
+      <w:bookmarkEnd w:id="15"/>
+    </w:p>
+    <w:p>
+      <w:pPr>
+        <w:spacing w:line="360" w:lineRule="auto"/>
+        <w:ind w:firstLine="720"/>
+        <w:jc w:val="both"/>
+        <w:rPr>
+          <w:lang w:val="sv-SE"/>
+        </w:rPr>
+      </w:pPr>
+      <w:r>
+        <w:rPr>
+          <w:lang w:val="sv-SE"/>
+        </w:rPr>
         <w:t xml:space="preserve">Kelayakan gagasan ditinjau dari dimensi teknis, operasional, </w:t>
       </w:r>
       <w:proofErr w:type="gramStart"/>
@@ -9382,40 +8764,55 @@
         <w:rPr>
           <w:lang w:val="sv-SE"/>
         </w:rPr>
-        <w:t xml:space="preserve"> finansial sebagaimana dirangkum pada Tabel 7. Ketiga dimensi menunjukkan bahwa gagasan dapat diwujudkan oleh tim mahasiswa dalam rentang waktu yang tersedia tanpa ketergantungan pada perangkat khusus.</w:t>
-      </w:r>
-    </w:p>
-    <w:p>
-      <w:pPr>
-        <w:pStyle w:val="TableCaption"/>
-        <w:spacing w:before="160" w:after="80"/>
-      </w:pPr>
-      <w:bookmarkStart w:id="30" w:name="_Toc232878442"/>
-      <w:r>
-        <w:t xml:space="preserve">Tabel </w:t>
-      </w:r>
-      <w:r>
-        <w:fldChar w:fldCharType="begin"/>
-      </w:r>
-      <w:r>
-        <w:instrText>SEQ Tabel \* ARABIC</w:instrText>
-      </w:r>
-      <w:r>
-        <w:fldChar w:fldCharType="separate"/>
-      </w:r>
-      <w:r>
-        <w:rPr>
-          <w:noProof/>
-        </w:rPr>
-        <w:t>7</w:t>
-      </w:r>
-      <w:r>
-        <w:fldChar w:fldCharType="end"/>
-      </w:r>
-      <w:r>
-        <w:t xml:space="preserve">  Analisis kelayakan</w:t>
-      </w:r>
-      <w:bookmarkEnd w:id="30"/>
+        <w:t xml:space="preserve"> finansial sebagaimana dirangkum pada Tabel </w:t>
+      </w:r>
+      <w:r>
+        <w:rPr>
+          <w:lang w:val="sv-SE"/>
+        </w:rPr>
+        <w:t>3</w:t>
+      </w:r>
+      <w:r>
+        <w:rPr>
+          <w:lang w:val="sv-SE"/>
+        </w:rPr>
+        <w:t>.</w:t>
+      </w:r>
+      <w:r>
+        <w:rPr>
+          <w:lang w:val="sv-SE"/>
+        </w:rPr>
+        <w:t>3</w:t>
+      </w:r>
+      <w:r>
+        <w:rPr>
+          <w:lang w:val="sv-SE"/>
+        </w:rPr>
+        <w:t xml:space="preserve"> Ketiga dimensi menunjukkan bahwa gagasan dapat diwujudkan oleh tim mahasiswa dalam rentang waktu yang tersedia tanpa ketergantungan pada perangkat khusus.</w:t>
+      </w:r>
+    </w:p>
+    <w:p>
+      <w:pPr>
+        <w:pStyle w:val="Caption"/>
+        <w:keepNext/>
+      </w:pPr>
+      <w:r>
+        <w:t xml:space="preserve">Tabel 3. </w:t>
+      </w:r>
+      <w:fldSimple w:instr=" SEQ Tabel_3. \* ARABIC ">
+        <w:r>
+          <w:rPr>
+            <w:noProof/>
+          </w:rPr>
+          <w:t>3</w:t>
+        </w:r>
+      </w:fldSimple>
+      <w:r>
+        <w:t xml:space="preserve"> A</w:t>
+      </w:r>
+      <w:r>
+        <w:t>nalisis kelayakan</w:t>
+      </w:r>
     </w:p>
     <w:tbl>
       <w:tblPr>
@@ -9439,12 +8836,6 @@
         <w:gridCol w:w="6237"/>
       </w:tblGrid>
       <w:tr>
-        <w:tblPrEx>
-          <w:tblCellMar>
-            <w:top w:w="0" w:type="dxa"/>
-            <w:bottom w:w="0" w:type="dxa"/>
-          </w:tblCellMar>
-        </w:tblPrEx>
         <w:trPr>
           <w:tblHeader/>
         </w:trPr>
@@ -9516,12 +8907,6 @@
         </w:tc>
       </w:tr>
       <w:tr>
-        <w:tblPrEx>
-          <w:tblCellMar>
-            <w:top w:w="0" w:type="dxa"/>
-            <w:bottom w:w="0" w:type="dxa"/>
-          </w:tblCellMar>
-        </w:tblPrEx>
         <w:tc>
           <w:tcPr>
             <w:tcW w:w="1700" w:type="dxa"/>
@@ -9605,12 +8990,6 @@
         </w:tc>
       </w:tr>
       <w:tr>
-        <w:tblPrEx>
-          <w:tblCellMar>
-            <w:top w:w="0" w:type="dxa"/>
-            <w:bottom w:w="0" w:type="dxa"/>
-          </w:tblCellMar>
-        </w:tblPrEx>
         <w:tc>
           <w:tcPr>
             <w:tcW w:w="1700" w:type="dxa"/>
@@ -9712,12 +9091,6 @@
         </w:tc>
       </w:tr>
       <w:tr>
-        <w:tblPrEx>
-          <w:tblCellMar>
-            <w:top w:w="0" w:type="dxa"/>
-            <w:bottom w:w="0" w:type="dxa"/>
-          </w:tblCellMar>
-        </w:tblPrEx>
         <w:tc>
           <w:tcPr>
             <w:tcW w:w="1700" w:type="dxa"/>
@@ -9790,7 +9163,7 @@
           <w:lang w:val="sv-SE"/>
         </w:rPr>
       </w:pPr>
-      <w:bookmarkStart w:id="31" w:name="_Toc232878460"/>
+      <w:bookmarkStart w:id="16" w:name="_Toc232878460"/>
       <w:proofErr w:type="gramStart"/>
       <w:r>
         <w:rPr>
@@ -9805,7 +9178,7 @@
         </w:rPr>
         <w:t xml:space="preserve"> Implementasi</w:t>
       </w:r>
-      <w:bookmarkEnd w:id="31"/>
+      <w:bookmarkEnd w:id="16"/>
     </w:p>
     <w:p>
       <w:pPr>
@@ -9820,25 +9193,44 @@
         <w:rPr>
           <w:lang w:val="sv-SE"/>
         </w:rPr>
-        <w:t xml:space="preserve">Rencana implementasi purwarupa disusun dalam enam tahap selama sepuluh minggu sebagaimana ditunjukkan pada Gambar 9 </w:t>
+        <w:t xml:space="preserve">Rencana implementasi purwarupa disusun dalam enam tahap selama sepuluh minggu sebagaimana ditunjukkan pada Gambar </w:t>
       </w:r>
       <w:proofErr w:type="gramStart"/>
       <w:r>
         <w:rPr>
           <w:lang w:val="sv-SE"/>
         </w:rPr>
-        <w:t>dan</w:t>
+        <w:t xml:space="preserve">3.3 </w:t>
+      </w:r>
+      <w:r>
+        <w:rPr>
+          <w:lang w:val="sv-SE"/>
+        </w:rPr>
+        <w:t xml:space="preserve"> dan</w:t>
       </w:r>
       <w:proofErr w:type="gramEnd"/>
       <w:r>
         <w:rPr>
           <w:lang w:val="sv-SE"/>
         </w:rPr>
-        <w:t xml:space="preserve"> dirinci pada Tabel 8. Tahap kritis terletak pada pengembangan penyelesai CVRP karena menentukan kualitas keluaran sistem.</w:t>
-      </w:r>
-    </w:p>
-    <w:p>
-      <w:pPr>
+        <w:t xml:space="preserve"> dirinci pada Tabel </w:t>
+      </w:r>
+      <w:r>
+        <w:rPr>
+          <w:lang w:val="sv-SE"/>
+        </w:rPr>
+        <w:t>3.4</w:t>
+      </w:r>
+      <w:r>
+        <w:rPr>
+          <w:lang w:val="sv-SE"/>
+        </w:rPr>
+        <w:t>. Tahap kritis terletak pada pengembangan penyelesai CVRP karena menentukan kualitas keluaran sistem.</w:t>
+      </w:r>
+    </w:p>
+    <w:p>
+      <w:pPr>
+        <w:keepNext/>
         <w:spacing w:before="120" w:after="40"/>
         <w:jc w:val="center"/>
       </w:pPr>
@@ -9889,47 +9281,24 @@
     <w:p>
       <w:pPr>
         <w:pStyle w:val="Caption"/>
-        <w:spacing w:after="160"/>
-        <w:rPr>
-          <w:lang w:val="sv-SE"/>
-        </w:rPr>
-      </w:pPr>
-      <w:bookmarkStart w:id="32" w:name="_Toc232878435"/>
-      <w:r>
-        <w:rPr>
-          <w:lang w:val="sv-SE"/>
-        </w:rPr>
-        <w:t xml:space="preserve">Gambar </w:t>
-      </w:r>
-      <w:r>
-        <w:fldChar w:fldCharType="begin"/>
-      </w:r>
-      <w:r>
-        <w:rPr>
-          <w:lang w:val="sv-SE"/>
-        </w:rPr>
-        <w:instrText>SEQ Gambar \* ARABIC</w:instrText>
-      </w:r>
-      <w:r>
-        <w:fldChar w:fldCharType="separate"/>
-      </w:r>
-      <w:r>
-        <w:rPr>
-          <w:noProof/>
-          <w:lang w:val="sv-SE"/>
-        </w:rPr>
-        <w:t>9</w:t>
-      </w:r>
-      <w:r>
-        <w:fldChar w:fldCharType="end"/>
-      </w:r>
-      <w:r>
-        <w:rPr>
-          <w:lang w:val="sv-SE"/>
-        </w:rPr>
-        <w:t xml:space="preserve">  Rencana implementasi purwarupa</w:t>
-      </w:r>
-      <w:bookmarkEnd w:id="32"/>
+      </w:pPr>
+      <w:r>
+        <w:t xml:space="preserve">Gambar 3. </w:t>
+      </w:r>
+      <w:fldSimple w:instr=" SEQ Gambar_3. \* ARABIC ">
+        <w:r>
+          <w:rPr>
+            <w:noProof/>
+          </w:rPr>
+          <w:t>3</w:t>
+        </w:r>
+      </w:fldSimple>
+      <w:r>
+        <w:t xml:space="preserve"> </w:t>
+      </w:r>
+      <w:r>
+        <w:t>Rencana implementasi purwarupa</w:t>
+      </w:r>
     </w:p>
     <w:p>
       <w:pPr>
@@ -9939,56 +9308,56 @@
           <w:lang w:val="sv-SE"/>
         </w:rPr>
       </w:pPr>
-      <w:bookmarkStart w:id="33" w:name="_Toc232878443"/>
-      <w:r>
-        <w:rPr>
-          <w:lang w:val="sv-SE"/>
-        </w:rPr>
-        <w:t xml:space="preserve">Tabel </w:t>
-      </w:r>
-      <w:r>
-        <w:fldChar w:fldCharType="begin"/>
-      </w:r>
-      <w:r>
-        <w:rPr>
-          <w:lang w:val="sv-SE"/>
-        </w:rPr>
-        <w:instrText>SEQ Tabel \* ARABIC</w:instrText>
-      </w:r>
-      <w:r>
-        <w:fldChar w:fldCharType="separate"/>
-      </w:r>
-      <w:r>
-        <w:rPr>
-          <w:noProof/>
-          <w:lang w:val="sv-SE"/>
-        </w:rPr>
-        <w:t>8</w:t>
-      </w:r>
-      <w:r>
-        <w:fldChar w:fldCharType="end"/>
-      </w:r>
-      <w:r>
-        <w:rPr>
-          <w:lang w:val="sv-SE"/>
-        </w:rPr>
-        <w:t xml:space="preserve">  Tahapan implementasi </w:t>
-      </w:r>
-      <w:proofErr w:type="gramStart"/>
-      <w:r>
-        <w:rPr>
-          <w:lang w:val="sv-SE"/>
-        </w:rPr>
-        <w:t>dan</w:t>
-      </w:r>
-      <w:proofErr w:type="gramEnd"/>
-      <w:r>
-        <w:rPr>
-          <w:lang w:val="sv-SE"/>
-        </w:rPr>
-        <w:t xml:space="preserve"> luaran</w:t>
-      </w:r>
-      <w:bookmarkEnd w:id="33"/>
+    </w:p>
+    <w:p>
+      <w:pPr>
+        <w:pStyle w:val="TableCaption"/>
+        <w:spacing w:before="160" w:after="80"/>
+        <w:rPr>
+          <w:lang w:val="sv-SE"/>
+        </w:rPr>
+      </w:pPr>
+    </w:p>
+    <w:p>
+      <w:pPr>
+        <w:pStyle w:val="TableCaption"/>
+        <w:spacing w:before="160" w:after="80"/>
+        <w:rPr>
+          <w:lang w:val="sv-SE"/>
+        </w:rPr>
+      </w:pPr>
+    </w:p>
+    <w:p>
+      <w:pPr>
+        <w:pStyle w:val="TableCaption"/>
+        <w:spacing w:before="160" w:after="80"/>
+        <w:rPr>
+          <w:lang w:val="sv-SE"/>
+        </w:rPr>
+      </w:pPr>
+    </w:p>
+    <w:p>
+      <w:pPr>
+        <w:pStyle w:val="Caption"/>
+        <w:keepNext/>
+      </w:pPr>
+      <w:r>
+        <w:t xml:space="preserve">Tabel 3. </w:t>
+      </w:r>
+      <w:fldSimple w:instr=" SEQ Tabel_3. \* ARABIC ">
+        <w:r>
+          <w:rPr>
+            <w:noProof/>
+          </w:rPr>
+          <w:t>4</w:t>
+        </w:r>
+      </w:fldSimple>
+      <w:r>
+        <w:t xml:space="preserve"> </w:t>
+      </w:r>
+      <w:r>
+        <w:t>Tahapan implementasi dan luaran</w:t>
+      </w:r>
     </w:p>
     <w:tbl>
       <w:tblPr>
@@ -10013,12 +9382,6 @@
         <w:gridCol w:w="2100"/>
       </w:tblGrid>
       <w:tr>
-        <w:tblPrEx>
-          <w:tblCellMar>
-            <w:top w:w="0" w:type="dxa"/>
-            <w:bottom w:w="0" w:type="dxa"/>
-          </w:tblCellMar>
-        </w:tblPrEx>
         <w:trPr>
           <w:tblHeader/>
         </w:trPr>
@@ -10123,12 +9486,6 @@
         </w:tc>
       </w:tr>
       <w:tr>
-        <w:tblPrEx>
-          <w:tblCellMar>
-            <w:top w:w="0" w:type="dxa"/>
-            <w:bottom w:w="0" w:type="dxa"/>
-          </w:tblCellMar>
-        </w:tblPrEx>
         <w:tc>
           <w:tcPr>
             <w:tcW w:w="2300" w:type="dxa"/>
@@ -10221,12 +9578,6 @@
         </w:tc>
       </w:tr>
       <w:tr>
-        <w:tblPrEx>
-          <w:tblCellMar>
-            <w:top w:w="0" w:type="dxa"/>
-            <w:bottom w:w="0" w:type="dxa"/>
-          </w:tblCellMar>
-        </w:tblPrEx>
         <w:tc>
           <w:tcPr>
             <w:tcW w:w="2300" w:type="dxa"/>
@@ -10341,12 +9692,6 @@
         </w:tc>
       </w:tr>
       <w:tr>
-        <w:tblPrEx>
-          <w:tblCellMar>
-            <w:top w:w="0" w:type="dxa"/>
-            <w:bottom w:w="0" w:type="dxa"/>
-          </w:tblCellMar>
-        </w:tblPrEx>
         <w:tc>
           <w:tcPr>
             <w:tcW w:w="2300" w:type="dxa"/>
@@ -10371,7 +9716,6 @@
                 <w:sz w:val="22"/>
                 <w:szCs w:val="22"/>
               </w:rPr>
-              <w:lastRenderedPageBreak/>
               <w:t>3 (Minggu 3 sampai 5)</w:t>
             </w:r>
           </w:p>
@@ -10440,12 +9784,6 @@
         </w:tc>
       </w:tr>
       <w:tr>
-        <w:tblPrEx>
-          <w:tblCellMar>
-            <w:top w:w="0" w:type="dxa"/>
-            <w:bottom w:w="0" w:type="dxa"/>
-          </w:tblCellMar>
-        </w:tblPrEx>
         <w:tc>
           <w:tcPr>
             <w:tcW w:w="2300" w:type="dxa"/>
@@ -10538,12 +9876,6 @@
         </w:tc>
       </w:tr>
       <w:tr>
-        <w:tblPrEx>
-          <w:tblCellMar>
-            <w:top w:w="0" w:type="dxa"/>
-            <w:bottom w:w="0" w:type="dxa"/>
-          </w:tblCellMar>
-        </w:tblPrEx>
         <w:tc>
           <w:tcPr>
             <w:tcW w:w="2300" w:type="dxa"/>
@@ -10640,12 +9972,6 @@
         </w:tc>
       </w:tr>
       <w:tr>
-        <w:tblPrEx>
-          <w:tblCellMar>
-            <w:top w:w="0" w:type="dxa"/>
-            <w:bottom w:w="0" w:type="dxa"/>
-          </w:tblCellMar>
-        </w:tblPrEx>
         <w:tc>
           <w:tcPr>
             <w:tcW w:w="2300" w:type="dxa"/>
@@ -10742,12 +10068,12 @@
       <w:pPr>
         <w:pStyle w:val="Heading2"/>
       </w:pPr>
-      <w:bookmarkStart w:id="34" w:name="_Toc232878461"/>
+      <w:bookmarkStart w:id="17" w:name="_Toc232878461"/>
       <w:proofErr w:type="gramStart"/>
       <w:r>
         <w:t>3.5  Keberlanjutan</w:t>
       </w:r>
-      <w:bookmarkEnd w:id="34"/>
+      <w:bookmarkEnd w:id="17"/>
       <w:proofErr w:type="gramEnd"/>
     </w:p>
     <w:p>
@@ -10803,7 +10129,7 @@
           <w:lang w:val="sv-SE"/>
         </w:rPr>
       </w:pPr>
-      <w:bookmarkStart w:id="35" w:name="_Toc232878462"/>
+      <w:bookmarkStart w:id="18" w:name="_Toc232878462"/>
       <w:r>
         <w:rPr>
           <w:lang w:val="sv-SE"/>
@@ -10811,7 +10137,7 @@
         <w:lastRenderedPageBreak/>
         <w:t>DAFTAR PUSTAKA</w:t>
       </w:r>
-      <w:bookmarkEnd w:id="35"/>
+      <w:bookmarkEnd w:id="18"/>
     </w:p>
     <w:p>
       <w:pPr>

--- a/proposal/02-proposal.docx
+++ b/proposal/02-proposal.docx
@@ -136,7 +136,7 @@
                     <pic:cNvPicPr/>
                   </pic:nvPicPr>
                   <pic:blipFill>
-                    <a:blip r:embed="rId7" cstate="print">
+                    <a:blip r:embed="rId8" cstate="print">
                       <a:extLst>
                         <a:ext uri="{28A0092B-C50C-407E-A947-70E740481C1C}">
                           <a14:useLocalDpi xmlns:a14="http://schemas.microsoft.com/office/drawing/2010/main" val="0"/>
@@ -224,10 +224,22 @@
         </w:rPr>
       </w:pPr>
       <w:r>
-        <w:rPr>
-          <w:lang w:val="sv-SE"/>
-        </w:rPr>
-        <w:t>[Nama Anggota 2] ([NRP])</w:t>
+        <w:t>Muhammad Daffa Safriel Sabilillah</w:t>
+      </w:r>
+      <w:r>
+        <w:rPr>
+          <w:lang w:val="sv-SE"/>
+        </w:rPr>
+        <w:t xml:space="preserve"> (</w:t>
+      </w:r>
+      <w:r>
+        <w:t>2040221104</w:t>
+      </w:r>
+      <w:r>
+        <w:rPr>
+          <w:lang w:val="sv-SE"/>
+        </w:rPr>
+        <w:t>)</w:t>
       </w:r>
     </w:p>
     <w:p>
@@ -1366,7 +1378,7 @@
               <w:rPr>
                 <w:noProof/>
               </w:rPr>
-              <w:t>13</w:t>
+              <w:t>14</w:t>
             </w:r>
             <w:r>
               <w:rPr>
@@ -1431,7 +1443,7 @@
               <w:rPr>
                 <w:noProof/>
               </w:rPr>
-              <w:t>14</w:t>
+              <w:t>15</w:t>
             </w:r>
             <w:r>
               <w:rPr>
@@ -1654,325 +1666,1335 @@
       </w:r>
       <w:bookmarkEnd w:id="0"/>
     </w:p>
-    <w:sdt>
-      <w:sdtPr>
-        <w:alias w:val="Daftar Gambar"/>
-        <w:id w:val="979659924"/>
-      </w:sdtPr>
-      <w:sdtContent>
-        <w:p>
-          <w:pPr>
-            <w:pStyle w:val="TableofFigures"/>
-            <w:tabs>
-              <w:tab w:val="right" w:leader="dot" w:pos="7927"/>
-            </w:tabs>
+    <w:p>
+      <w:pPr>
+        <w:pStyle w:val="TableofFigures"/>
+        <w:tabs>
+          <w:tab w:val="right" w:leader="dot" w:pos="7927"/>
+        </w:tabs>
+        <w:rPr>
+          <w:rFonts w:asciiTheme="minorHAnsi" w:eastAsiaTheme="minorEastAsia" w:hAnsiTheme="minorHAnsi" w:cstheme="minorBidi"/>
+          <w:noProof/>
+          <w:color w:val="auto"/>
+          <w:kern w:val="2"/>
+          <w14:ligatures w14:val="standardContextual"/>
+        </w:rPr>
+      </w:pPr>
+      <w:r>
+        <w:fldChar w:fldCharType="begin"/>
+      </w:r>
+      <w:r>
+        <w:instrText xml:space="preserve"> TOC \h \z \c "Gambar 1." </w:instrText>
+      </w:r>
+      <w:r>
+        <w:fldChar w:fldCharType="separate"/>
+      </w:r>
+      <w:hyperlink w:anchor="_Toc233045203" w:history="1">
+        <w:r>
+          <w:rPr>
+            <w:rStyle w:val="Hyperlink"/>
+            <w:noProof/>
+            <w:lang w:val="sv-SE"/>
+          </w:rPr>
+          <w:t>Gambar 1. 1 Komposisi dan status pengelolaan sampah</w:t>
+        </w:r>
+        <w:r>
+          <w:rPr>
+            <w:noProof/>
+            <w:webHidden/>
+          </w:rPr>
+          <w:tab/>
+        </w:r>
+        <w:r>
+          <w:rPr>
+            <w:noProof/>
+            <w:webHidden/>
+          </w:rPr>
+          <w:fldChar w:fldCharType="begin"/>
+        </w:r>
+        <w:r>
+          <w:rPr>
+            <w:noProof/>
+            <w:webHidden/>
+          </w:rPr>
+          <w:instrText xml:space="preserve"> PAGEREF _Toc233045203 \h </w:instrText>
+        </w:r>
+        <w:r>
+          <w:rPr>
+            <w:noProof/>
+            <w:webHidden/>
+          </w:rPr>
+        </w:r>
+        <w:r>
+          <w:rPr>
+            <w:noProof/>
+            <w:webHidden/>
+          </w:rPr>
+          <w:fldChar w:fldCharType="separate"/>
+        </w:r>
+        <w:r>
+          <w:rPr>
+            <w:noProof/>
+            <w:webHidden/>
+          </w:rPr>
+          <w:t>5</w:t>
+        </w:r>
+        <w:r>
+          <w:rPr>
+            <w:noProof/>
+            <w:webHidden/>
+          </w:rPr>
+          <w:fldChar w:fldCharType="end"/>
+        </w:r>
+      </w:hyperlink>
+    </w:p>
+    <w:p>
+      <w:pPr>
+        <w:pStyle w:val="TableofFigures"/>
+        <w:tabs>
+          <w:tab w:val="right" w:leader="dot" w:pos="7927"/>
+        </w:tabs>
+        <w:rPr>
+          <w:noProof/>
+        </w:rPr>
+      </w:pPr>
+      <w:hyperlink w:anchor="_Toc233045204" w:history="1">
+        <w:r>
+          <w:rPr>
+            <w:rStyle w:val="Hyperlink"/>
+            <w:noProof/>
+            <w:lang w:val="sv-SE"/>
+          </w:rPr>
+          <w:t>Gambar 1. 2 Rantai akar masalah pengangkutan sampah komunitas</w:t>
+        </w:r>
+        <w:r>
+          <w:rPr>
+            <w:noProof/>
+            <w:webHidden/>
+          </w:rPr>
+          <w:tab/>
+        </w:r>
+        <w:r>
+          <w:rPr>
+            <w:noProof/>
+            <w:webHidden/>
+          </w:rPr>
+          <w:fldChar w:fldCharType="begin"/>
+        </w:r>
+        <w:r>
+          <w:rPr>
+            <w:noProof/>
+            <w:webHidden/>
+          </w:rPr>
+          <w:instrText xml:space="preserve"> PAGEREF _Toc233045204 \h </w:instrText>
+        </w:r>
+        <w:r>
+          <w:rPr>
+            <w:noProof/>
+            <w:webHidden/>
+          </w:rPr>
+        </w:r>
+        <w:r>
+          <w:rPr>
+            <w:noProof/>
+            <w:webHidden/>
+          </w:rPr>
+          <w:fldChar w:fldCharType="separate"/>
+        </w:r>
+        <w:r>
+          <w:rPr>
+            <w:noProof/>
+            <w:webHidden/>
+          </w:rPr>
+          <w:t>7</w:t>
+        </w:r>
+        <w:r>
+          <w:rPr>
+            <w:noProof/>
+            <w:webHidden/>
+          </w:rPr>
+          <w:fldChar w:fldCharType="end"/>
+        </w:r>
+      </w:hyperlink>
+      <w:r>
+        <w:rPr>
+          <w:rStyle w:val="Hyperlink"/>
+          <w:noProof/>
+        </w:rPr>
+        <w:t xml:space="preserve"> </w:t>
+      </w:r>
+      <w:r>
+        <w:fldChar w:fldCharType="end"/>
+      </w:r>
+      <w:r>
+        <w:fldChar w:fldCharType="begin"/>
+      </w:r>
+      <w:r>
+        <w:instrText xml:space="preserve"> TOC \h \z \c "Gambar 2." </w:instrText>
+      </w:r>
+      <w:r>
+        <w:fldChar w:fldCharType="separate"/>
+      </w:r>
+    </w:p>
+    <w:p>
+      <w:pPr>
+        <w:pStyle w:val="TableofFigures"/>
+        <w:tabs>
+          <w:tab w:val="right" w:leader="dot" w:pos="7927"/>
+        </w:tabs>
+        <w:rPr>
+          <w:rFonts w:asciiTheme="minorHAnsi" w:eastAsiaTheme="minorEastAsia" w:hAnsiTheme="minorHAnsi" w:cstheme="minorBidi"/>
+          <w:noProof/>
+          <w:color w:val="auto"/>
+          <w:kern w:val="2"/>
+          <w14:ligatures w14:val="standardContextual"/>
+        </w:rPr>
+      </w:pPr>
+      <w:hyperlink w:anchor="_Toc233045207" w:history="1">
+        <w:r>
+          <w:rPr>
+            <w:rStyle w:val="Hyperlink"/>
+            <w:noProof/>
+            <w:lang w:val="sv-SE"/>
+          </w:rPr>
+          <w:t>Gambar 2. 1 Alur kerja sistem RuteHijau</w:t>
+        </w:r>
+        <w:r>
+          <w:rPr>
+            <w:noProof/>
+            <w:webHidden/>
+          </w:rPr>
+          <w:tab/>
+        </w:r>
+        <w:r>
+          <w:rPr>
+            <w:noProof/>
+            <w:webHidden/>
+          </w:rPr>
+          <w:fldChar w:fldCharType="begin"/>
+        </w:r>
+        <w:r>
+          <w:rPr>
+            <w:noProof/>
+            <w:webHidden/>
+          </w:rPr>
+          <w:instrText xml:space="preserve"> PAGEREF _Toc233045207 \h </w:instrText>
+        </w:r>
+        <w:r>
+          <w:rPr>
+            <w:noProof/>
+            <w:webHidden/>
+          </w:rPr>
+        </w:r>
+        <w:r>
+          <w:rPr>
+            <w:noProof/>
+            <w:webHidden/>
+          </w:rPr>
+          <w:fldChar w:fldCharType="separate"/>
+        </w:r>
+        <w:r>
+          <w:rPr>
+            <w:noProof/>
+            <w:webHidden/>
+          </w:rPr>
+          <w:t>8</w:t>
+        </w:r>
+        <w:r>
+          <w:rPr>
+            <w:noProof/>
+            <w:webHidden/>
+          </w:rPr>
+          <w:fldChar w:fldCharType="end"/>
+        </w:r>
+      </w:hyperlink>
+    </w:p>
+    <w:p>
+      <w:pPr>
+        <w:pStyle w:val="TableofFigures"/>
+        <w:tabs>
+          <w:tab w:val="right" w:leader="dot" w:pos="7927"/>
+        </w:tabs>
+        <w:rPr>
+          <w:rFonts w:asciiTheme="minorHAnsi" w:eastAsiaTheme="minorEastAsia" w:hAnsiTheme="minorHAnsi" w:cstheme="minorBidi"/>
+          <w:noProof/>
+          <w:color w:val="auto"/>
+          <w:kern w:val="2"/>
+          <w14:ligatures w14:val="standardContextual"/>
+        </w:rPr>
+      </w:pPr>
+      <w:hyperlink w:anchor="_Toc233045208" w:history="1">
+        <w:r>
+          <w:rPr>
+            <w:rStyle w:val="Hyperlink"/>
+            <w:noProof/>
+          </w:rPr>
+          <w:t>Gambar 2. 2 Arsitektur sistem RuteHijau</w:t>
+        </w:r>
+        <w:r>
+          <w:rPr>
+            <w:noProof/>
+            <w:webHidden/>
+          </w:rPr>
+          <w:tab/>
+        </w:r>
+        <w:r>
+          <w:rPr>
+            <w:noProof/>
+            <w:webHidden/>
+          </w:rPr>
+          <w:fldChar w:fldCharType="begin"/>
+        </w:r>
+        <w:r>
+          <w:rPr>
+            <w:noProof/>
+            <w:webHidden/>
+          </w:rPr>
+          <w:instrText xml:space="preserve"> PAGEREF _Toc233045208 \h </w:instrText>
+        </w:r>
+        <w:r>
+          <w:rPr>
+            <w:noProof/>
+            <w:webHidden/>
+          </w:rPr>
+        </w:r>
+        <w:r>
+          <w:rPr>
+            <w:noProof/>
+            <w:webHidden/>
+          </w:rPr>
+          <w:fldChar w:fldCharType="separate"/>
+        </w:r>
+        <w:r>
+          <w:rPr>
+            <w:noProof/>
+            <w:webHidden/>
+          </w:rPr>
+          <w:t>10</w:t>
+        </w:r>
+        <w:r>
+          <w:rPr>
+            <w:noProof/>
+            <w:webHidden/>
+          </w:rPr>
+          <w:fldChar w:fldCharType="end"/>
+        </w:r>
+      </w:hyperlink>
+    </w:p>
+    <w:p>
+      <w:pPr>
+        <w:pStyle w:val="TableofFigures"/>
+        <w:tabs>
+          <w:tab w:val="right" w:leader="dot" w:pos="7927"/>
+        </w:tabs>
+        <w:rPr>
+          <w:rFonts w:asciiTheme="minorHAnsi" w:eastAsiaTheme="minorEastAsia" w:hAnsiTheme="minorHAnsi" w:cstheme="minorBidi"/>
+          <w:noProof/>
+          <w:color w:val="auto"/>
+          <w:kern w:val="2"/>
+          <w14:ligatures w14:val="standardContextual"/>
+        </w:rPr>
+      </w:pPr>
+      <w:hyperlink w:anchor="_Toc233045209" w:history="1">
+        <w:r>
+          <w:rPr>
+            <w:rStyle w:val="Hyperlink"/>
+            <w:noProof/>
+            <w:lang w:val="sv-SE"/>
+          </w:rPr>
+          <w:t>Gambar 2. 3 Perbandingan pola rute tanpa optimasi dan hasil optimasi</w:t>
+        </w:r>
+        <w:r>
+          <w:rPr>
+            <w:noProof/>
+            <w:webHidden/>
+          </w:rPr>
+          <w:tab/>
+        </w:r>
+        <w:r>
+          <w:rPr>
+            <w:noProof/>
+            <w:webHidden/>
+          </w:rPr>
+          <w:fldChar w:fldCharType="begin"/>
+        </w:r>
+        <w:r>
+          <w:rPr>
+            <w:noProof/>
+            <w:webHidden/>
+          </w:rPr>
+          <w:instrText xml:space="preserve"> PAGEREF _Toc233045209 \h </w:instrText>
+        </w:r>
+        <w:r>
+          <w:rPr>
+            <w:noProof/>
+            <w:webHidden/>
+          </w:rPr>
+        </w:r>
+        <w:r>
+          <w:rPr>
+            <w:noProof/>
+            <w:webHidden/>
+          </w:rPr>
+          <w:fldChar w:fldCharType="separate"/>
+        </w:r>
+        <w:r>
+          <w:rPr>
+            <w:noProof/>
+            <w:webHidden/>
+          </w:rPr>
+          <w:t>11</w:t>
+        </w:r>
+        <w:r>
+          <w:rPr>
+            <w:noProof/>
+            <w:webHidden/>
+          </w:rPr>
+          <w:fldChar w:fldCharType="end"/>
+        </w:r>
+      </w:hyperlink>
+    </w:p>
+    <w:p>
+      <w:pPr>
+        <w:pStyle w:val="TableofFigures"/>
+        <w:tabs>
+          <w:tab w:val="right" w:leader="dot" w:pos="7927"/>
+        </w:tabs>
+        <w:rPr>
+          <w:noProof/>
+        </w:rPr>
+      </w:pPr>
+      <w:hyperlink w:anchor="_Toc233045210" w:history="1">
+        <w:r>
+          <w:rPr>
+            <w:rStyle w:val="Hyperlink"/>
+            <w:noProof/>
+          </w:rPr>
+          <w:t>Gambar 2. 4 Tampilan antarmuka RuteHijau</w:t>
+        </w:r>
+        <w:r>
+          <w:rPr>
+            <w:noProof/>
+            <w:webHidden/>
+          </w:rPr>
+          <w:tab/>
+        </w:r>
+        <w:r>
+          <w:rPr>
+            <w:noProof/>
+            <w:webHidden/>
+          </w:rPr>
+          <w:fldChar w:fldCharType="begin"/>
+        </w:r>
+        <w:r>
+          <w:rPr>
+            <w:noProof/>
+            <w:webHidden/>
+          </w:rPr>
+          <w:instrText xml:space="preserve"> PAGEREF _Toc233045210 \h </w:instrText>
+        </w:r>
+        <w:r>
+          <w:rPr>
+            <w:noProof/>
+            <w:webHidden/>
+          </w:rPr>
+        </w:r>
+        <w:r>
+          <w:rPr>
+            <w:noProof/>
+            <w:webHidden/>
+          </w:rPr>
+          <w:fldChar w:fldCharType="separate"/>
+        </w:r>
+        <w:r>
+          <w:rPr>
+            <w:noProof/>
+            <w:webHidden/>
+          </w:rPr>
+          <w:t>11</w:t>
+        </w:r>
+        <w:r>
+          <w:rPr>
+            <w:noProof/>
+            <w:webHidden/>
+          </w:rPr>
+          <w:fldChar w:fldCharType="end"/>
+        </w:r>
+      </w:hyperlink>
+      <w:r>
+        <w:rPr>
+          <w:rStyle w:val="Hyperlink"/>
+          <w:noProof/>
+        </w:rPr>
+        <w:t xml:space="preserve"> </w:t>
+      </w:r>
+      <w:r>
+        <w:fldChar w:fldCharType="end"/>
+      </w:r>
+      <w:r>
+        <w:fldChar w:fldCharType="begin"/>
+      </w:r>
+      <w:r>
+        <w:instrText xml:space="preserve"> TOC \h \z \c "Gambar 3." </w:instrText>
+      </w:r>
+      <w:r>
+        <w:fldChar w:fldCharType="separate"/>
+      </w:r>
+    </w:p>
+    <w:p>
+      <w:pPr>
+        <w:pStyle w:val="TableofFigures"/>
+        <w:tabs>
+          <w:tab w:val="right" w:leader="dot" w:pos="7927"/>
+        </w:tabs>
+        <w:rPr>
+          <w:rFonts w:asciiTheme="minorHAnsi" w:eastAsiaTheme="minorEastAsia" w:hAnsiTheme="minorHAnsi" w:cstheme="minorBidi"/>
+          <w:noProof/>
+          <w:color w:val="auto"/>
+          <w:kern w:val="2"/>
+          <w14:ligatures w14:val="standardContextual"/>
+        </w:rPr>
+      </w:pPr>
+      <w:hyperlink w:anchor="_Toc233045211" w:history="1">
+        <w:r>
+          <w:rPr>
+            <w:rStyle w:val="Hyperlink"/>
+            <w:noProof/>
+            <w:lang w:val="sv-SE"/>
+          </w:rPr>
+          <w:t>Gambar 3. 1 Total jarak per siklus pengangkutan pada skenario simulasi</w:t>
+        </w:r>
+        <w:r>
+          <w:rPr>
+            <w:noProof/>
+            <w:webHidden/>
+          </w:rPr>
+          <w:tab/>
+        </w:r>
+        <w:r>
+          <w:rPr>
+            <w:noProof/>
+            <w:webHidden/>
+          </w:rPr>
+          <w:fldChar w:fldCharType="begin"/>
+        </w:r>
+        <w:r>
+          <w:rPr>
+            <w:noProof/>
+            <w:webHidden/>
+          </w:rPr>
+          <w:instrText xml:space="preserve"> PAGEREF _Toc233045211 \h </w:instrText>
+        </w:r>
+        <w:r>
+          <w:rPr>
+            <w:noProof/>
+            <w:webHidden/>
+          </w:rPr>
+        </w:r>
+        <w:r>
+          <w:rPr>
+            <w:noProof/>
+            <w:webHidden/>
+          </w:rPr>
+          <w:fldChar w:fldCharType="separate"/>
+        </w:r>
+        <w:r>
+          <w:rPr>
+            <w:noProof/>
+            <w:webHidden/>
+          </w:rPr>
+          <w:t>13</w:t>
+        </w:r>
+        <w:r>
+          <w:rPr>
+            <w:noProof/>
+            <w:webHidden/>
+          </w:rPr>
+          <w:fldChar w:fldCharType="end"/>
+        </w:r>
+      </w:hyperlink>
+    </w:p>
+    <w:p>
+      <w:pPr>
+        <w:pStyle w:val="TableofFigures"/>
+        <w:tabs>
+          <w:tab w:val="right" w:leader="dot" w:pos="7927"/>
+        </w:tabs>
+        <w:rPr>
+          <w:rFonts w:asciiTheme="minorHAnsi" w:eastAsiaTheme="minorEastAsia" w:hAnsiTheme="minorHAnsi" w:cstheme="minorBidi"/>
+          <w:noProof/>
+          <w:color w:val="auto"/>
+          <w:kern w:val="2"/>
+          <w14:ligatures w14:val="standardContextual"/>
+        </w:rPr>
+      </w:pPr>
+      <w:hyperlink w:anchor="_Toc233045212" w:history="1">
+        <w:r>
+          <w:rPr>
+            <w:rStyle w:val="Hyperlink"/>
+            <w:noProof/>
+            <w:lang w:val="sv-SE"/>
+          </w:rPr>
+          <w:t>Gambar 3. 2 Estimasi penghematan biaya BBM dan emisi</w:t>
+        </w:r>
+        <w:r>
+          <w:rPr>
+            <w:noProof/>
+            <w:webHidden/>
+          </w:rPr>
+          <w:tab/>
+        </w:r>
+        <w:r>
+          <w:rPr>
+            <w:noProof/>
+            <w:webHidden/>
+          </w:rPr>
+          <w:fldChar w:fldCharType="begin"/>
+        </w:r>
+        <w:r>
+          <w:rPr>
+            <w:noProof/>
+            <w:webHidden/>
+          </w:rPr>
+          <w:instrText xml:space="preserve"> PAGEREF _Toc233045212 \h </w:instrText>
+        </w:r>
+        <w:r>
+          <w:rPr>
+            <w:noProof/>
+            <w:webHidden/>
+          </w:rPr>
+        </w:r>
+        <w:r>
+          <w:rPr>
+            <w:noProof/>
+            <w:webHidden/>
+          </w:rPr>
+          <w:fldChar w:fldCharType="separate"/>
+        </w:r>
+        <w:r>
+          <w:rPr>
+            <w:noProof/>
+            <w:webHidden/>
+          </w:rPr>
+          <w:t>14</w:t>
+        </w:r>
+        <w:r>
+          <w:rPr>
+            <w:noProof/>
+            <w:webHidden/>
+          </w:rPr>
+          <w:fldChar w:fldCharType="end"/>
+        </w:r>
+      </w:hyperlink>
+    </w:p>
+    <w:p>
+      <w:pPr>
+        <w:pStyle w:val="TableofFigures"/>
+        <w:tabs>
+          <w:tab w:val="right" w:leader="dot" w:pos="7927"/>
+        </w:tabs>
+        <w:rPr>
+          <w:rFonts w:asciiTheme="minorHAnsi" w:eastAsiaTheme="minorEastAsia" w:hAnsiTheme="minorHAnsi" w:cstheme="minorBidi"/>
+          <w:noProof/>
+          <w:color w:val="auto"/>
+          <w:kern w:val="2"/>
+          <w14:ligatures w14:val="standardContextual"/>
+        </w:rPr>
+      </w:pPr>
+      <w:hyperlink w:anchor="_Toc233045213" w:history="1">
+        <w:r>
+          <w:rPr>
+            <w:rStyle w:val="Hyperlink"/>
+            <w:noProof/>
+          </w:rPr>
+          <w:t>Gambar 3. 3 Rencana implementasi purwarupa</w:t>
+        </w:r>
+        <w:r>
+          <w:rPr>
+            <w:noProof/>
+            <w:webHidden/>
+          </w:rPr>
+          <w:tab/>
+        </w:r>
+        <w:r>
+          <w:rPr>
+            <w:noProof/>
+            <w:webHidden/>
+          </w:rPr>
+          <w:fldChar w:fldCharType="begin"/>
+        </w:r>
+        <w:r>
+          <w:rPr>
+            <w:noProof/>
+            <w:webHidden/>
+          </w:rPr>
+          <w:instrText xml:space="preserve"> PAGEREF _Toc233045213 \h </w:instrText>
+        </w:r>
+        <w:r>
+          <w:rPr>
+            <w:noProof/>
+            <w:webHidden/>
+          </w:rPr>
+        </w:r>
+        <w:r>
+          <w:rPr>
+            <w:noProof/>
+            <w:webHidden/>
+          </w:rPr>
+          <w:fldChar w:fldCharType="separate"/>
+        </w:r>
+        <w:r>
+          <w:rPr>
+            <w:noProof/>
+            <w:webHidden/>
+          </w:rPr>
+          <w:t>15</w:t>
+        </w:r>
+        <w:r>
+          <w:rPr>
+            <w:noProof/>
+            <w:webHidden/>
+          </w:rPr>
+          <w:fldChar w:fldCharType="end"/>
+        </w:r>
+      </w:hyperlink>
+    </w:p>
+    <w:p>
+      <w:pPr>
+        <w:pStyle w:val="TableofFigures"/>
+        <w:tabs>
+          <w:tab w:val="right" w:leader="dot" w:pos="7927"/>
+        </w:tabs>
+      </w:pPr>
+      <w:r>
+        <w:fldChar w:fldCharType="end"/>
+      </w:r>
+    </w:p>
+    <w:p>
+      <w:pPr>
+        <w:pStyle w:val="Heading1"/>
+      </w:pPr>
+      <w:bookmarkStart w:id="1" w:name="_Toc232878445"/>
+      <w:r>
+        <w:lastRenderedPageBreak/>
+        <w:t>DAFTAR TABEL</w:t>
+      </w:r>
+      <w:bookmarkEnd w:id="1"/>
+    </w:p>
+    <w:p>
+      <w:pPr>
+        <w:pStyle w:val="TableofFigures"/>
+        <w:tabs>
+          <w:tab w:val="right" w:leader="dot" w:pos="7927"/>
+        </w:tabs>
+        <w:rPr>
+          <w:noProof/>
+        </w:rPr>
+      </w:pPr>
+      <w:fldSimple w:instr=" TOC \h \z \c &quot;Tabel 1.&quot; ">
+        <w:hyperlink w:anchor="_Toc233045165" w:history="1">
+          <w:r>
             <w:rPr>
-              <w:rFonts w:asciiTheme="minorHAnsi" w:eastAsiaTheme="minorEastAsia" w:hAnsiTheme="minorHAnsi" w:cstheme="minorBidi"/>
+              <w:rStyle w:val="Hyperlink"/>
               <w:noProof/>
-              <w:color w:val="auto"/>
-              <w:kern w:val="2"/>
-              <w14:ligatures w14:val="standardContextual"/>
+              <w:lang w:val="sv-SE"/>
             </w:rPr>
-          </w:pPr>
+            <w:t>Tabel 1. 1 Timbulan dan status pengelolaan sampah</w:t>
+          </w:r>
           <w:r>
+            <w:rPr>
+              <w:noProof/>
+              <w:webHidden/>
+            </w:rPr>
+            <w:tab/>
+          </w:r>
+          <w:r>
+            <w:rPr>
+              <w:noProof/>
+              <w:webHidden/>
+            </w:rPr>
             <w:fldChar w:fldCharType="begin"/>
           </w:r>
           <w:r>
-            <w:instrText>TOC \c "Gambar" \h</w:instrText>
+            <w:rPr>
+              <w:noProof/>
+              <w:webHidden/>
+            </w:rPr>
+            <w:instrText xml:space="preserve"> PAGEREF _Toc233045165 \h </w:instrText>
           </w:r>
           <w:r>
+            <w:rPr>
+              <w:noProof/>
+              <w:webHidden/>
+            </w:rPr>
+          </w:r>
+          <w:r>
+            <w:rPr>
+              <w:noProof/>
+              <w:webHidden/>
+            </w:rPr>
             <w:fldChar w:fldCharType="separate"/>
           </w:r>
-          <w:hyperlink w:anchor="_Toc233044509" w:history="1">
-            <w:r>
-              <w:rPr>
-                <w:rStyle w:val="Hyperlink"/>
-                <w:noProof/>
-                <w:lang w:val="sv-SE"/>
-              </w:rPr>
-              <w:t>Gambar 1.1  Komposisi dan status pengelolaan sampah</w:t>
-            </w:r>
-            <w:r>
-              <w:rPr>
-                <w:noProof/>
-              </w:rPr>
-              <w:tab/>
-            </w:r>
-            <w:r>
-              <w:rPr>
-                <w:noProof/>
-              </w:rPr>
-              <w:fldChar w:fldCharType="begin"/>
-            </w:r>
-            <w:r>
-              <w:rPr>
-                <w:noProof/>
-              </w:rPr>
-              <w:instrText xml:space="preserve"> PAGEREF _Toc233044509 \h </w:instrText>
-            </w:r>
-            <w:r>
-              <w:rPr>
-                <w:noProof/>
-              </w:rPr>
-            </w:r>
-            <w:r>
-              <w:rPr>
-                <w:noProof/>
-              </w:rPr>
-              <w:fldChar w:fldCharType="separate"/>
-            </w:r>
-            <w:r>
-              <w:rPr>
-                <w:noProof/>
-              </w:rPr>
-              <w:t>5</w:t>
-            </w:r>
-            <w:r>
-              <w:rPr>
-                <w:noProof/>
-              </w:rPr>
-              <w:fldChar w:fldCharType="end"/>
-            </w:r>
-          </w:hyperlink>
-        </w:p>
-        <w:p>
-          <w:pPr>
-            <w:pStyle w:val="TableofFigures"/>
-            <w:tabs>
-              <w:tab w:val="right" w:leader="dot" w:pos="7927"/>
-            </w:tabs>
+          <w:r>
             <w:rPr>
-              <w:rFonts w:asciiTheme="minorHAnsi" w:eastAsiaTheme="minorEastAsia" w:hAnsiTheme="minorHAnsi" w:cstheme="minorBidi"/>
               <w:noProof/>
-              <w:color w:val="auto"/>
-              <w:kern w:val="2"/>
-              <w14:ligatures w14:val="standardContextual"/>
+              <w:webHidden/>
             </w:rPr>
-          </w:pPr>
-          <w:hyperlink w:anchor="_Toc233044510" w:history="1">
-            <w:r>
-              <w:rPr>
-                <w:rStyle w:val="Hyperlink"/>
-                <w:noProof/>
-                <w:lang w:val="sv-SE"/>
-              </w:rPr>
-              <w:t>Gambar 1.2  Rantai akar masalah pengangkutan sampah komunitas</w:t>
-            </w:r>
-            <w:r>
-              <w:rPr>
-                <w:noProof/>
-              </w:rPr>
-              <w:tab/>
-            </w:r>
-            <w:r>
-              <w:rPr>
-                <w:noProof/>
-              </w:rPr>
-              <w:fldChar w:fldCharType="begin"/>
-            </w:r>
-            <w:r>
-              <w:rPr>
-                <w:noProof/>
-              </w:rPr>
-              <w:instrText xml:space="preserve"> PAGEREF _Toc233044510 \h </w:instrText>
-            </w:r>
-            <w:r>
-              <w:rPr>
-                <w:noProof/>
-              </w:rPr>
-            </w:r>
-            <w:r>
-              <w:rPr>
-                <w:noProof/>
-              </w:rPr>
-              <w:fldChar w:fldCharType="separate"/>
-            </w:r>
-            <w:r>
-              <w:rPr>
-                <w:noProof/>
-              </w:rPr>
-              <w:t>7</w:t>
-            </w:r>
-            <w:r>
-              <w:rPr>
-                <w:noProof/>
-              </w:rPr>
-              <w:fldChar w:fldCharType="end"/>
-            </w:r>
-          </w:hyperlink>
-        </w:p>
-        <w:p>
+            <w:t>5</w:t>
+          </w:r>
           <w:r>
+            <w:rPr>
+              <w:noProof/>
+              <w:webHidden/>
+            </w:rPr>
             <w:fldChar w:fldCharType="end"/>
           </w:r>
-        </w:p>
-      </w:sdtContent>
-    </w:sdt>
-    <w:p>
-      <w:pPr>
-        <w:pStyle w:val="Heading1"/>
-      </w:pPr>
-      <w:bookmarkStart w:id="1" w:name="_Toc232878445"/>
-      <w:r>
-        <w:lastRenderedPageBreak/>
-        <w:t>DAFTAR TABEL</w:t>
-      </w:r>
-      <w:bookmarkEnd w:id="1"/>
-    </w:p>
-    <w:sdt>
-      <w:sdtPr>
-        <w:alias w:val="Daftar Tabel"/>
-        <w:id w:val="-1230685450"/>
-      </w:sdtPr>
-      <w:sdtContent>
-        <w:p>
-          <w:pPr>
-            <w:pStyle w:val="TableofFigures"/>
-            <w:tabs>
-              <w:tab w:val="right" w:leader="dot" w:pos="7927"/>
-            </w:tabs>
-            <w:rPr>
-              <w:rFonts w:asciiTheme="minorHAnsi" w:eastAsiaTheme="minorEastAsia" w:hAnsiTheme="minorHAnsi" w:cstheme="minorBidi"/>
-              <w:noProof/>
-              <w:color w:val="auto"/>
-              <w:kern w:val="2"/>
-              <w14:ligatures w14:val="standardContextual"/>
-            </w:rPr>
-          </w:pPr>
-          <w:r>
-            <w:fldChar w:fldCharType="begin"/>
-          </w:r>
-          <w:r>
-            <w:instrText>TOC \c "Tabel" \h</w:instrText>
-          </w:r>
-          <w:r>
-            <w:fldChar w:fldCharType="separate"/>
-          </w:r>
-          <w:hyperlink w:anchor="_Toc233044499" w:history="1">
-            <w:r>
-              <w:rPr>
-                <w:rStyle w:val="Hyperlink"/>
-                <w:noProof/>
-                <w:lang w:val="sv-SE"/>
-              </w:rPr>
-              <w:t>Tabel 1.1  Timbulan dan status pengelolaan sampah</w:t>
-            </w:r>
-            <w:r>
-              <w:rPr>
-                <w:noProof/>
-              </w:rPr>
-              <w:tab/>
-            </w:r>
-            <w:r>
-              <w:rPr>
-                <w:noProof/>
-              </w:rPr>
-              <w:fldChar w:fldCharType="begin"/>
-            </w:r>
-            <w:r>
-              <w:rPr>
-                <w:noProof/>
-              </w:rPr>
-              <w:instrText xml:space="preserve"> PAGEREF _Toc233044499 \h </w:instrText>
-            </w:r>
-            <w:r>
-              <w:rPr>
-                <w:noProof/>
-              </w:rPr>
-            </w:r>
-            <w:r>
-              <w:rPr>
-                <w:noProof/>
-              </w:rPr>
-              <w:fldChar w:fldCharType="separate"/>
-            </w:r>
-            <w:r>
-              <w:rPr>
-                <w:noProof/>
-              </w:rPr>
-              <w:t>5</w:t>
-            </w:r>
-            <w:r>
-              <w:rPr>
-                <w:noProof/>
-              </w:rPr>
-              <w:fldChar w:fldCharType="end"/>
-            </w:r>
-          </w:hyperlink>
-        </w:p>
-        <w:p>
-          <w:pPr>
-            <w:pStyle w:val="TableofFigures"/>
-            <w:tabs>
-              <w:tab w:val="right" w:leader="dot" w:pos="7927"/>
-            </w:tabs>
-            <w:rPr>
-              <w:rFonts w:asciiTheme="minorHAnsi" w:eastAsiaTheme="minorEastAsia" w:hAnsiTheme="minorHAnsi" w:cstheme="minorBidi"/>
-              <w:noProof/>
-              <w:color w:val="auto"/>
-              <w:kern w:val="2"/>
-              <w14:ligatures w14:val="standardContextual"/>
-            </w:rPr>
-          </w:pPr>
-          <w:hyperlink w:anchor="_Toc233044500" w:history="1">
-            <w:r>
-              <w:rPr>
-                <w:rStyle w:val="Hyperlink"/>
-                <w:noProof/>
-                <w:lang w:val="sv-SE"/>
-              </w:rPr>
-              <w:t>Tabel 2.1  Komponen perangkat lunak sumber terbuka</w:t>
-            </w:r>
-            <w:r>
-              <w:rPr>
-                <w:noProof/>
-              </w:rPr>
-              <w:tab/>
-            </w:r>
-            <w:r>
-              <w:rPr>
-                <w:noProof/>
-              </w:rPr>
-              <w:fldChar w:fldCharType="begin"/>
-            </w:r>
-            <w:r>
-              <w:rPr>
-                <w:noProof/>
-              </w:rPr>
-              <w:instrText xml:space="preserve"> PAGEREF _Toc233044500 \h </w:instrText>
-            </w:r>
-            <w:r>
-              <w:rPr>
-                <w:noProof/>
-              </w:rPr>
-            </w:r>
-            <w:r>
-              <w:rPr>
-                <w:noProof/>
-              </w:rPr>
-              <w:fldChar w:fldCharType="separate"/>
-            </w:r>
-            <w:r>
-              <w:rPr>
-                <w:noProof/>
-              </w:rPr>
-              <w:t>9</w:t>
-            </w:r>
-            <w:r>
-              <w:rPr>
-                <w:noProof/>
-              </w:rPr>
-              <w:fldChar w:fldCharType="end"/>
-            </w:r>
-          </w:hyperlink>
-        </w:p>
-        <w:p>
-          <w:r>
-            <w:fldChar w:fldCharType="end"/>
-          </w:r>
-        </w:p>
-      </w:sdtContent>
-    </w:sdt>
+        </w:hyperlink>
+        <w:r>
+          <w:rPr>
+            <w:rStyle w:val="Hyperlink"/>
+            <w:noProof/>
+          </w:rPr>
+          <w:t xml:space="preserve"> </w:t>
+        </w:r>
+      </w:fldSimple>
+      <w:r>
+        <w:fldChar w:fldCharType="begin"/>
+      </w:r>
+      <w:r>
+        <w:instrText xml:space="preserve"> TOC \h \z \c "Tabel 2." </w:instrText>
+      </w:r>
+      <w:r>
+        <w:fldChar w:fldCharType="separate"/>
+      </w:r>
+    </w:p>
+    <w:p>
+      <w:pPr>
+        <w:pStyle w:val="TableofFigures"/>
+        <w:tabs>
+          <w:tab w:val="right" w:leader="dot" w:pos="7927"/>
+        </w:tabs>
+        <w:rPr>
+          <w:rFonts w:asciiTheme="minorHAnsi" w:eastAsiaTheme="minorEastAsia" w:hAnsiTheme="minorHAnsi" w:cstheme="minorBidi"/>
+          <w:noProof/>
+          <w:color w:val="auto"/>
+          <w:kern w:val="2"/>
+          <w14:ligatures w14:val="standardContextual"/>
+        </w:rPr>
+      </w:pPr>
+      <w:hyperlink w:anchor="_Toc233045169" w:history="1">
+        <w:r>
+          <w:rPr>
+            <w:rStyle w:val="Hyperlink"/>
+            <w:noProof/>
+            <w:lang w:val="sv-SE"/>
+          </w:rPr>
+          <w:t>Tabel 2. 1 Komponen perangkat lunak sumber terbuka</w:t>
+        </w:r>
+        <w:r>
+          <w:rPr>
+            <w:noProof/>
+            <w:webHidden/>
+          </w:rPr>
+          <w:tab/>
+        </w:r>
+        <w:r>
+          <w:rPr>
+            <w:noProof/>
+            <w:webHidden/>
+          </w:rPr>
+          <w:fldChar w:fldCharType="begin"/>
+        </w:r>
+        <w:r>
+          <w:rPr>
+            <w:noProof/>
+            <w:webHidden/>
+          </w:rPr>
+          <w:instrText xml:space="preserve"> PAGEREF _Toc233045169 \h </w:instrText>
+        </w:r>
+        <w:r>
+          <w:rPr>
+            <w:noProof/>
+            <w:webHidden/>
+          </w:rPr>
+        </w:r>
+        <w:r>
+          <w:rPr>
+            <w:noProof/>
+            <w:webHidden/>
+          </w:rPr>
+          <w:fldChar w:fldCharType="separate"/>
+        </w:r>
+        <w:r>
+          <w:rPr>
+            <w:noProof/>
+            <w:webHidden/>
+          </w:rPr>
+          <w:t>9</w:t>
+        </w:r>
+        <w:r>
+          <w:rPr>
+            <w:noProof/>
+            <w:webHidden/>
+          </w:rPr>
+          <w:fldChar w:fldCharType="end"/>
+        </w:r>
+      </w:hyperlink>
+    </w:p>
+    <w:p>
+      <w:pPr>
+        <w:pStyle w:val="TableofFigures"/>
+        <w:tabs>
+          <w:tab w:val="right" w:leader="dot" w:pos="7927"/>
+        </w:tabs>
+        <w:rPr>
+          <w:rFonts w:asciiTheme="minorHAnsi" w:eastAsiaTheme="minorEastAsia" w:hAnsiTheme="minorHAnsi" w:cstheme="minorBidi"/>
+          <w:noProof/>
+          <w:color w:val="auto"/>
+          <w:kern w:val="2"/>
+          <w14:ligatures w14:val="standardContextual"/>
+        </w:rPr>
+      </w:pPr>
+      <w:hyperlink w:anchor="_Toc233045170" w:history="1">
+        <w:r>
+          <w:rPr>
+            <w:rStyle w:val="Hyperlink"/>
+            <w:noProof/>
+          </w:rPr>
+          <w:t>Tabel 2. 2 Parameter skenario simulasi</w:t>
+        </w:r>
+        <w:r>
+          <w:rPr>
+            <w:noProof/>
+            <w:webHidden/>
+          </w:rPr>
+          <w:tab/>
+        </w:r>
+        <w:r>
+          <w:rPr>
+            <w:noProof/>
+            <w:webHidden/>
+          </w:rPr>
+          <w:fldChar w:fldCharType="begin"/>
+        </w:r>
+        <w:r>
+          <w:rPr>
+            <w:noProof/>
+            <w:webHidden/>
+          </w:rPr>
+          <w:instrText xml:space="preserve"> PAGEREF _Toc233045170 \h </w:instrText>
+        </w:r>
+        <w:r>
+          <w:rPr>
+            <w:noProof/>
+            <w:webHidden/>
+          </w:rPr>
+        </w:r>
+        <w:r>
+          <w:rPr>
+            <w:noProof/>
+            <w:webHidden/>
+          </w:rPr>
+          <w:fldChar w:fldCharType="separate"/>
+        </w:r>
+        <w:r>
+          <w:rPr>
+            <w:noProof/>
+            <w:webHidden/>
+          </w:rPr>
+          <w:t>10</w:t>
+        </w:r>
+        <w:r>
+          <w:rPr>
+            <w:noProof/>
+            <w:webHidden/>
+          </w:rPr>
+          <w:fldChar w:fldCharType="end"/>
+        </w:r>
+      </w:hyperlink>
+    </w:p>
+    <w:p>
+      <w:pPr>
+        <w:pStyle w:val="TableofFigures"/>
+        <w:tabs>
+          <w:tab w:val="right" w:leader="dot" w:pos="7927"/>
+        </w:tabs>
+        <w:rPr>
+          <w:noProof/>
+        </w:rPr>
+      </w:pPr>
+      <w:hyperlink w:anchor="_Toc233045171" w:history="1">
+        <w:r>
+          <w:rPr>
+            <w:rStyle w:val="Hyperlink"/>
+            <w:noProof/>
+            <w:lang w:val="sv-SE"/>
+          </w:rPr>
+          <w:t>Tabel 2. 3 Komparasi RuteHijau dengan pendekatan yang tersedia</w:t>
+        </w:r>
+        <w:r>
+          <w:rPr>
+            <w:noProof/>
+            <w:webHidden/>
+          </w:rPr>
+          <w:tab/>
+        </w:r>
+        <w:r>
+          <w:rPr>
+            <w:noProof/>
+            <w:webHidden/>
+          </w:rPr>
+          <w:fldChar w:fldCharType="begin"/>
+        </w:r>
+        <w:r>
+          <w:rPr>
+            <w:noProof/>
+            <w:webHidden/>
+          </w:rPr>
+          <w:instrText xml:space="preserve"> PAGEREF _Toc233045171 \h </w:instrText>
+        </w:r>
+        <w:r>
+          <w:rPr>
+            <w:noProof/>
+            <w:webHidden/>
+          </w:rPr>
+        </w:r>
+        <w:r>
+          <w:rPr>
+            <w:noProof/>
+            <w:webHidden/>
+          </w:rPr>
+          <w:fldChar w:fldCharType="separate"/>
+        </w:r>
+        <w:r>
+          <w:rPr>
+            <w:noProof/>
+            <w:webHidden/>
+          </w:rPr>
+          <w:t>12</w:t>
+        </w:r>
+        <w:r>
+          <w:rPr>
+            <w:noProof/>
+            <w:webHidden/>
+          </w:rPr>
+          <w:fldChar w:fldCharType="end"/>
+        </w:r>
+      </w:hyperlink>
+      <w:r>
+        <w:rPr>
+          <w:rStyle w:val="Hyperlink"/>
+          <w:noProof/>
+        </w:rPr>
+        <w:t xml:space="preserve"> </w:t>
+      </w:r>
+      <w:r>
+        <w:fldChar w:fldCharType="end"/>
+      </w:r>
+      <w:r>
+        <w:fldChar w:fldCharType="begin"/>
+      </w:r>
+      <w:r>
+        <w:instrText xml:space="preserve"> TOC \h \z \c "Tabel 3." </w:instrText>
+      </w:r>
+      <w:r>
+        <w:fldChar w:fldCharType="separate"/>
+      </w:r>
+    </w:p>
+    <w:p>
+      <w:pPr>
+        <w:pStyle w:val="TableofFigures"/>
+        <w:tabs>
+          <w:tab w:val="right" w:leader="dot" w:pos="7927"/>
+        </w:tabs>
+        <w:rPr>
+          <w:rFonts w:asciiTheme="minorHAnsi" w:eastAsiaTheme="minorEastAsia" w:hAnsiTheme="minorHAnsi" w:cstheme="minorBidi"/>
+          <w:noProof/>
+          <w:color w:val="auto"/>
+          <w:kern w:val="2"/>
+          <w14:ligatures w14:val="standardContextual"/>
+        </w:rPr>
+      </w:pPr>
+      <w:hyperlink w:anchor="_Toc233045173" w:history="1">
+        <w:r>
+          <w:rPr>
+            <w:rStyle w:val="Hyperlink"/>
+            <w:noProof/>
+            <w:lang w:val="sv-SE"/>
+          </w:rPr>
+          <w:t>Tabel 3. 1 Hasil simulasi penghematan jarak</w:t>
+        </w:r>
+        <w:r>
+          <w:rPr>
+            <w:noProof/>
+            <w:webHidden/>
+          </w:rPr>
+          <w:tab/>
+        </w:r>
+        <w:r>
+          <w:rPr>
+            <w:noProof/>
+            <w:webHidden/>
+          </w:rPr>
+          <w:fldChar w:fldCharType="begin"/>
+        </w:r>
+        <w:r>
+          <w:rPr>
+            <w:noProof/>
+            <w:webHidden/>
+          </w:rPr>
+          <w:instrText xml:space="preserve"> PAGEREF _Toc233045173 \h </w:instrText>
+        </w:r>
+        <w:r>
+          <w:rPr>
+            <w:noProof/>
+            <w:webHidden/>
+          </w:rPr>
+        </w:r>
+        <w:r>
+          <w:rPr>
+            <w:noProof/>
+            <w:webHidden/>
+          </w:rPr>
+          <w:fldChar w:fldCharType="separate"/>
+        </w:r>
+        <w:r>
+          <w:rPr>
+            <w:noProof/>
+            <w:webHidden/>
+          </w:rPr>
+          <w:t>13</w:t>
+        </w:r>
+        <w:r>
+          <w:rPr>
+            <w:noProof/>
+            <w:webHidden/>
+          </w:rPr>
+          <w:fldChar w:fldCharType="end"/>
+        </w:r>
+      </w:hyperlink>
+    </w:p>
+    <w:p>
+      <w:pPr>
+        <w:pStyle w:val="TableofFigures"/>
+        <w:tabs>
+          <w:tab w:val="right" w:leader="dot" w:pos="7927"/>
+        </w:tabs>
+        <w:rPr>
+          <w:rFonts w:asciiTheme="minorHAnsi" w:eastAsiaTheme="minorEastAsia" w:hAnsiTheme="minorHAnsi" w:cstheme="minorBidi"/>
+          <w:noProof/>
+          <w:color w:val="auto"/>
+          <w:kern w:val="2"/>
+          <w14:ligatures w14:val="standardContextual"/>
+        </w:rPr>
+      </w:pPr>
+      <w:hyperlink w:anchor="_Toc233045174" w:history="1">
+        <w:r>
+          <w:rPr>
+            <w:rStyle w:val="Hyperlink"/>
+            <w:noProof/>
+          </w:rPr>
+          <w:t>Tabel 3. 2 Estimasi dampak biaya BBM dan emisi per satu depot per tahun</w:t>
+        </w:r>
+        <w:r>
+          <w:rPr>
+            <w:noProof/>
+            <w:webHidden/>
+          </w:rPr>
+          <w:tab/>
+        </w:r>
+        <w:r>
+          <w:rPr>
+            <w:noProof/>
+            <w:webHidden/>
+          </w:rPr>
+          <w:fldChar w:fldCharType="begin"/>
+        </w:r>
+        <w:r>
+          <w:rPr>
+            <w:noProof/>
+            <w:webHidden/>
+          </w:rPr>
+          <w:instrText xml:space="preserve"> PAGEREF _Toc233045174 \h </w:instrText>
+        </w:r>
+        <w:r>
+          <w:rPr>
+            <w:noProof/>
+            <w:webHidden/>
+          </w:rPr>
+        </w:r>
+        <w:r>
+          <w:rPr>
+            <w:noProof/>
+            <w:webHidden/>
+          </w:rPr>
+          <w:fldChar w:fldCharType="separate"/>
+        </w:r>
+        <w:r>
+          <w:rPr>
+            <w:noProof/>
+            <w:webHidden/>
+          </w:rPr>
+          <w:t>14</w:t>
+        </w:r>
+        <w:r>
+          <w:rPr>
+            <w:noProof/>
+            <w:webHidden/>
+          </w:rPr>
+          <w:fldChar w:fldCharType="end"/>
+        </w:r>
+      </w:hyperlink>
+    </w:p>
+    <w:p>
+      <w:pPr>
+        <w:pStyle w:val="TableofFigures"/>
+        <w:tabs>
+          <w:tab w:val="right" w:leader="dot" w:pos="7927"/>
+        </w:tabs>
+        <w:rPr>
+          <w:rFonts w:asciiTheme="minorHAnsi" w:eastAsiaTheme="minorEastAsia" w:hAnsiTheme="minorHAnsi" w:cstheme="minorBidi"/>
+          <w:noProof/>
+          <w:color w:val="auto"/>
+          <w:kern w:val="2"/>
+          <w14:ligatures w14:val="standardContextual"/>
+        </w:rPr>
+      </w:pPr>
+      <w:hyperlink w:anchor="_Toc233045175" w:history="1">
+        <w:r>
+          <w:rPr>
+            <w:rStyle w:val="Hyperlink"/>
+            <w:noProof/>
+          </w:rPr>
+          <w:t>Tabel 3. 3 Analisis kelayakan</w:t>
+        </w:r>
+        <w:r>
+          <w:rPr>
+            <w:noProof/>
+            <w:webHidden/>
+          </w:rPr>
+          <w:tab/>
+        </w:r>
+        <w:r>
+          <w:rPr>
+            <w:noProof/>
+            <w:webHidden/>
+          </w:rPr>
+          <w:fldChar w:fldCharType="begin"/>
+        </w:r>
+        <w:r>
+          <w:rPr>
+            <w:noProof/>
+            <w:webHidden/>
+          </w:rPr>
+          <w:instrText xml:space="preserve"> PAGEREF _Toc233045175 \h </w:instrText>
+        </w:r>
+        <w:r>
+          <w:rPr>
+            <w:noProof/>
+            <w:webHidden/>
+          </w:rPr>
+        </w:r>
+        <w:r>
+          <w:rPr>
+            <w:noProof/>
+            <w:webHidden/>
+          </w:rPr>
+          <w:fldChar w:fldCharType="separate"/>
+        </w:r>
+        <w:r>
+          <w:rPr>
+            <w:noProof/>
+            <w:webHidden/>
+          </w:rPr>
+          <w:t>15</w:t>
+        </w:r>
+        <w:r>
+          <w:rPr>
+            <w:noProof/>
+            <w:webHidden/>
+          </w:rPr>
+          <w:fldChar w:fldCharType="end"/>
+        </w:r>
+      </w:hyperlink>
+    </w:p>
+    <w:p>
+      <w:pPr>
+        <w:pStyle w:val="TableofFigures"/>
+        <w:tabs>
+          <w:tab w:val="right" w:leader="dot" w:pos="7927"/>
+        </w:tabs>
+        <w:rPr>
+          <w:rFonts w:asciiTheme="minorHAnsi" w:eastAsiaTheme="minorEastAsia" w:hAnsiTheme="minorHAnsi" w:cstheme="minorBidi"/>
+          <w:noProof/>
+          <w:color w:val="auto"/>
+          <w:kern w:val="2"/>
+          <w14:ligatures w14:val="standardContextual"/>
+        </w:rPr>
+      </w:pPr>
+      <w:hyperlink w:anchor="_Toc233045176" w:history="1">
+        <w:r>
+          <w:rPr>
+            <w:rStyle w:val="Hyperlink"/>
+            <w:noProof/>
+          </w:rPr>
+          <w:t>Tabel 3. 4 Tahapan implementasi dan luaran</w:t>
+        </w:r>
+        <w:r>
+          <w:rPr>
+            <w:noProof/>
+            <w:webHidden/>
+          </w:rPr>
+          <w:tab/>
+        </w:r>
+        <w:r>
+          <w:rPr>
+            <w:noProof/>
+            <w:webHidden/>
+          </w:rPr>
+          <w:fldChar w:fldCharType="begin"/>
+        </w:r>
+        <w:r>
+          <w:rPr>
+            <w:noProof/>
+            <w:webHidden/>
+          </w:rPr>
+          <w:instrText xml:space="preserve"> PAGEREF _Toc233045176 \h </w:instrText>
+        </w:r>
+        <w:r>
+          <w:rPr>
+            <w:noProof/>
+            <w:webHidden/>
+          </w:rPr>
+        </w:r>
+        <w:r>
+          <w:rPr>
+            <w:noProof/>
+            <w:webHidden/>
+          </w:rPr>
+          <w:fldChar w:fldCharType="separate"/>
+        </w:r>
+        <w:r>
+          <w:rPr>
+            <w:noProof/>
+            <w:webHidden/>
+          </w:rPr>
+          <w:t>16</w:t>
+        </w:r>
+        <w:r>
+          <w:rPr>
+            <w:noProof/>
+            <w:webHidden/>
+          </w:rPr>
+          <w:fldChar w:fldCharType="end"/>
+        </w:r>
+      </w:hyperlink>
+    </w:p>
+    <w:p>
+      <w:r>
+        <w:fldChar w:fldCharType="end"/>
+      </w:r>
+    </w:p>
     <w:p>
       <w:pPr>
         <w:pStyle w:val="Heading1"/>
@@ -2182,6 +3204,7 @@
           <w:lang w:val="sv-SE"/>
         </w:rPr>
       </w:pPr>
+      <w:bookmarkStart w:id="4" w:name="_Toc233045165"/>
       <w:r>
         <w:rPr>
           <w:lang w:val="sv-SE"/>
@@ -2230,6 +3253,7 @@
         </w:rPr>
         <w:t xml:space="preserve"> pengelolaan sampah</w:t>
       </w:r>
+      <w:bookmarkEnd w:id="4"/>
     </w:p>
     <w:tbl>
       <w:tblPr>
@@ -2847,7 +3871,7 @@
                     </pic:cNvPicPr>
                   </pic:nvPicPr>
                   <pic:blipFill>
-                    <a:blip r:embed="rId8"/>
+                    <a:blip r:embed="rId9"/>
                     <a:srcRect/>
                     <a:stretch>
                       <a:fillRect/>
@@ -2876,6 +3900,7 @@
           <w:lang w:val="sv-SE"/>
         </w:rPr>
       </w:pPr>
+      <w:bookmarkStart w:id="5" w:name="_Toc233045203"/>
       <w:r>
         <w:rPr>
           <w:lang w:val="sv-SE"/>
@@ -2924,6 +3949,7 @@
         </w:rPr>
         <w:t xml:space="preserve"> pengelolaan sampah</w:t>
       </w:r>
+      <w:bookmarkEnd w:id="5"/>
     </w:p>
     <w:p>
       <w:pPr>
@@ -3049,7 +4075,7 @@
           <w:lang w:val="sv-SE"/>
         </w:rPr>
       </w:pPr>
-      <w:bookmarkStart w:id="4" w:name="_Toc232878448"/>
+      <w:bookmarkStart w:id="6" w:name="_Toc232878448"/>
       <w:proofErr w:type="gramStart"/>
       <w:r>
         <w:rPr>
@@ -3064,7 +4090,7 @@
         </w:rPr>
         <w:t xml:space="preserve"> Masalah</w:t>
       </w:r>
-      <w:bookmarkEnd w:id="4"/>
+      <w:bookmarkEnd w:id="6"/>
     </w:p>
     <w:p>
       <w:pPr>
@@ -3165,7 +4191,7 @@
                     </pic:cNvPicPr>
                   </pic:nvPicPr>
                   <pic:blipFill>
-                    <a:blip r:embed="rId9"/>
+                    <a:blip r:embed="rId10"/>
                     <a:srcRect/>
                     <a:stretch>
                       <a:fillRect/>
@@ -3194,6 +4220,7 @@
           <w:lang w:val="sv-SE"/>
         </w:rPr>
       </w:pPr>
+      <w:bookmarkStart w:id="7" w:name="_Toc233045204"/>
       <w:r>
         <w:rPr>
           <w:lang w:val="sv-SE"/>
@@ -3228,6 +4255,7 @@
         </w:rPr>
         <w:t xml:space="preserve"> Rantai akar masalah pengangkutan sampah komunitas</w:t>
       </w:r>
+      <w:bookmarkEnd w:id="7"/>
     </w:p>
     <w:p>
       <w:pPr>
@@ -3348,7 +4376,7 @@
           <w:lang w:val="sv-SE"/>
         </w:rPr>
       </w:pPr>
-      <w:bookmarkStart w:id="5" w:name="_Toc232878449"/>
+      <w:bookmarkStart w:id="8" w:name="_Toc232878449"/>
       <w:proofErr w:type="gramStart"/>
       <w:r>
         <w:rPr>
@@ -3356,7 +4384,7 @@
         </w:rPr>
         <w:t>1.3  Tujuan</w:t>
       </w:r>
-      <w:bookmarkEnd w:id="5"/>
+      <w:bookmarkEnd w:id="8"/>
       <w:proofErr w:type="gramEnd"/>
     </w:p>
     <w:p>
@@ -3455,7 +4483,7 @@
           <w:lang w:val="sv-SE"/>
         </w:rPr>
       </w:pPr>
-      <w:bookmarkStart w:id="6" w:name="_Toc232878450"/>
+      <w:bookmarkStart w:id="9" w:name="_Toc232878450"/>
       <w:r>
         <w:rPr>
           <w:lang w:val="sv-SE"/>
@@ -3470,7 +4498,7 @@
         </w:rPr>
         <w:t>II  GAGASAN</w:t>
       </w:r>
-      <w:bookmarkEnd w:id="6"/>
+      <w:bookmarkEnd w:id="9"/>
       <w:proofErr w:type="gramEnd"/>
     </w:p>
     <w:p>
@@ -3480,7 +4508,7 @@
           <w:lang w:val="sv-SE"/>
         </w:rPr>
       </w:pPr>
-      <w:bookmarkStart w:id="7" w:name="_Toc232878451"/>
+      <w:bookmarkStart w:id="10" w:name="_Toc232878451"/>
       <w:proofErr w:type="gramStart"/>
       <w:r>
         <w:rPr>
@@ -3495,7 +4523,7 @@
         </w:rPr>
         <w:t xml:space="preserve"> Pengguna</w:t>
       </w:r>
-      <w:bookmarkEnd w:id="7"/>
+      <w:bookmarkEnd w:id="10"/>
     </w:p>
     <w:p>
       <w:pPr>
@@ -3548,7 +4576,7 @@
           <w:lang w:val="sv-SE"/>
         </w:rPr>
       </w:pPr>
-      <w:bookmarkStart w:id="8" w:name="_Toc232878452"/>
+      <w:bookmarkStart w:id="11" w:name="_Toc232878452"/>
       <w:proofErr w:type="gramStart"/>
       <w:r>
         <w:rPr>
@@ -3563,7 +4591,7 @@
         </w:rPr>
         <w:t xml:space="preserve"> yang Ditawarkan</w:t>
       </w:r>
-      <w:bookmarkEnd w:id="8"/>
+      <w:bookmarkEnd w:id="11"/>
     </w:p>
     <w:p>
       <w:pPr>
@@ -3668,7 +4696,7 @@
                     </pic:cNvPicPr>
                   </pic:nvPicPr>
                   <pic:blipFill rotWithShape="1">
-                    <a:blip r:embed="rId10" cstate="print">
+                    <a:blip r:embed="rId11" cstate="print">
                       <a:extLst>
                         <a:ext uri="{28A0092B-C50C-407E-A947-70E740481C1C}">
                           <a14:useLocalDpi xmlns:a14="http://schemas.microsoft.com/office/drawing/2010/main" val="0"/>
@@ -3712,6 +4740,7 @@
           <w:lang w:val="sv-SE"/>
         </w:rPr>
       </w:pPr>
+      <w:bookmarkStart w:id="12" w:name="_Toc233045207"/>
       <w:r>
         <w:rPr>
           <w:lang w:val="sv-SE"/>
@@ -3746,6 +4775,7 @@
         </w:rPr>
         <w:t xml:space="preserve"> Alur kerja sistem RuteHijau</w:t>
       </w:r>
+      <w:bookmarkEnd w:id="12"/>
     </w:p>
     <w:p>
       <w:pPr>
@@ -3815,7 +4845,7 @@
           <w:lang w:val="sv-SE"/>
         </w:rPr>
       </w:pPr>
-      <w:bookmarkStart w:id="9" w:name="_Toc232878453"/>
+      <w:bookmarkStart w:id="13" w:name="_Toc232878453"/>
       <w:proofErr w:type="gramStart"/>
       <w:r>
         <w:rPr>
@@ -3844,7 +4874,7 @@
         </w:rPr>
         <w:t xml:space="preserve"> Nilai Inovasi</w:t>
       </w:r>
-      <w:bookmarkEnd w:id="9"/>
+      <w:bookmarkEnd w:id="13"/>
     </w:p>
     <w:p>
       <w:pPr>
@@ -3939,6 +4969,7 @@
           <w:lang w:val="sv-SE"/>
         </w:rPr>
       </w:pPr>
+      <w:bookmarkStart w:id="14" w:name="_Toc233045169"/>
       <w:r>
         <w:rPr>
           <w:lang w:val="sv-SE"/>
@@ -3979,6 +5010,7 @@
         </w:rPr>
         <w:t>Komponen perangkat lunak sumber terbuka</w:t>
       </w:r>
+      <w:bookmarkEnd w:id="14"/>
     </w:p>
     <w:tbl>
       <w:tblPr>
@@ -4833,7 +5865,7 @@
                     </pic:cNvPicPr>
                   </pic:nvPicPr>
                   <pic:blipFill rotWithShape="1">
-                    <a:blip r:embed="rId11"/>
+                    <a:blip r:embed="rId12"/>
                     <a:srcRect b="10066"/>
                     <a:stretch>
                       <a:fillRect/>
@@ -4867,6 +5899,7 @@
       <w:pPr>
         <w:pStyle w:val="Caption"/>
       </w:pPr>
+      <w:bookmarkStart w:id="15" w:name="_Toc233045208"/>
       <w:r>
         <w:t xml:space="preserve">Gambar 2. </w:t>
       </w:r>
@@ -4884,6 +5917,7 @@
       <w:r>
         <w:t>Arsitektur sistem RuteHijau</w:t>
       </w:r>
+      <w:bookmarkEnd w:id="15"/>
     </w:p>
     <w:p>
       <w:pPr>
@@ -4955,7 +5989,7 @@
           <w:lang w:val="sv-SE"/>
         </w:rPr>
       </w:pPr>
-      <w:bookmarkStart w:id="10" w:name="_Toc232878454"/>
+      <w:bookmarkStart w:id="16" w:name="_Toc232878454"/>
       <w:proofErr w:type="gramStart"/>
       <w:r>
         <w:rPr>
@@ -4984,7 +6018,7 @@
         </w:rPr>
         <w:t xml:space="preserve"> Mekanisme Kerja</w:t>
       </w:r>
-      <w:bookmarkEnd w:id="10"/>
+      <w:bookmarkEnd w:id="16"/>
     </w:p>
     <w:p>
       <w:pPr>
@@ -5073,6 +6107,7 @@
         <w:pStyle w:val="Caption"/>
         <w:keepNext/>
       </w:pPr>
+      <w:bookmarkStart w:id="17" w:name="_Toc233045170"/>
       <w:r>
         <w:t xml:space="preserve">Tabel 2. </w:t>
       </w:r>
@@ -5090,6 +6125,7 @@
       <w:r>
         <w:t>Parameter skenario simulasi</w:t>
       </w:r>
+      <w:bookmarkEnd w:id="17"/>
     </w:p>
     <w:tbl>
       <w:tblPr>
@@ -5647,7 +6683,7 @@
                     </pic:cNvPicPr>
                   </pic:nvPicPr>
                   <pic:blipFill>
-                    <a:blip r:embed="rId12"/>
+                    <a:blip r:embed="rId13"/>
                     <a:srcRect/>
                     <a:stretch>
                       <a:fillRect/>
@@ -5676,6 +6712,7 @@
           <w:lang w:val="sv-SE"/>
         </w:rPr>
       </w:pPr>
+      <w:bookmarkStart w:id="18" w:name="_Toc233045209"/>
       <w:r>
         <w:rPr>
           <w:lang w:val="sv-SE"/>
@@ -5724,6 +6761,7 @@
         </w:rPr>
         <w:t xml:space="preserve"> hasil optimasi</w:t>
       </w:r>
+      <w:bookmarkEnd w:id="18"/>
     </w:p>
     <w:p>
       <w:pPr>
@@ -5823,7 +6861,7 @@
                     </pic:cNvPicPr>
                   </pic:nvPicPr>
                   <pic:blipFill rotWithShape="1">
-                    <a:blip r:embed="rId13"/>
+                    <a:blip r:embed="rId14"/>
                     <a:srcRect t="15807"/>
                     <a:stretch>
                       <a:fillRect/>
@@ -5857,6 +6895,7 @@
       <w:pPr>
         <w:pStyle w:val="Caption"/>
       </w:pPr>
+      <w:bookmarkStart w:id="19" w:name="_Toc233045210"/>
       <w:r>
         <w:t xml:space="preserve">Gambar 2. </w:t>
       </w:r>
@@ -5874,6 +6913,7 @@
       <w:r>
         <w:t>Tampilan antarmuka RuteHijau</w:t>
       </w:r>
+      <w:bookmarkEnd w:id="19"/>
     </w:p>
     <w:p>
       <w:pPr>
@@ -5898,7 +6938,7 @@
           <w:lang w:val="sv-SE"/>
         </w:rPr>
       </w:pPr>
-      <w:bookmarkStart w:id="11" w:name="_Toc232878455"/>
+      <w:bookmarkStart w:id="20" w:name="_Toc232878455"/>
       <w:proofErr w:type="gramStart"/>
       <w:r>
         <w:rPr>
@@ -5914,7 +6954,7 @@
         </w:rPr>
         <w:t xml:space="preserve"> dengan Solusi yang Ada</w:t>
       </w:r>
-      <w:bookmarkEnd w:id="11"/>
+      <w:bookmarkEnd w:id="20"/>
     </w:p>
     <w:p>
       <w:pPr>
@@ -6008,6 +7048,7 @@
           <w:lang w:val="sv-SE"/>
         </w:rPr>
       </w:pPr>
+      <w:bookmarkStart w:id="21" w:name="_Toc233045171"/>
       <w:r>
         <w:rPr>
           <w:lang w:val="sv-SE"/>
@@ -6042,6 +7083,7 @@
         </w:rPr>
         <w:t xml:space="preserve"> Komparasi RuteHijau dengan pendekatan yang tersedia</w:t>
       </w:r>
+      <w:bookmarkEnd w:id="21"/>
     </w:p>
     <w:tbl>
       <w:tblPr>
@@ -6907,7 +7949,7 @@
           <w:lang w:val="sv-SE"/>
         </w:rPr>
       </w:pPr>
-      <w:bookmarkStart w:id="12" w:name="_Toc232878456"/>
+      <w:bookmarkStart w:id="22" w:name="_Toc232878456"/>
       <w:r>
         <w:rPr>
           <w:lang w:val="sv-SE"/>
@@ -6929,7 +7971,7 @@
         </w:rPr>
         <w:t xml:space="preserve"> DAN KEBERLANJUTAN</w:t>
       </w:r>
-      <w:bookmarkEnd w:id="12"/>
+      <w:bookmarkEnd w:id="22"/>
     </w:p>
     <w:p>
       <w:pPr>
@@ -6938,7 +7980,7 @@
           <w:lang w:val="sv-SE"/>
         </w:rPr>
       </w:pPr>
-      <w:bookmarkStart w:id="13" w:name="_Toc232878457"/>
+      <w:bookmarkStart w:id="23" w:name="_Toc232878457"/>
       <w:proofErr w:type="gramStart"/>
       <w:r>
         <w:rPr>
@@ -6953,7 +7995,7 @@
         </w:rPr>
         <w:t xml:space="preserve"> Simulasi Penghematan</w:t>
       </w:r>
-      <w:bookmarkEnd w:id="13"/>
+      <w:bookmarkEnd w:id="23"/>
     </w:p>
     <w:p>
       <w:pPr>
@@ -7063,6 +8105,7 @@
           <w:lang w:val="sv-SE"/>
         </w:rPr>
       </w:pPr>
+      <w:bookmarkStart w:id="24" w:name="_Toc233045173"/>
       <w:r>
         <w:rPr>
           <w:lang w:val="sv-SE"/>
@@ -7097,6 +8140,7 @@
         </w:rPr>
         <w:t xml:space="preserve"> Hasil simulasi penghematan jarak</w:t>
       </w:r>
+      <w:bookmarkEnd w:id="24"/>
     </w:p>
     <w:tbl>
       <w:tblPr>
@@ -7682,6 +8726,7 @@
                                 <w:lang w:val="sv-SE"/>
                               </w:rPr>
                             </w:pPr>
+                            <w:bookmarkStart w:id="25" w:name="_Toc233045211"/>
                             <w:r>
                               <w:rPr>
                                 <w:lang w:val="sv-SE"/>
@@ -7716,6 +8761,7 @@
                               </w:rPr>
                               <w:t xml:space="preserve"> Total jarak per siklus pengangkutan pada skenario simulasi</w:t>
                             </w:r>
+                            <w:bookmarkEnd w:id="25"/>
                           </w:p>
                         </w:txbxContent>
                       </wps:txbx>
@@ -7748,6 +8794,7 @@
                           <w:lang w:val="sv-SE"/>
                         </w:rPr>
                       </w:pPr>
+                      <w:bookmarkStart w:id="26" w:name="_Toc233045211"/>
                       <w:r>
                         <w:rPr>
                           <w:lang w:val="sv-SE"/>
@@ -7782,6 +8829,7 @@
                         </w:rPr>
                         <w:t xml:space="preserve"> Total jarak per siklus pengangkutan pada skenario simulasi</w:t>
                       </w:r>
+                      <w:bookmarkEnd w:id="26"/>
                     </w:p>
                   </w:txbxContent>
                 </v:textbox>
@@ -7821,7 +8869,7 @@
                     </pic:cNvPicPr>
                   </pic:nvPicPr>
                   <pic:blipFill>
-                    <a:blip r:embed="rId14" cstate="print">
+                    <a:blip r:embed="rId15" cstate="print">
                       <a:extLst>
                         <a:ext uri="{28A0092B-C50C-407E-A947-70E740481C1C}">
                           <a14:useLocalDpi xmlns:a14="http://schemas.microsoft.com/office/drawing/2010/main" val="0"/>
@@ -7914,7 +8962,7 @@
           <w:lang w:val="sv-SE"/>
         </w:rPr>
       </w:pPr>
-      <w:bookmarkStart w:id="14" w:name="_Toc232878458"/>
+      <w:bookmarkStart w:id="27" w:name="_Toc232878458"/>
       <w:proofErr w:type="gramStart"/>
       <w:r>
         <w:rPr>
@@ -7944,7 +8992,7 @@
         </w:rPr>
         <w:t xml:space="preserve"> Lingkungan</w:t>
       </w:r>
-      <w:bookmarkEnd w:id="14"/>
+      <w:bookmarkEnd w:id="27"/>
     </w:p>
     <w:p>
       <w:pPr>
@@ -8067,6 +9115,7 @@
         <w:pStyle w:val="Caption"/>
         <w:keepNext/>
       </w:pPr>
+      <w:bookmarkStart w:id="28" w:name="_Toc233045174"/>
       <w:r>
         <w:t xml:space="preserve">Tabel 3. </w:t>
       </w:r>
@@ -8084,6 +9133,7 @@
       <w:r>
         <w:t>Estimasi dampak biaya BBM dan emisi per satu depot per tahun</w:t>
       </w:r>
+      <w:bookmarkEnd w:id="28"/>
     </w:p>
     <w:tbl>
       <w:tblPr>
@@ -8546,7 +9596,7 @@
                     </pic:cNvPicPr>
                   </pic:nvPicPr>
                   <pic:blipFill>
-                    <a:blip r:embed="rId15"/>
+                    <a:blip r:embed="rId16"/>
                     <a:srcRect/>
                     <a:stretch>
                       <a:fillRect/>
@@ -8575,6 +9625,7 @@
           <w:lang w:val="sv-SE"/>
         </w:rPr>
       </w:pPr>
+      <w:bookmarkStart w:id="29" w:name="_Toc233045212"/>
       <w:r>
         <w:rPr>
           <w:lang w:val="sv-SE"/>
@@ -8623,6 +9674,7 @@
         </w:rPr>
         <w:t xml:space="preserve"> emisi</w:t>
       </w:r>
+      <w:bookmarkEnd w:id="29"/>
     </w:p>
     <w:p>
       <w:pPr>
@@ -8720,7 +9772,7 @@
           <w:lang w:val="sv-SE"/>
         </w:rPr>
       </w:pPr>
-      <w:bookmarkStart w:id="15" w:name="_Toc232878459"/>
+      <w:bookmarkStart w:id="30" w:name="_Toc232878459"/>
       <w:proofErr w:type="gramStart"/>
       <w:r>
         <w:rPr>
@@ -8735,7 +9787,7 @@
         </w:rPr>
         <w:t xml:space="preserve"> Kelayakan</w:t>
       </w:r>
-      <w:bookmarkEnd w:id="15"/>
+      <w:bookmarkEnd w:id="30"/>
     </w:p>
     <w:p>
       <w:pPr>
@@ -8796,6 +9848,7 @@
         <w:pStyle w:val="Caption"/>
         <w:keepNext/>
       </w:pPr>
+      <w:bookmarkStart w:id="31" w:name="_Toc233045175"/>
       <w:r>
         <w:t xml:space="preserve">Tabel 3. </w:t>
       </w:r>
@@ -8813,6 +9866,7 @@
       <w:r>
         <w:t>nalisis kelayakan</w:t>
       </w:r>
+      <w:bookmarkEnd w:id="31"/>
     </w:p>
     <w:tbl>
       <w:tblPr>
@@ -9163,7 +10217,7 @@
           <w:lang w:val="sv-SE"/>
         </w:rPr>
       </w:pPr>
-      <w:bookmarkStart w:id="16" w:name="_Toc232878460"/>
+      <w:bookmarkStart w:id="32" w:name="_Toc232878460"/>
       <w:proofErr w:type="gramStart"/>
       <w:r>
         <w:rPr>
@@ -9178,7 +10232,7 @@
         </w:rPr>
         <w:t xml:space="preserve"> Implementasi</w:t>
       </w:r>
-      <w:bookmarkEnd w:id="16"/>
+      <w:bookmarkEnd w:id="32"/>
     </w:p>
     <w:p>
       <w:pPr>
@@ -9256,7 +10310,7 @@
                     </pic:cNvPicPr>
                   </pic:nvPicPr>
                   <pic:blipFill>
-                    <a:blip r:embed="rId16"/>
+                    <a:blip r:embed="rId17"/>
                     <a:srcRect/>
                     <a:stretch>
                       <a:fillRect/>
@@ -9282,6 +10336,7 @@
       <w:pPr>
         <w:pStyle w:val="Caption"/>
       </w:pPr>
+      <w:bookmarkStart w:id="33" w:name="_Toc233045213"/>
       <w:r>
         <w:t xml:space="preserve">Gambar 3. </w:t>
       </w:r>
@@ -9299,6 +10354,7 @@
       <w:r>
         <w:t>Rencana implementasi purwarupa</w:t>
       </w:r>
+      <w:bookmarkEnd w:id="33"/>
     </w:p>
     <w:p>
       <w:pPr>
@@ -9341,6 +10397,7 @@
         <w:pStyle w:val="Caption"/>
         <w:keepNext/>
       </w:pPr>
+      <w:bookmarkStart w:id="34" w:name="_Toc233045176"/>
       <w:r>
         <w:t xml:space="preserve">Tabel 3. </w:t>
       </w:r>
@@ -9358,6 +10415,7 @@
       <w:r>
         <w:t>Tahapan implementasi dan luaran</w:t>
       </w:r>
+      <w:bookmarkEnd w:id="34"/>
     </w:p>
     <w:tbl>
       <w:tblPr>
@@ -10068,12 +11126,12 @@
       <w:pPr>
         <w:pStyle w:val="Heading2"/>
       </w:pPr>
-      <w:bookmarkStart w:id="17" w:name="_Toc232878461"/>
+      <w:bookmarkStart w:id="35" w:name="_Toc232878461"/>
       <w:proofErr w:type="gramStart"/>
       <w:r>
         <w:t>3.5  Keberlanjutan</w:t>
       </w:r>
-      <w:bookmarkEnd w:id="17"/>
+      <w:bookmarkEnd w:id="35"/>
       <w:proofErr w:type="gramEnd"/>
     </w:p>
     <w:p>
@@ -10129,7 +11187,7 @@
           <w:lang w:val="sv-SE"/>
         </w:rPr>
       </w:pPr>
-      <w:bookmarkStart w:id="18" w:name="_Toc232878462"/>
+      <w:bookmarkStart w:id="36" w:name="_Toc232878462"/>
       <w:r>
         <w:rPr>
           <w:lang w:val="sv-SE"/>
@@ -10137,7 +11195,7 @@
         <w:lastRenderedPageBreak/>
         <w:t>DAFTAR PUSTAKA</w:t>
       </w:r>
-      <w:bookmarkEnd w:id="18"/>
+      <w:bookmarkEnd w:id="36"/>
     </w:p>
     <w:p>
       <w:pPr>
@@ -10330,7 +11388,7 @@
       </w:r>
     </w:p>
     <w:sectPr>
-      <w:footerReference w:type="default" r:id="rId17"/>
+      <w:footerReference w:type="default" r:id="rId18"/>
       <w:pgSz w:w="11906" w:h="16838"/>
       <w:pgMar w:top="1701" w:right="1701" w:bottom="1701" w:left="2268" w:header="708" w:footer="708" w:gutter="0"/>
       <w:cols w:space="720"/>
@@ -11109,7 +12167,6 @@
   <w:style w:type="character" w:default="1" w:styleId="DefaultParagraphFont">
     <w:name w:val="Default Paragraph Font"/>
     <w:uiPriority w:val="1"/>
-    <w:semiHidden/>
     <w:unhideWhenUsed/>
   </w:style>
   <w:style w:type="table" w:default="1" w:styleId="TableNormal">
@@ -11638,4 +12695,16 @@
     </a:ext>
   </a:extLst>
 </a:theme>
+</file>
+
+<file path=customXml/item1.xml><?xml version="1.0" encoding="utf-8"?>
+<b:Sources xmlns:b="http://schemas.openxmlformats.org/officeDocument/2006/bibliography" xmlns="http://schemas.openxmlformats.org/officeDocument/2006/bibliography" SelectedStyle="\APASixthEditionOfficeOnline.xsl" StyleName="APA" Version="6"/>
+</file>
+
+<file path=customXml/itemProps1.xml><?xml version="1.0" encoding="utf-8"?>
+<ds:datastoreItem xmlns:ds="http://schemas.openxmlformats.org/officeDocument/2006/customXml" ds:itemID="{6115F86A-F06D-43AC-849A-139270FB03AA}">
+  <ds:schemaRefs>
+    <ds:schemaRef ds:uri="http://schemas.openxmlformats.org/officeDocument/2006/bibliography"/>
+  </ds:schemaRefs>
+</ds:datastoreItem>
 </file>